--- a/docassemble/SmallEstateAffidavit/data/templates/small_estate_affidavit.docx
+++ b/docassemble/SmallEstateAffidavit/data/templates/small_estate_affidavit.docx
@@ -4,10 +4,14 @@
   <w:body>
     <w:p>
       <w:pPr>
+        <w:ind w:firstLine="720"/>
+        <w:jc w:val="center"/>
         <w:rPr>
           <w:rFonts w:ascii="Verdana" w:hAnsi="Verdana" w:cs="Arial"/>
           <w:b/>
           <w:bCs/>
+          <w:sz w:val="32"/>
+          <w:szCs w:val="32"/>
         </w:rPr>
       </w:pPr>
       <w:r>
@@ -15,6 +19,8 @@
           <w:rFonts w:ascii="Verdana" w:hAnsi="Verdana" w:cs="Arial"/>
           <w:b/>
           <w:bCs/>
+          <w:sz w:val="32"/>
+          <w:szCs w:val="32"/>
         </w:rPr>
         <w:t>Small Estate Affidavit</w:t>
       </w:r>
@@ -28,10 +34,12 @@
     </w:p>
     <w:p>
       <w:pPr>
-        <w:rPr>
-          <w:rFonts w:ascii="Verdana" w:hAnsi="Verdana" w:cs="Arial"/>
-        </w:rPr>
-      </w:pPr>
+        <w:spacing w:line="360" w:lineRule="auto"/>
+        <w:rPr>
+          <w:rFonts w:ascii="Verdana" w:hAnsi="Verdana" w:cs="Arial"/>
+        </w:rPr>
+      </w:pPr>
+      <w:proofErr w:type="gramStart"/>
       <w:r>
         <w:rPr>
           <w:rFonts w:ascii="Verdana" w:hAnsi="Verdana" w:cs="Arial"/>
@@ -45,6 +53,7 @@
         <w:t>{{</w:t>
       </w:r>
       <w:proofErr w:type="spellStart"/>
+      <w:proofErr w:type="gramEnd"/>
       <w:r>
         <w:rPr>
           <w:rFonts w:ascii="Verdana" w:hAnsi="Verdana" w:cs="Arial"/>
@@ -56,7 +65,28 @@
         <w:rPr>
           <w:rFonts w:ascii="Verdana" w:hAnsi="Verdana" w:cs="Arial"/>
         </w:rPr>
-        <w:t>(users[0])</w:t>
+        <w:t>(</w:t>
+      </w:r>
+      <w:proofErr w:type="gramStart"/>
+      <w:r>
+        <w:rPr>
+          <w:rFonts w:ascii="Verdana" w:hAnsi="Verdana" w:cs="Arial"/>
+        </w:rPr>
+        <w:t>users[</w:t>
+      </w:r>
+      <w:proofErr w:type="gramEnd"/>
+      <w:r>
+        <w:rPr>
+          <w:rFonts w:ascii="Verdana" w:hAnsi="Verdana" w:cs="Arial"/>
+        </w:rPr>
+        <w:t>0</w:t>
+      </w:r>
+      <w:proofErr w:type="gramStart"/>
+      <w:r>
+        <w:rPr>
+          <w:rFonts w:ascii="Verdana" w:hAnsi="Verdana" w:cs="Arial"/>
+        </w:rPr>
+        <w:t>])</w:t>
       </w:r>
       <w:r>
         <w:rPr>
@@ -64,19 +94,13 @@
         </w:rPr>
         <w:t>}}</w:t>
       </w:r>
+      <w:proofErr w:type="gramEnd"/>
       <w:r>
         <w:rPr>
           <w:rFonts w:ascii="Verdana" w:hAnsi="Verdana" w:cs="Arial"/>
         </w:rPr>
         <w:t xml:space="preserve"> on oath state:</w:t>
       </w:r>
-    </w:p>
-    <w:p>
-      <w:pPr>
-        <w:rPr>
-          <w:rFonts w:ascii="Verdana" w:hAnsi="Verdana" w:cs="Arial"/>
-        </w:rPr>
-      </w:pPr>
     </w:p>
     <w:p>
       <w:pPr>
@@ -84,35 +108,71 @@
           <w:ilvl w:val="0"/>
           <w:numId w:val="3"/>
         </w:numPr>
-        <w:rPr>
-          <w:rFonts w:ascii="Verdana" w:hAnsi="Verdana" w:cs="Arial"/>
-        </w:rPr>
-      </w:pPr>
-      <w:r>
-        <w:rPr>
-          <w:rFonts w:ascii="Verdana" w:hAnsi="Verdana" w:cs="Arial"/>
-        </w:rPr>
-        <w:t xml:space="preserve">(a) My address is: </w:t>
-      </w:r>
-      <w:r>
-        <w:rPr>
-          <w:rFonts w:ascii="Verdana" w:hAnsi="Verdana" w:cs="Arial"/>
-        </w:rPr>
-        <w:t>{{users[0].</w:t>
+        <w:spacing w:line="360" w:lineRule="auto"/>
+        <w:rPr>
+          <w:rFonts w:ascii="Verdana" w:hAnsi="Verdana" w:cs="Arial"/>
+        </w:rPr>
+      </w:pPr>
+      <w:r>
+        <w:rPr>
+          <w:rFonts w:ascii="Verdana" w:hAnsi="Verdana" w:cs="Arial"/>
+        </w:rPr>
+        <w:t xml:space="preserve">(a) My address </w:t>
+      </w:r>
+      <w:proofErr w:type="gramStart"/>
+      <w:r>
+        <w:rPr>
+          <w:rFonts w:ascii="Verdana" w:hAnsi="Verdana" w:cs="Arial"/>
+        </w:rPr>
+        <w:t xml:space="preserve">is: </w:t>
+      </w:r>
+      <w:r>
+        <w:rPr>
+          <w:rFonts w:ascii="Verdana" w:hAnsi="Verdana" w:cs="Arial"/>
+        </w:rPr>
+        <w:t>{{</w:t>
+      </w:r>
+      <w:proofErr w:type="gramEnd"/>
+      <w:r>
+        <w:rPr>
+          <w:rFonts w:ascii="Verdana" w:hAnsi="Verdana" w:cs="Arial"/>
+        </w:rPr>
+        <w:t>users[0</w:t>
+      </w:r>
+      <w:proofErr w:type="gramStart"/>
+      <w:r>
+        <w:rPr>
+          <w:rFonts w:ascii="Verdana" w:hAnsi="Verdana" w:cs="Arial"/>
+        </w:rPr>
+        <w:t>].</w:t>
       </w:r>
       <w:proofErr w:type="spellStart"/>
       <w:r>
         <w:rPr>
           <w:rFonts w:ascii="Verdana" w:hAnsi="Verdana" w:cs="Arial"/>
         </w:rPr>
-        <w:t>address.on_one_line</w:t>
+        <w:t>address</w:t>
+      </w:r>
+      <w:proofErr w:type="gramEnd"/>
+      <w:r>
+        <w:rPr>
+          <w:rFonts w:ascii="Verdana" w:hAnsi="Verdana" w:cs="Arial"/>
+        </w:rPr>
+        <w:t>.on_one_line</w:t>
       </w:r>
       <w:proofErr w:type="spellEnd"/>
       <w:r>
         <w:rPr>
           <w:rFonts w:ascii="Verdana" w:hAnsi="Verdana" w:cs="Arial"/>
         </w:rPr>
-        <w:t>(bare=True</w:t>
+        <w:t>(bare=</w:t>
+      </w:r>
+      <w:proofErr w:type="gramStart"/>
+      <w:r>
+        <w:rPr>
+          <w:rFonts w:ascii="Verdana" w:hAnsi="Verdana" w:cs="Arial"/>
+        </w:rPr>
+        <w:t>True</w:t>
       </w:r>
       <w:r>
         <w:rPr>
@@ -126,6 +186,7 @@
         </w:rPr>
         <w:t>}}</w:t>
       </w:r>
+      <w:proofErr w:type="gramEnd"/>
       <w:r>
         <w:rPr>
           <w:rFonts w:ascii="Verdana" w:hAnsi="Verdana" w:cs="Arial"/>
@@ -135,7 +196,7 @@
     </w:p>
     <w:p>
       <w:pPr>
-        <w:ind w:firstLine="720"/>
+        <w:spacing w:line="360" w:lineRule="auto"/>
         <w:rPr>
           <w:rFonts w:ascii="Verdana" w:hAnsi="Verdana" w:cs="Arial"/>
         </w:rPr>
@@ -156,15 +217,22 @@
         <w:rPr>
           <w:rFonts w:ascii="Verdana" w:hAnsi="Verdana" w:cs="Arial"/>
         </w:rPr>
-        <w:t xml:space="preserve">) I understand that, if I am an out of state resident, I submit myself to the jurisdiction of Illinois courts for all matters related to the preparation and use of this affidavit. My agent for service of process in Illinois is: </w:t>
-      </w:r>
-    </w:p>
-    <w:p>
-      <w:pPr>
-        <w:rPr>
-          <w:rFonts w:ascii="Verdana" w:hAnsi="Verdana" w:cs="Arial"/>
-        </w:rPr>
-      </w:pPr>
+        <w:t xml:space="preserve">) I understand that, if I am an out of state resident, I submit myself to the jurisdiction of Illinois courts for all matters related to the preparation and use of this affidavit. My agent for </w:t>
+      </w:r>
+      <w:proofErr w:type="gramStart"/>
+      <w:r>
+        <w:rPr>
+          <w:rFonts w:ascii="Verdana" w:hAnsi="Verdana" w:cs="Arial"/>
+        </w:rPr>
+        <w:t>service of process</w:t>
+      </w:r>
+      <w:proofErr w:type="gramEnd"/>
+      <w:r>
+        <w:rPr>
+          <w:rFonts w:ascii="Verdana" w:hAnsi="Verdana" w:cs="Arial"/>
+        </w:rPr>
+        <w:t xml:space="preserve"> in Illinois is: </w:t>
+      </w:r>
     </w:p>
     <w:tbl>
       <w:tblPr>
@@ -237,27 +305,83 @@
               <w:rPr>
                 <w:rFonts w:ascii="Verdana" w:hAnsi="Verdana" w:cs="Arial"/>
               </w:rPr>
-              <w:t>(users[0]) %}{{</w:t>
+              <w:t>(</w:t>
+            </w:r>
+            <w:proofErr w:type="gramStart"/>
+            <w:r>
+              <w:rPr>
+                <w:rFonts w:ascii="Verdana" w:hAnsi="Verdana" w:cs="Arial"/>
+              </w:rPr>
+              <w:t>users[</w:t>
+            </w:r>
+            <w:proofErr w:type="gramEnd"/>
+            <w:r>
+              <w:rPr>
+                <w:rFonts w:ascii="Verdana" w:hAnsi="Verdana" w:cs="Arial"/>
+              </w:rPr>
+              <w:t xml:space="preserve">0]) </w:t>
+            </w:r>
+            <w:proofErr w:type="gramStart"/>
+            <w:r>
+              <w:rPr>
+                <w:rFonts w:ascii="Verdana" w:hAnsi="Verdana" w:cs="Arial"/>
+              </w:rPr>
+              <w:t>%}{</w:t>
+            </w:r>
+            <w:proofErr w:type="gramEnd"/>
+            <w:r>
+              <w:rPr>
+                <w:rFonts w:ascii="Verdana" w:hAnsi="Verdana" w:cs="Arial"/>
+              </w:rPr>
+              <w:t>{</w:t>
             </w:r>
             <w:proofErr w:type="spellStart"/>
             <w:r>
               <w:rPr>
                 <w:rFonts w:ascii="Verdana" w:hAnsi="Verdana" w:cs="Arial"/>
               </w:rPr>
-              <w:t>agent.name_full</w:t>
+              <w:t>agent.name_</w:t>
+            </w:r>
+            <w:proofErr w:type="gramStart"/>
+            <w:r>
+              <w:rPr>
+                <w:rFonts w:ascii="Verdana" w:hAnsi="Verdana" w:cs="Arial"/>
+              </w:rPr>
+              <w:t>full</w:t>
             </w:r>
             <w:proofErr w:type="spellEnd"/>
             <w:r>
               <w:rPr>
                 <w:rFonts w:ascii="Verdana" w:hAnsi="Verdana" w:cs="Arial"/>
               </w:rPr>
-              <w:t>()}}</w:t>
-            </w:r>
-            <w:r>
-              <w:rPr>
-                <w:rFonts w:ascii="Verdana" w:hAnsi="Verdana" w:cs="Arial"/>
-              </w:rPr>
-              <w:t>{% endif %}</w:t>
+              <w:t>(</w:t>
+            </w:r>
+            <w:proofErr w:type="gramEnd"/>
+            <w:r>
+              <w:rPr>
+                <w:rFonts w:ascii="Verdana" w:hAnsi="Verdana" w:cs="Arial"/>
+              </w:rPr>
+              <w:t>)</w:t>
+            </w:r>
+            <w:proofErr w:type="gramStart"/>
+            <w:r>
+              <w:rPr>
+                <w:rFonts w:ascii="Verdana" w:hAnsi="Verdana" w:cs="Arial"/>
+              </w:rPr>
+              <w:t>}}</w:t>
+            </w:r>
+            <w:r>
+              <w:rPr>
+                <w:rFonts w:ascii="Verdana" w:hAnsi="Verdana" w:cs="Arial"/>
+              </w:rPr>
+              <w:t>{</w:t>
+            </w:r>
+            <w:proofErr w:type="gramEnd"/>
+            <w:r>
+              <w:rPr>
+                <w:rFonts w:ascii="Verdana" w:hAnsi="Verdana" w:cs="Arial"/>
+              </w:rPr>
+              <w:t>% endif %}</w:t>
             </w:r>
           </w:p>
         </w:tc>
@@ -313,27 +437,77 @@
               <w:rPr>
                 <w:rFonts w:ascii="Verdana" w:hAnsi="Verdana" w:cs="Arial"/>
               </w:rPr>
-              <w:t>(users[0]) %}{{</w:t>
+              <w:t>(</w:t>
+            </w:r>
+            <w:proofErr w:type="gramStart"/>
+            <w:r>
+              <w:rPr>
+                <w:rFonts w:ascii="Verdana" w:hAnsi="Verdana" w:cs="Arial"/>
+              </w:rPr>
+              <w:t>users[</w:t>
+            </w:r>
+            <w:proofErr w:type="gramEnd"/>
+            <w:r>
+              <w:rPr>
+                <w:rFonts w:ascii="Verdana" w:hAnsi="Verdana" w:cs="Arial"/>
+              </w:rPr>
+              <w:t xml:space="preserve">0]) </w:t>
+            </w:r>
+            <w:proofErr w:type="gramStart"/>
+            <w:r>
+              <w:rPr>
+                <w:rFonts w:ascii="Verdana" w:hAnsi="Verdana" w:cs="Arial"/>
+              </w:rPr>
+              <w:t>%}{</w:t>
+            </w:r>
+            <w:proofErr w:type="gramEnd"/>
+            <w:r>
+              <w:rPr>
+                <w:rFonts w:ascii="Verdana" w:hAnsi="Verdana" w:cs="Arial"/>
+              </w:rPr>
+              <w:t>{</w:t>
             </w:r>
             <w:proofErr w:type="spellStart"/>
-            <w:r>
-              <w:rPr>
-                <w:rFonts w:ascii="Verdana" w:hAnsi="Verdana" w:cs="Arial"/>
-              </w:rPr>
-              <w:t>agent.address.line_one</w:t>
+            <w:proofErr w:type="gramStart"/>
+            <w:r>
+              <w:rPr>
+                <w:rFonts w:ascii="Verdana" w:hAnsi="Verdana" w:cs="Arial"/>
+              </w:rPr>
+              <w:t>agent.address</w:t>
+            </w:r>
+            <w:proofErr w:type="gramEnd"/>
+            <w:r>
+              <w:rPr>
+                <w:rFonts w:ascii="Verdana" w:hAnsi="Verdana" w:cs="Arial"/>
+              </w:rPr>
+              <w:t>.line_one</w:t>
             </w:r>
             <w:proofErr w:type="spellEnd"/>
             <w:r>
               <w:rPr>
                 <w:rFonts w:ascii="Verdana" w:hAnsi="Verdana" w:cs="Arial"/>
               </w:rPr>
-              <w:t>(bare=True)}}</w:t>
-            </w:r>
-            <w:r>
-              <w:rPr>
-                <w:rFonts w:ascii="Verdana" w:hAnsi="Verdana" w:cs="Arial"/>
-              </w:rPr>
-              <w:t>{% endif %}</w:t>
+              <w:t>(bare=True)</w:t>
+            </w:r>
+            <w:proofErr w:type="gramStart"/>
+            <w:r>
+              <w:rPr>
+                <w:rFonts w:ascii="Verdana" w:hAnsi="Verdana" w:cs="Arial"/>
+              </w:rPr>
+              <w:t>}}</w:t>
+            </w:r>
+            <w:r>
+              <w:rPr>
+                <w:rFonts w:ascii="Verdana" w:hAnsi="Verdana" w:cs="Arial"/>
+              </w:rPr>
+              <w:t>{</w:t>
+            </w:r>
+            <w:proofErr w:type="gramEnd"/>
+            <w:r>
+              <w:rPr>
+                <w:rFonts w:ascii="Verdana" w:hAnsi="Verdana" w:cs="Arial"/>
+              </w:rPr>
+              <w:t>% endif %}</w:t>
             </w:r>
           </w:p>
         </w:tc>
@@ -389,21 +563,71 @@
               <w:rPr>
                 <w:rFonts w:ascii="Verdana" w:hAnsi="Verdana" w:cs="Arial"/>
               </w:rPr>
-              <w:t>(users[0]) %}{{</w:t>
+              <w:t>(</w:t>
+            </w:r>
+            <w:proofErr w:type="gramStart"/>
+            <w:r>
+              <w:rPr>
+                <w:rFonts w:ascii="Verdana" w:hAnsi="Verdana" w:cs="Arial"/>
+              </w:rPr>
+              <w:t>users[</w:t>
+            </w:r>
+            <w:proofErr w:type="gramEnd"/>
+            <w:r>
+              <w:rPr>
+                <w:rFonts w:ascii="Verdana" w:hAnsi="Verdana" w:cs="Arial"/>
+              </w:rPr>
+              <w:t xml:space="preserve">0]) </w:t>
+            </w:r>
+            <w:proofErr w:type="gramStart"/>
+            <w:r>
+              <w:rPr>
+                <w:rFonts w:ascii="Verdana" w:hAnsi="Verdana" w:cs="Arial"/>
+              </w:rPr>
+              <w:t>%}{</w:t>
+            </w:r>
+            <w:proofErr w:type="gramEnd"/>
+            <w:r>
+              <w:rPr>
+                <w:rFonts w:ascii="Verdana" w:hAnsi="Verdana" w:cs="Arial"/>
+              </w:rPr>
+              <w:t>{</w:t>
             </w:r>
             <w:proofErr w:type="spellStart"/>
-            <w:r>
-              <w:rPr>
-                <w:rFonts w:ascii="Verdana" w:hAnsi="Verdana" w:cs="Arial"/>
-              </w:rPr>
-              <w:t>agent.address.line_two</w:t>
+            <w:proofErr w:type="gramStart"/>
+            <w:r>
+              <w:rPr>
+                <w:rFonts w:ascii="Verdana" w:hAnsi="Verdana" w:cs="Arial"/>
+              </w:rPr>
+              <w:t>agent.address</w:t>
+            </w:r>
+            <w:proofErr w:type="gramEnd"/>
+            <w:r>
+              <w:rPr>
+                <w:rFonts w:ascii="Verdana" w:hAnsi="Verdana" w:cs="Arial"/>
+              </w:rPr>
+              <w:t>.line_</w:t>
+            </w:r>
+            <w:proofErr w:type="gramStart"/>
+            <w:r>
+              <w:rPr>
+                <w:rFonts w:ascii="Verdana" w:hAnsi="Verdana" w:cs="Arial"/>
+              </w:rPr>
+              <w:t>two</w:t>
             </w:r>
             <w:proofErr w:type="spellEnd"/>
             <w:r>
               <w:rPr>
                 <w:rFonts w:ascii="Verdana" w:hAnsi="Verdana" w:cs="Arial"/>
               </w:rPr>
-              <w:t>()}}</w:t>
+              <w:t>(</w:t>
+            </w:r>
+            <w:proofErr w:type="gramEnd"/>
+            <w:r>
+              <w:rPr>
+                <w:rFonts w:ascii="Verdana" w:hAnsi="Verdana" w:cs="Arial"/>
+              </w:rPr>
+              <w:t>)}}</w:t>
             </w:r>
             <w:r>
               <w:rPr>
@@ -465,7 +689,21 @@
               <w:rPr>
                 <w:rFonts w:ascii="Verdana" w:hAnsi="Verdana" w:cs="Arial"/>
               </w:rPr>
-              <w:t>(users[0]</w:t>
+              <w:t>(</w:t>
+            </w:r>
+            <w:proofErr w:type="gramStart"/>
+            <w:r>
+              <w:rPr>
+                <w:rFonts w:ascii="Verdana" w:hAnsi="Verdana" w:cs="Arial"/>
+              </w:rPr>
+              <w:t>users[</w:t>
+            </w:r>
+            <w:proofErr w:type="gramEnd"/>
+            <w:r>
+              <w:rPr>
+                <w:rFonts w:ascii="Verdana" w:hAnsi="Verdana" w:cs="Arial"/>
+              </w:rPr>
+              <w:t>0]</w:t>
             </w:r>
             <w:r>
               <w:rPr>
@@ -477,7 +715,21 @@
               <w:rPr>
                 <w:rFonts w:ascii="Verdana" w:hAnsi="Verdana" w:cs="Arial"/>
               </w:rPr>
-              <w:t xml:space="preserve"> %}{{</w:t>
+              <w:t xml:space="preserve"> </w:t>
+            </w:r>
+            <w:proofErr w:type="gramStart"/>
+            <w:r>
+              <w:rPr>
+                <w:rFonts w:ascii="Verdana" w:hAnsi="Verdana" w:cs="Arial"/>
+              </w:rPr>
+              <w:t>%}{</w:t>
+            </w:r>
+            <w:proofErr w:type="gramEnd"/>
+            <w:r>
+              <w:rPr>
+                <w:rFonts w:ascii="Verdana" w:hAnsi="Verdana" w:cs="Arial"/>
+              </w:rPr>
+              <w:t>{</w:t>
             </w:r>
             <w:proofErr w:type="spellStart"/>
             <w:r>
@@ -494,24 +746,46 @@
               <w:t>(</w:t>
             </w:r>
             <w:proofErr w:type="spellStart"/>
-            <w:r>
-              <w:rPr>
-                <w:rFonts w:ascii="Verdana" w:hAnsi="Verdana" w:cs="Arial"/>
-              </w:rPr>
-              <w:t>agent.phone_number</w:t>
+            <w:proofErr w:type="gramStart"/>
+            <w:r>
+              <w:rPr>
+                <w:rFonts w:ascii="Verdana" w:hAnsi="Verdana" w:cs="Arial"/>
+              </w:rPr>
+              <w:t>agent.phone</w:t>
+            </w:r>
+            <w:proofErr w:type="gramEnd"/>
+            <w:r>
+              <w:rPr>
+                <w:rFonts w:ascii="Verdana" w:hAnsi="Verdana" w:cs="Arial"/>
+              </w:rPr>
+              <w:t>_number</w:t>
             </w:r>
             <w:proofErr w:type="spellEnd"/>
             <w:r>
               <w:rPr>
                 <w:rFonts w:ascii="Verdana" w:hAnsi="Verdana" w:cs="Arial"/>
               </w:rPr>
-              <w:t>)}}</w:t>
-            </w:r>
-            <w:r>
-              <w:rPr>
-                <w:rFonts w:ascii="Verdana" w:hAnsi="Verdana" w:cs="Arial"/>
-              </w:rPr>
-              <w:t>{% endif %}</w:t>
+              <w:t>)</w:t>
+            </w:r>
+            <w:proofErr w:type="gramStart"/>
+            <w:r>
+              <w:rPr>
+                <w:rFonts w:ascii="Verdana" w:hAnsi="Verdana" w:cs="Arial"/>
+              </w:rPr>
+              <w:t>}}</w:t>
+            </w:r>
+            <w:r>
+              <w:rPr>
+                <w:rFonts w:ascii="Verdana" w:hAnsi="Verdana" w:cs="Arial"/>
+              </w:rPr>
+              <w:t>{</w:t>
+            </w:r>
+            <w:proofErr w:type="gramEnd"/>
+            <w:r>
+              <w:rPr>
+                <w:rFonts w:ascii="Verdana" w:hAnsi="Verdana" w:cs="Arial"/>
+              </w:rPr>
+              <w:t>% endif %}</w:t>
             </w:r>
           </w:p>
         </w:tc>
@@ -526,6 +800,7 @@
     </w:p>
     <w:p>
       <w:pPr>
+        <w:spacing w:line="360" w:lineRule="auto"/>
         <w:rPr>
           <w:rFonts w:ascii="Verdana" w:hAnsi="Verdana" w:cs="Arial"/>
         </w:rPr>
@@ -547,7 +822,21 @@
         <w:rPr>
           <w:rFonts w:ascii="Verdana" w:hAnsi="Verdana" w:cs="Arial"/>
         </w:rPr>
-        <w:t>trial_court.address.county</w:t>
+        <w:t>trial_</w:t>
+      </w:r>
+      <w:proofErr w:type="gramStart"/>
+      <w:r>
+        <w:rPr>
+          <w:rFonts w:ascii="Verdana" w:hAnsi="Verdana" w:cs="Arial"/>
+        </w:rPr>
+        <w:t>court.address</w:t>
+      </w:r>
+      <w:proofErr w:type="gramEnd"/>
+      <w:r>
+        <w:rPr>
+          <w:rFonts w:ascii="Verdana" w:hAnsi="Verdana" w:cs="Arial"/>
+        </w:rPr>
+        <w:t>.county</w:t>
       </w:r>
       <w:proofErr w:type="spellEnd"/>
       <w:r>
@@ -562,13 +851,6 @@
         </w:rPr>
         <w:t xml:space="preserve"> Illinois is recognized by Illinois law as my agent for service of process. </w:t>
       </w:r>
-    </w:p>
-    <w:p>
-      <w:pPr>
-        <w:rPr>
-          <w:rFonts w:ascii="Verdana" w:hAnsi="Verdana" w:cs="Arial"/>
-        </w:rPr>
-      </w:pPr>
     </w:p>
     <w:p>
       <w:pPr>
@@ -576,6 +858,7 @@
           <w:ilvl w:val="0"/>
           <w:numId w:val="3"/>
         </w:numPr>
+        <w:spacing w:line="360" w:lineRule="auto"/>
         <w:rPr>
           <w:rFonts w:ascii="Verdana" w:hAnsi="Verdana" w:cs="Arial"/>
         </w:rPr>
@@ -597,14 +880,28 @@
         <w:rPr>
           <w:rFonts w:ascii="Verdana" w:hAnsi="Verdana" w:cs="Arial"/>
         </w:rPr>
-        <w:t>decedent.name_full</w:t>
+        <w:t>decedent.name_</w:t>
+      </w:r>
+      <w:proofErr w:type="gramStart"/>
+      <w:r>
+        <w:rPr>
+          <w:rFonts w:ascii="Verdana" w:hAnsi="Verdana" w:cs="Arial"/>
+        </w:rPr>
+        <w:t>full</w:t>
       </w:r>
       <w:proofErr w:type="spellEnd"/>
       <w:r>
         <w:rPr>
           <w:rFonts w:ascii="Verdana" w:hAnsi="Verdana" w:cs="Arial"/>
         </w:rPr>
-        <w:t>()}}</w:t>
+        <w:t>(</w:t>
+      </w:r>
+      <w:proofErr w:type="gramEnd"/>
+      <w:r>
+        <w:rPr>
+          <w:rFonts w:ascii="Verdana" w:hAnsi="Verdana" w:cs="Arial"/>
+        </w:rPr>
+        <w:t>)}}</w:t>
       </w:r>
       <w:r>
         <w:rPr>
@@ -612,13 +909,6 @@
         </w:rPr>
         <w:t xml:space="preserve">. </w:t>
       </w:r>
-    </w:p>
-    <w:p>
-      <w:pPr>
-        <w:rPr>
-          <w:rFonts w:ascii="Verdana" w:hAnsi="Verdana" w:cs="Arial"/>
-        </w:rPr>
-      </w:pPr>
     </w:p>
     <w:p>
       <w:pPr>
@@ -626,6 +916,7 @@
           <w:ilvl w:val="0"/>
           <w:numId w:val="3"/>
         </w:numPr>
+        <w:spacing w:line="360" w:lineRule="auto"/>
         <w:rPr>
           <w:rFonts w:ascii="Verdana" w:hAnsi="Verdana" w:cs="Arial"/>
         </w:rPr>
@@ -660,15 +951,14 @@
         <w:rPr>
           <w:rFonts w:ascii="Verdana" w:hAnsi="Verdana" w:cs="Arial"/>
         </w:rPr>
-        <w:t>, and I have attached a copy of the death certificate hereto.</w:t>
-      </w:r>
-    </w:p>
-    <w:p>
-      <w:pPr>
-        <w:rPr>
-          <w:rFonts w:ascii="Verdana" w:hAnsi="Verdana" w:cs="Arial"/>
-        </w:rPr>
-      </w:pPr>
+        <w:t>, and I have attached a copy of the death certificate hereto</w:t>
+      </w:r>
+      <w:r>
+        <w:rPr>
+          <w:rFonts w:ascii="Verdana" w:hAnsi="Verdana" w:cs="Arial"/>
+        </w:rPr>
+        <w:t>;</w:t>
+      </w:r>
     </w:p>
     <w:p>
       <w:pPr>
@@ -676,15 +966,15 @@
           <w:ilvl w:val="0"/>
           <w:numId w:val="3"/>
         </w:numPr>
-        <w:rPr>
-          <w:rFonts w:ascii="Verdana" w:hAnsi="Verdana" w:cs="Arial"/>
-        </w:rPr>
-      </w:pPr>
-      <w:r>
-        <w:rPr>
-          <w:rFonts w:ascii="Verdana" w:hAnsi="Verdana" w:cs="Arial"/>
-        </w:rPr>
-        <w:lastRenderedPageBreak/>
+        <w:spacing w:line="360" w:lineRule="auto"/>
+        <w:rPr>
+          <w:rFonts w:ascii="Verdana" w:hAnsi="Verdana" w:cs="Arial"/>
+        </w:rPr>
+      </w:pPr>
+      <w:r>
+        <w:rPr>
+          <w:rFonts w:ascii="Verdana" w:hAnsi="Verdana" w:cs="Arial"/>
+        </w:rPr>
         <w:t xml:space="preserve">The decedent's place of residence immediately before the decedent’s death was </w:t>
       </w:r>
       <w:r>
@@ -694,11 +984,19 @@
         <w:t>{{</w:t>
       </w:r>
       <w:proofErr w:type="spellStart"/>
-      <w:r>
-        <w:rPr>
-          <w:rFonts w:ascii="Verdana" w:hAnsi="Verdana" w:cs="Arial"/>
-        </w:rPr>
-        <w:t>decedent.address.on_one_line</w:t>
+      <w:proofErr w:type="gramStart"/>
+      <w:r>
+        <w:rPr>
+          <w:rFonts w:ascii="Verdana" w:hAnsi="Verdana" w:cs="Arial"/>
+        </w:rPr>
+        <w:t>decedent.address</w:t>
+      </w:r>
+      <w:proofErr w:type="gramEnd"/>
+      <w:r>
+        <w:rPr>
+          <w:rFonts w:ascii="Verdana" w:hAnsi="Verdana" w:cs="Arial"/>
+        </w:rPr>
+        <w:t>.on_one_line</w:t>
       </w:r>
       <w:proofErr w:type="spellEnd"/>
       <w:r>
@@ -713,13 +1011,6 @@
         </w:rPr>
         <w:t>;</w:t>
       </w:r>
-    </w:p>
-    <w:p>
-      <w:pPr>
-        <w:rPr>
-          <w:rFonts w:ascii="Verdana" w:hAnsi="Verdana" w:cs="Arial"/>
-        </w:rPr>
-      </w:pPr>
     </w:p>
     <w:p>
       <w:pPr>
@@ -727,23 +1018,18 @@
           <w:ilvl w:val="0"/>
           <w:numId w:val="3"/>
         </w:numPr>
-        <w:rPr>
-          <w:rFonts w:ascii="Verdana" w:hAnsi="Verdana" w:cs="Arial"/>
-        </w:rPr>
-      </w:pPr>
-      <w:r>
-        <w:rPr>
-          <w:rFonts w:ascii="Verdana" w:hAnsi="Verdana" w:cs="Arial"/>
-        </w:rPr>
+        <w:spacing w:line="360" w:lineRule="auto"/>
+        <w:rPr>
+          <w:rFonts w:ascii="Verdana" w:hAnsi="Verdana" w:cs="Arial"/>
+        </w:rPr>
+      </w:pPr>
+      <w:r>
+        <w:rPr>
+          <w:rFonts w:ascii="Verdana" w:hAnsi="Verdana" w:cs="Arial"/>
+        </w:rPr>
+        <w:lastRenderedPageBreak/>
         <w:t xml:space="preserve">No letters of office are now outstanding on the decedent's estate and no petition for letters is contemplated or pending in Illinois or in any other jurisdiction, to my knowledge; </w:t>
       </w:r>
-    </w:p>
-    <w:p>
-      <w:pPr>
-        <w:rPr>
-          <w:rFonts w:ascii="Verdana" w:hAnsi="Verdana" w:cs="Arial"/>
-        </w:rPr>
-      </w:pPr>
     </w:p>
     <w:p>
       <w:pPr>
@@ -751,43 +1037,59 @@
           <w:ilvl w:val="0"/>
           <w:numId w:val="3"/>
         </w:numPr>
-        <w:rPr>
-          <w:rFonts w:ascii="Verdana" w:hAnsi="Verdana" w:cs="Arial"/>
-        </w:rPr>
-      </w:pPr>
-      <w:r>
-        <w:rPr>
-          <w:rFonts w:ascii="Verdana" w:hAnsi="Verdana" w:cs="Arial"/>
-        </w:rPr>
-        <w:t>(a) Excluding motor vehicles registered with the Secretary of State, the decedent's entire personal estate passing to any party either by intestacy or under a will, does not exceed $150,000. (Here, list each asset, e.g., cash, stock, and its fair market value.); and</w:t>
-      </w:r>
-    </w:p>
-    <w:p>
-      <w:pPr>
-        <w:rPr>
-          <w:rFonts w:ascii="Verdana" w:hAnsi="Verdana" w:cs="Arial"/>
-        </w:rPr>
-      </w:pPr>
-    </w:p>
-    <w:p>
-      <w:pPr>
-        <w:rPr>
-          <w:rFonts w:ascii="Verdana" w:hAnsi="Verdana" w:cs="Arial"/>
-        </w:rPr>
-      </w:pPr>
-      <w:r>
-        <w:rPr>
-          <w:rFonts w:ascii="Verdana" w:hAnsi="Verdana" w:cs="Arial"/>
-        </w:rPr>
-        <w:t>(b) Any motor vehicles registered with the Secretary of State in the decedent's entire personal estate passing to any party either by intestacy or under a will. (Here, list a description of each motor vehicle by make, body type, year, and vehicle identification number.);</w:t>
-      </w:r>
-    </w:p>
-    <w:p>
-      <w:pPr>
-        <w:rPr>
-          <w:rFonts w:ascii="Verdana" w:hAnsi="Verdana" w:cs="Arial"/>
-        </w:rPr>
-      </w:pPr>
+        <w:spacing w:line="360" w:lineRule="auto"/>
+        <w:rPr>
+          <w:rFonts w:ascii="Verdana" w:hAnsi="Verdana" w:cs="Arial"/>
+        </w:rPr>
+      </w:pPr>
+      <w:r>
+        <w:rPr>
+          <w:rFonts w:ascii="Verdana" w:hAnsi="Verdana" w:cs="Arial"/>
+        </w:rPr>
+        <w:t xml:space="preserve">(a) Excluding motor vehicles registered with the Secretary of State, the decedent's entire personal estate passing to any party either by intestacy or under a will, does not exceed $150,000. (Here, </w:t>
+      </w:r>
+      <w:proofErr w:type="gramStart"/>
+      <w:r>
+        <w:rPr>
+          <w:rFonts w:ascii="Verdana" w:hAnsi="Verdana" w:cs="Arial"/>
+        </w:rPr>
+        <w:t>list</w:t>
+      </w:r>
+      <w:proofErr w:type="gramEnd"/>
+      <w:r>
+        <w:rPr>
+          <w:rFonts w:ascii="Verdana" w:hAnsi="Verdana" w:cs="Arial"/>
+        </w:rPr>
+        <w:t xml:space="preserve"> each asset, e.g., cash, stock, and its fair market value.); and</w:t>
+      </w:r>
+    </w:p>
+    <w:p>
+      <w:pPr>
+        <w:spacing w:line="360" w:lineRule="auto"/>
+        <w:rPr>
+          <w:rFonts w:ascii="Verdana" w:hAnsi="Verdana" w:cs="Arial"/>
+        </w:rPr>
+      </w:pPr>
+      <w:r>
+        <w:rPr>
+          <w:rFonts w:ascii="Verdana" w:hAnsi="Verdana" w:cs="Arial"/>
+        </w:rPr>
+        <w:t xml:space="preserve">(b) Any motor vehicles registered with the Secretary of State in the decedent's entire personal estate passing to any party either by intestacy or under a will. (Here, </w:t>
+      </w:r>
+      <w:proofErr w:type="gramStart"/>
+      <w:r>
+        <w:rPr>
+          <w:rFonts w:ascii="Verdana" w:hAnsi="Verdana" w:cs="Arial"/>
+        </w:rPr>
+        <w:t>list</w:t>
+      </w:r>
+      <w:proofErr w:type="gramEnd"/>
+      <w:r>
+        <w:rPr>
+          <w:rFonts w:ascii="Verdana" w:hAnsi="Verdana" w:cs="Arial"/>
+        </w:rPr>
+        <w:t xml:space="preserve"> a description of each motor vehicle by make, body type, year, and vehicle identification number.);</w:t>
+      </w:r>
     </w:p>
     <w:tbl>
       <w:tblPr>
@@ -892,8 +1194,16 @@
         <w:rPr>
           <w:rFonts w:ascii="Verdana" w:hAnsi="Verdana" w:cs="Arial"/>
         </w:rPr>
-        <w:t>{% for asset in assets %}</w:t>
-      </w:r>
+        <w:t xml:space="preserve">{% for asset in </w:t>
+      </w:r>
+      <w:proofErr w:type="gramStart"/>
+      <w:r>
+        <w:rPr>
+          <w:rFonts w:ascii="Verdana" w:hAnsi="Verdana" w:cs="Arial"/>
+        </w:rPr>
+        <w:t>assets %}</w:t>
+      </w:r>
+      <w:proofErr w:type="gramEnd"/>
     </w:p>
     <w:tbl>
       <w:tblPr>
@@ -938,6 +1248,7 @@
               <w:t>{{</w:t>
             </w:r>
             <w:proofErr w:type="spellStart"/>
+            <w:proofErr w:type="gramStart"/>
             <w:r>
               <w:rPr>
                 <w:rFonts w:ascii="Verdana" w:hAnsi="Verdana" w:cs="Arial"/>
@@ -945,6 +1256,7 @@
               <w:t>asset.type</w:t>
             </w:r>
             <w:proofErr w:type="spellEnd"/>
+            <w:proofErr w:type="gramEnd"/>
             <w:r>
               <w:rPr>
                 <w:rFonts w:ascii="Verdana" w:hAnsi="Verdana" w:cs="Arial"/>
@@ -1033,404 +1345,465 @@
         <w:rPr>
           <w:rFonts w:ascii="Verdana" w:hAnsi="Verdana" w:cs="Arial"/>
         </w:rPr>
+        <w:t xml:space="preserve"> </w:t>
+      </w:r>
+      <w:proofErr w:type="gramStart"/>
+      <w:r>
+        <w:rPr>
+          <w:rFonts w:ascii="Verdana" w:hAnsi="Verdana" w:cs="Arial"/>
+        </w:rPr>
+        <w:t>%}{</w:t>
+      </w:r>
+      <w:proofErr w:type="gramEnd"/>
+      <w:r>
+        <w:rPr>
+          <w:rFonts w:ascii="Verdana" w:hAnsi="Verdana" w:cs="Arial"/>
+        </w:rPr>
+        <w:t xml:space="preserve">% if </w:t>
+      </w:r>
+      <w:proofErr w:type="spellStart"/>
+      <w:r>
+        <w:rPr>
+          <w:rFonts w:ascii="Verdana" w:hAnsi="Verdana" w:cs="Arial"/>
+        </w:rPr>
+        <w:t>unclaimed_</w:t>
+      </w:r>
+      <w:proofErr w:type="gramStart"/>
+      <w:r>
+        <w:rPr>
+          <w:rFonts w:ascii="Verdana" w:hAnsi="Verdana" w:cs="Arial"/>
+        </w:rPr>
+        <w:t>property</w:t>
+      </w:r>
+      <w:proofErr w:type="spellEnd"/>
+      <w:r>
+        <w:rPr>
+          <w:rFonts w:ascii="Verdana" w:hAnsi="Verdana" w:cs="Arial"/>
+        </w:rPr>
         <w:t xml:space="preserve"> %}</w:t>
       </w:r>
-    </w:p>
-    <w:p>
-      <w:pPr>
-        <w:rPr>
-          <w:rFonts w:ascii="Verdana" w:hAnsi="Verdana" w:cs="Arial"/>
-        </w:rPr>
-      </w:pPr>
-      <w:r>
-        <w:rPr>
-          <w:rFonts w:ascii="Verdana" w:hAnsi="Verdana" w:cs="Arial"/>
-        </w:rPr>
-        <w:t xml:space="preserve">{% if </w:t>
+      <w:proofErr w:type="gramEnd"/>
+    </w:p>
+    <w:p>
+      <w:pPr>
+        <w:spacing w:line="360" w:lineRule="auto"/>
+        <w:rPr>
+          <w:rFonts w:ascii="Verdana" w:hAnsi="Verdana" w:cs="Arial"/>
+        </w:rPr>
+      </w:pPr>
+      <w:r>
+        <w:rPr>
+          <w:rFonts w:ascii="Verdana" w:hAnsi="Verdana" w:cs="Arial"/>
+        </w:rPr>
+        <w:t>Funds and/or assets held with the Illinois Treasurer’s Office</w:t>
+      </w:r>
+    </w:p>
+    <w:p>
+      <w:pPr>
+        <w:spacing w:line="240" w:lineRule="auto"/>
+        <w:rPr>
+          <w:rFonts w:ascii="Verdana" w:hAnsi="Verdana" w:cs="Arial"/>
+        </w:rPr>
+      </w:pPr>
+      <w:r>
+        <w:rPr>
+          <w:rFonts w:ascii="Verdana" w:hAnsi="Verdana" w:cs="Arial"/>
+        </w:rPr>
+        <w:t xml:space="preserve">{% endif </w:t>
+      </w:r>
+      <w:proofErr w:type="gramStart"/>
+      <w:r>
+        <w:rPr>
+          <w:rFonts w:ascii="Verdana" w:hAnsi="Verdana" w:cs="Arial"/>
+        </w:rPr>
+        <w:t>%}{</w:t>
+      </w:r>
+      <w:proofErr w:type="gramEnd"/>
+      <w:r>
+        <w:rPr>
+          <w:rFonts w:ascii="Verdana" w:hAnsi="Verdana" w:cs="Arial"/>
+        </w:rPr>
+        <w:t xml:space="preserve">% if not </w:t>
       </w:r>
       <w:proofErr w:type="spellStart"/>
       <w:r>
         <w:rPr>
           <w:rFonts w:ascii="Verdana" w:hAnsi="Verdana" w:cs="Arial"/>
         </w:rPr>
-        <w:t>unclaimed_property</w:t>
+        <w:t>funeral_</w:t>
+      </w:r>
+      <w:proofErr w:type="gramStart"/>
+      <w:r>
+        <w:rPr>
+          <w:rFonts w:ascii="Verdana" w:hAnsi="Verdana" w:cs="Arial"/>
+        </w:rPr>
+        <w:t>debts.there</w:t>
+      </w:r>
+      <w:proofErr w:type="gramEnd"/>
+      <w:r>
+        <w:rPr>
+          <w:rFonts w:ascii="Verdana" w:hAnsi="Verdana" w:cs="Arial"/>
+        </w:rPr>
+        <w:t>_are_any</w:t>
       </w:r>
       <w:proofErr w:type="spellEnd"/>
       <w:r>
         <w:rPr>
           <w:rFonts w:ascii="Verdana" w:hAnsi="Verdana" w:cs="Arial"/>
         </w:rPr>
+        <w:t xml:space="preserve"> and not </w:t>
+      </w:r>
+      <w:proofErr w:type="spellStart"/>
+      <w:r>
+        <w:rPr>
+          <w:rFonts w:ascii="Verdana" w:hAnsi="Verdana" w:cs="Arial"/>
+        </w:rPr>
+        <w:t>decedent.was_married</w:t>
+      </w:r>
+      <w:proofErr w:type="spellEnd"/>
+      <w:r>
+        <w:rPr>
+          <w:rFonts w:ascii="Verdana" w:hAnsi="Verdana" w:cs="Arial"/>
+        </w:rPr>
+        <w:t xml:space="preserve"> and not </w:t>
+      </w:r>
+      <w:proofErr w:type="spellStart"/>
+      <w:proofErr w:type="gramStart"/>
+      <w:r>
+        <w:rPr>
+          <w:rFonts w:ascii="Verdana" w:hAnsi="Verdana" w:cs="Arial"/>
+        </w:rPr>
+        <w:t>de</w:t>
+      </w:r>
+      <w:r>
+        <w:rPr>
+          <w:rFonts w:ascii="Verdana" w:hAnsi="Verdana" w:cs="Arial"/>
+        </w:rPr>
+        <w:t>pend</w:t>
+      </w:r>
+      <w:r>
+        <w:rPr>
+          <w:rFonts w:ascii="Verdana" w:hAnsi="Verdana" w:cs="Arial"/>
+        </w:rPr>
+        <w:t>ents.there</w:t>
+      </w:r>
+      <w:proofErr w:type="gramEnd"/>
+      <w:r>
+        <w:rPr>
+          <w:rFonts w:ascii="Verdana" w:hAnsi="Verdana" w:cs="Arial"/>
+        </w:rPr>
+        <w:t>_are_any</w:t>
+      </w:r>
+      <w:proofErr w:type="spellEnd"/>
+      <w:r>
+        <w:rPr>
+          <w:rFonts w:ascii="Verdana" w:hAnsi="Verdana" w:cs="Arial"/>
+        </w:rPr>
+        <w:t xml:space="preserve"> and not </w:t>
+      </w:r>
+      <w:proofErr w:type="spellStart"/>
+      <w:r>
+        <w:rPr>
+          <w:rFonts w:ascii="Verdana" w:hAnsi="Verdana" w:cs="Arial"/>
+        </w:rPr>
+        <w:t>trust_</w:t>
+      </w:r>
+      <w:proofErr w:type="gramStart"/>
+      <w:r>
+        <w:rPr>
+          <w:rFonts w:ascii="Verdana" w:hAnsi="Verdana" w:cs="Arial"/>
+        </w:rPr>
+        <w:t>property.there</w:t>
+      </w:r>
+      <w:proofErr w:type="gramEnd"/>
+      <w:r>
+        <w:rPr>
+          <w:rFonts w:ascii="Verdana" w:hAnsi="Verdana" w:cs="Arial"/>
+        </w:rPr>
+        <w:t>_are_any</w:t>
+      </w:r>
+      <w:proofErr w:type="spellEnd"/>
+      <w:r>
+        <w:rPr>
+          <w:rFonts w:ascii="Verdana" w:hAnsi="Verdana" w:cs="Arial"/>
+        </w:rPr>
+        <w:t xml:space="preserve"> and not </w:t>
+      </w:r>
+      <w:proofErr w:type="spellStart"/>
+      <w:r>
+        <w:rPr>
+          <w:rFonts w:ascii="Verdana" w:hAnsi="Verdana" w:cs="Arial"/>
+        </w:rPr>
+        <w:t>us_</w:t>
+      </w:r>
+      <w:proofErr w:type="gramStart"/>
+      <w:r>
+        <w:rPr>
+          <w:rFonts w:ascii="Verdana" w:hAnsi="Verdana" w:cs="Arial"/>
+        </w:rPr>
+        <w:t>debts.there</w:t>
+      </w:r>
+      <w:proofErr w:type="gramEnd"/>
+      <w:r>
+        <w:rPr>
+          <w:rFonts w:ascii="Verdana" w:hAnsi="Verdana" w:cs="Arial"/>
+        </w:rPr>
+        <w:t>_are_any</w:t>
+      </w:r>
+      <w:proofErr w:type="spellEnd"/>
+      <w:r>
+        <w:rPr>
+          <w:rFonts w:ascii="Verdana" w:hAnsi="Verdana" w:cs="Arial"/>
+        </w:rPr>
+        <w:t xml:space="preserve"> and not </w:t>
+      </w:r>
+      <w:proofErr w:type="spellStart"/>
+      <w:r>
+        <w:rPr>
+          <w:rFonts w:ascii="Verdana" w:hAnsi="Verdana" w:cs="Arial"/>
+        </w:rPr>
+        <w:t>employee_</w:t>
+      </w:r>
+      <w:proofErr w:type="gramStart"/>
+      <w:r>
+        <w:rPr>
+          <w:rFonts w:ascii="Verdana" w:hAnsi="Verdana" w:cs="Arial"/>
+        </w:rPr>
+        <w:t>debts.there</w:t>
+      </w:r>
+      <w:proofErr w:type="gramEnd"/>
+      <w:r>
+        <w:rPr>
+          <w:rFonts w:ascii="Verdana" w:hAnsi="Verdana" w:cs="Arial"/>
+        </w:rPr>
+        <w:t>_are_any</w:t>
+      </w:r>
+      <w:proofErr w:type="spellEnd"/>
+      <w:r>
+        <w:rPr>
+          <w:rFonts w:ascii="Verdana" w:hAnsi="Verdana" w:cs="Arial"/>
+        </w:rPr>
+        <w:t xml:space="preserve"> and not </w:t>
+      </w:r>
+      <w:proofErr w:type="spellStart"/>
+      <w:r>
+        <w:rPr>
+          <w:rFonts w:ascii="Verdana" w:hAnsi="Verdana" w:cs="Arial"/>
+        </w:rPr>
+        <w:t>illinois_</w:t>
+      </w:r>
+      <w:proofErr w:type="gramStart"/>
+      <w:r>
+        <w:rPr>
+          <w:rFonts w:ascii="Verdana" w:hAnsi="Verdana" w:cs="Arial"/>
+        </w:rPr>
+        <w:t>debts.there</w:t>
+      </w:r>
+      <w:proofErr w:type="gramEnd"/>
+      <w:r>
+        <w:rPr>
+          <w:rFonts w:ascii="Verdana" w:hAnsi="Verdana" w:cs="Arial"/>
+        </w:rPr>
+        <w:t>_are_any</w:t>
+      </w:r>
+      <w:proofErr w:type="spellEnd"/>
+      <w:r>
+        <w:rPr>
+          <w:rFonts w:ascii="Verdana" w:hAnsi="Verdana" w:cs="Arial"/>
+        </w:rPr>
+        <w:t xml:space="preserve"> </w:t>
+      </w:r>
+      <w:r>
+        <w:rPr>
+          <w:rFonts w:ascii="Verdana" w:hAnsi="Verdana" w:cs="Arial"/>
+        </w:rPr>
+        <w:t xml:space="preserve">and not </w:t>
+      </w:r>
+      <w:proofErr w:type="spellStart"/>
+      <w:r>
+        <w:rPr>
+          <w:rFonts w:ascii="Verdana" w:hAnsi="Verdana" w:cs="Arial"/>
+        </w:rPr>
+        <w:t>other_</w:t>
+      </w:r>
+      <w:proofErr w:type="gramStart"/>
+      <w:r>
+        <w:rPr>
+          <w:rFonts w:ascii="Verdana" w:hAnsi="Verdana" w:cs="Arial"/>
+        </w:rPr>
+        <w:t>debts.there</w:t>
+      </w:r>
+      <w:proofErr w:type="gramEnd"/>
+      <w:r>
+        <w:rPr>
+          <w:rFonts w:ascii="Verdana" w:hAnsi="Verdana" w:cs="Arial"/>
+        </w:rPr>
+        <w:t>_are_any</w:t>
+      </w:r>
+      <w:proofErr w:type="spellEnd"/>
+      <w:r>
+        <w:rPr>
+          <w:rFonts w:ascii="Verdana" w:hAnsi="Verdana" w:cs="Arial"/>
+        </w:rPr>
+        <w:t xml:space="preserve"> </w:t>
+      </w:r>
+      <w:r>
+        <w:rPr>
+          <w:rFonts w:ascii="Verdana" w:hAnsi="Verdana" w:cs="Arial"/>
+        </w:rPr>
+        <w:t>%}</w:t>
+      </w:r>
+    </w:p>
+    <w:p>
+      <w:pPr>
+        <w:spacing w:line="360" w:lineRule="auto"/>
+        <w:rPr>
+          <w:rFonts w:ascii="Verdana" w:hAnsi="Verdana" w:cs="Arial"/>
+        </w:rPr>
+      </w:pPr>
+      <w:r>
+        <w:rPr>
+          <w:rFonts w:ascii="Verdana" w:hAnsi="Verdana" w:cs="Arial"/>
+        </w:rPr>
+        <w:t xml:space="preserve">7. </w:t>
+      </w:r>
+      <w:proofErr w:type="gramStart"/>
+      <w:r>
+        <w:rPr>
+          <w:rFonts w:ascii="Verdana" w:hAnsi="Verdana" w:cs="Arial"/>
+        </w:rPr>
+        <w:t>All of</w:t>
+      </w:r>
+      <w:proofErr w:type="gramEnd"/>
+      <w:r>
+        <w:rPr>
+          <w:rFonts w:ascii="Verdana" w:hAnsi="Verdana" w:cs="Arial"/>
+        </w:rPr>
+        <w:t xml:space="preserve"> the decedent’s funeral expenses and other debts have been paid.</w:t>
+      </w:r>
+    </w:p>
+    <w:p>
+      <w:pPr>
+        <w:spacing w:line="240" w:lineRule="auto"/>
+        <w:rPr>
+          <w:rFonts w:ascii="Verdana" w:hAnsi="Verdana" w:cs="Arial"/>
+        </w:rPr>
+      </w:pPr>
+      <w:r>
+        <w:rPr>
+          <w:rFonts w:ascii="Verdana" w:hAnsi="Verdana" w:cs="Arial"/>
+        </w:rPr>
+        <w:t>{% else %}</w:t>
+      </w:r>
+    </w:p>
+    <w:p>
+      <w:pPr>
+        <w:spacing w:line="360" w:lineRule="auto"/>
+        <w:rPr>
+          <w:rFonts w:ascii="Verdana" w:hAnsi="Verdana" w:cs="Arial"/>
+        </w:rPr>
+      </w:pPr>
+      <w:r>
+        <w:rPr>
+          <w:rFonts w:ascii="Verdana" w:hAnsi="Verdana" w:cs="Arial"/>
+        </w:rPr>
+        <w:t>7. The decedent has the following unpaid expenses and debts:</w:t>
+      </w:r>
+    </w:p>
+    <w:p>
+      <w:pPr>
+        <w:keepNext/>
+        <w:spacing w:line="360" w:lineRule="auto"/>
+        <w:rPr>
+          <w:rFonts w:ascii="Verdana" w:hAnsi="Verdana" w:cs="Arial"/>
+          <w:b/>
+        </w:rPr>
+      </w:pPr>
+      <w:r>
+        <w:rPr>
+          <w:rFonts w:ascii="Verdana" w:hAnsi="Verdana" w:cs="Arial"/>
+          <w:b/>
+        </w:rPr>
+        <w:lastRenderedPageBreak/>
+        <w:t>Class 1 –Funeral and Burial Expenses</w:t>
+      </w:r>
+    </w:p>
+    <w:p>
+      <w:pPr>
+        <w:keepNext/>
+        <w:spacing w:line="240" w:lineRule="auto"/>
+        <w:rPr>
+          <w:rFonts w:ascii="Verdana" w:hAnsi="Verdana" w:cs="Arial"/>
+        </w:rPr>
+      </w:pPr>
+      <w:r>
+        <w:rPr>
+          <w:rFonts w:ascii="Verdana" w:hAnsi="Verdana" w:cs="Arial"/>
+        </w:rPr>
+        <w:t xml:space="preserve">{% if not </w:t>
+      </w:r>
+      <w:proofErr w:type="spellStart"/>
+      <w:r>
+        <w:rPr>
+          <w:rFonts w:ascii="Verdana" w:hAnsi="Verdana" w:cs="Arial"/>
+        </w:rPr>
+        <w:t>funeral_</w:t>
+      </w:r>
+      <w:proofErr w:type="gramStart"/>
+      <w:r>
+        <w:rPr>
+          <w:rFonts w:ascii="Verdana" w:hAnsi="Verdana" w:cs="Arial"/>
+        </w:rPr>
+        <w:t>debts</w:t>
+      </w:r>
+      <w:r>
+        <w:rPr>
+          <w:rFonts w:ascii="Verdana" w:hAnsi="Verdana" w:cs="Arial"/>
+        </w:rPr>
+        <w:t>.there</w:t>
+      </w:r>
+      <w:proofErr w:type="gramEnd"/>
+      <w:r>
+        <w:rPr>
+          <w:rFonts w:ascii="Verdana" w:hAnsi="Verdana" w:cs="Arial"/>
+        </w:rPr>
+        <w:t>_are_</w:t>
+      </w:r>
+      <w:proofErr w:type="gramStart"/>
+      <w:r>
+        <w:rPr>
+          <w:rFonts w:ascii="Verdana" w:hAnsi="Verdana" w:cs="Arial"/>
+        </w:rPr>
+        <w:t>any</w:t>
+      </w:r>
+      <w:proofErr w:type="spellEnd"/>
+      <w:r>
+        <w:rPr>
+          <w:rFonts w:ascii="Verdana" w:hAnsi="Verdana" w:cs="Arial"/>
+        </w:rPr>
         <w:t xml:space="preserve"> %}</w:t>
       </w:r>
-    </w:p>
-    <w:p>
-      <w:pPr>
-        <w:rPr>
-          <w:rFonts w:ascii="Verdana" w:hAnsi="Verdana" w:cs="Arial"/>
-        </w:rPr>
-      </w:pPr>
-      <w:r>
-        <w:rPr>
-          <w:rFonts w:ascii="Verdana" w:hAnsi="Verdana" w:cs="Arial"/>
-        </w:rPr>
-        <w:t>Funds and/or assets held with the Illinois Treasurer’s Office</w:t>
-      </w:r>
-    </w:p>
-    <w:p>
-      <w:pPr>
-        <w:rPr>
-          <w:rFonts w:ascii="Verdana" w:hAnsi="Verdana" w:cs="Arial"/>
-        </w:rPr>
-      </w:pPr>
-      <w:r>
-        <w:rPr>
-          <w:rFonts w:ascii="Verdana" w:hAnsi="Verdana" w:cs="Arial"/>
-        </w:rPr>
-        <w:t>{% endif %}</w:t>
-      </w:r>
-    </w:p>
-    <w:p>
-      <w:pPr>
-        <w:rPr>
-          <w:rFonts w:ascii="Verdana" w:hAnsi="Verdana" w:cs="Arial"/>
-        </w:rPr>
-      </w:pPr>
-    </w:p>
-    <w:p>
-      <w:pPr>
-        <w:rPr>
-          <w:rFonts w:ascii="Verdana" w:hAnsi="Verdana" w:cs="Arial"/>
-        </w:rPr>
-      </w:pPr>
-      <w:r>
-        <w:rPr>
-          <w:rFonts w:ascii="Verdana" w:hAnsi="Verdana" w:cs="Arial"/>
-        </w:rPr>
-        <w:t xml:space="preserve">{% if not </w:t>
-      </w:r>
-      <w:proofErr w:type="spellStart"/>
-      <w:r>
-        <w:rPr>
-          <w:rFonts w:ascii="Verdana" w:hAnsi="Verdana" w:cs="Arial"/>
-        </w:rPr>
-        <w:t>funeral_debts.there_are_any</w:t>
-      </w:r>
-      <w:proofErr w:type="spellEnd"/>
-      <w:r>
-        <w:rPr>
-          <w:rFonts w:ascii="Verdana" w:hAnsi="Verdana" w:cs="Arial"/>
-        </w:rPr>
-        <w:t xml:space="preserve"> and not </w:t>
-      </w:r>
-      <w:proofErr w:type="spellStart"/>
-      <w:r>
-        <w:rPr>
-          <w:rFonts w:ascii="Verdana" w:hAnsi="Verdana" w:cs="Arial"/>
-        </w:rPr>
-        <w:t>decedent.was_married</w:t>
-      </w:r>
-      <w:proofErr w:type="spellEnd"/>
-      <w:r>
-        <w:rPr>
-          <w:rFonts w:ascii="Verdana" w:hAnsi="Verdana" w:cs="Arial"/>
-        </w:rPr>
-        <w:t xml:space="preserve"> and not </w:t>
-      </w:r>
-      <w:proofErr w:type="spellStart"/>
-      <w:r>
-        <w:rPr>
-          <w:rFonts w:ascii="Verdana" w:hAnsi="Verdana" w:cs="Arial"/>
-        </w:rPr>
-        <w:t>decedents.there_are_any</w:t>
-      </w:r>
-      <w:proofErr w:type="spellEnd"/>
-      <w:r>
-        <w:rPr>
-          <w:rFonts w:ascii="Verdana" w:hAnsi="Verdana" w:cs="Arial"/>
-        </w:rPr>
-        <w:t xml:space="preserve"> and not </w:t>
-      </w:r>
-      <w:proofErr w:type="spellStart"/>
-      <w:r>
-        <w:rPr>
-          <w:rFonts w:ascii="Verdana" w:hAnsi="Verdana" w:cs="Arial"/>
-        </w:rPr>
-        <w:t>trust_property.there_are_any</w:t>
-      </w:r>
-      <w:proofErr w:type="spellEnd"/>
-      <w:r>
-        <w:rPr>
-          <w:rFonts w:ascii="Verdana" w:hAnsi="Verdana" w:cs="Arial"/>
-        </w:rPr>
-        <w:t xml:space="preserve"> and not </w:t>
-      </w:r>
-      <w:proofErr w:type="spellStart"/>
-      <w:r>
-        <w:rPr>
-          <w:rFonts w:ascii="Verdana" w:hAnsi="Verdana" w:cs="Arial"/>
-        </w:rPr>
-        <w:t>us_debts.there_are_any</w:t>
-      </w:r>
-      <w:proofErr w:type="spellEnd"/>
-      <w:r>
-        <w:rPr>
-          <w:rFonts w:ascii="Verdana" w:hAnsi="Verdana" w:cs="Arial"/>
-        </w:rPr>
-        <w:t xml:space="preserve"> and not </w:t>
-      </w:r>
-      <w:proofErr w:type="spellStart"/>
-      <w:r>
-        <w:rPr>
-          <w:rFonts w:ascii="Verdana" w:hAnsi="Verdana" w:cs="Arial"/>
-        </w:rPr>
-        <w:t>employee_debts.there_are_any</w:t>
-      </w:r>
-      <w:proofErr w:type="spellEnd"/>
-      <w:r>
-        <w:rPr>
-          <w:rFonts w:ascii="Verdana" w:hAnsi="Verdana" w:cs="Arial"/>
-        </w:rPr>
-        <w:t xml:space="preserve"> and not </w:t>
-      </w:r>
-      <w:proofErr w:type="spellStart"/>
-      <w:r>
-        <w:rPr>
-          <w:rFonts w:ascii="Verdana" w:hAnsi="Verdana" w:cs="Arial"/>
-        </w:rPr>
-        <w:t>illinois_debts.there_are_any</w:t>
-      </w:r>
-      <w:proofErr w:type="spellEnd"/>
-      <w:r>
-        <w:rPr>
-          <w:rFonts w:ascii="Verdana" w:hAnsi="Verdana" w:cs="Arial"/>
-        </w:rPr>
-        <w:t xml:space="preserve"> </w:t>
-      </w:r>
-      <w:r>
-        <w:rPr>
-          <w:rFonts w:ascii="Verdana" w:hAnsi="Verdana" w:cs="Arial"/>
-        </w:rPr>
-        <w:t xml:space="preserve">and not </w:t>
-      </w:r>
-      <w:proofErr w:type="spellStart"/>
-      <w:r>
-        <w:rPr>
-          <w:rFonts w:ascii="Verdana" w:hAnsi="Verdana" w:cs="Arial"/>
-        </w:rPr>
-        <w:t>other_debts.there_are_any</w:t>
-      </w:r>
-      <w:proofErr w:type="spellEnd"/>
-      <w:r>
-        <w:rPr>
-          <w:rFonts w:ascii="Verdana" w:hAnsi="Verdana" w:cs="Arial"/>
-        </w:rPr>
-        <w:t xml:space="preserve"> </w:t>
-      </w:r>
-      <w:r>
-        <w:rPr>
-          <w:rFonts w:ascii="Verdana" w:hAnsi="Verdana" w:cs="Arial"/>
-        </w:rPr>
-        <w:t>%}</w:t>
-      </w:r>
-    </w:p>
-    <w:tbl>
-      <w:tblPr>
-        <w:tblStyle w:val="TableGrid"/>
-        <w:tblW w:w="0" w:type="auto"/>
-        <w:tblInd w:w="360" w:type="dxa"/>
-        <w:tblBorders>
-          <w:top w:val="none" w:sz="0" w:space="0" w:color="auto"/>
-          <w:left w:val="none" w:sz="0" w:space="0" w:color="auto"/>
-          <w:bottom w:val="none" w:sz="0" w:space="0" w:color="auto"/>
-          <w:right w:val="none" w:sz="0" w:space="0" w:color="auto"/>
-          <w:insideH w:val="none" w:sz="0" w:space="0" w:color="auto"/>
-          <w:insideV w:val="none" w:sz="0" w:space="0" w:color="auto"/>
-        </w:tblBorders>
-        <w:tblLook w:val="04A0" w:firstRow="1" w:lastRow="0" w:firstColumn="1" w:lastColumn="0" w:noHBand="0" w:noVBand="1"/>
-      </w:tblPr>
-      <w:tblGrid>
-        <w:gridCol w:w="468"/>
-        <w:gridCol w:w="7830"/>
-      </w:tblGrid>
-      <w:tr>
-        <w:tc>
-          <w:tcPr>
-            <w:tcW w:w="468" w:type="dxa"/>
-            <w:hideMark/>
-          </w:tcPr>
-          <w:p>
-            <w:pPr>
-              <w:spacing w:after="160" w:line="278" w:lineRule="auto"/>
-              <w:rPr>
-                <w:rFonts w:ascii="Verdana" w:hAnsi="Verdana" w:cs="Arial"/>
-              </w:rPr>
-            </w:pPr>
-            <w:r>
-              <w:rPr>
-                <w:rFonts w:ascii="Verdana" w:hAnsi="Verdana" w:cs="Arial"/>
-              </w:rPr>
-              <w:lastRenderedPageBreak/>
-              <w:t xml:space="preserve">7.  </w:t>
-            </w:r>
-          </w:p>
-        </w:tc>
-        <w:tc>
-          <w:tcPr>
-            <w:tcW w:w="7830" w:type="dxa"/>
-            <w:hideMark/>
-          </w:tcPr>
-          <w:p>
-            <w:pPr>
-              <w:spacing w:after="160" w:line="278" w:lineRule="auto"/>
-              <w:rPr>
-                <w:rFonts w:ascii="Verdana" w:hAnsi="Verdana" w:cs="Arial"/>
-              </w:rPr>
-            </w:pPr>
-            <w:r>
-              <w:rPr>
-                <w:rFonts w:ascii="Verdana" w:hAnsi="Verdana" w:cs="Arial"/>
-              </w:rPr>
-              <w:t>All of the decedent's funeral expenses and other debts have been paid.</w:t>
-            </w:r>
-          </w:p>
-        </w:tc>
-      </w:tr>
-    </w:tbl>
-    <w:p>
-      <w:pPr>
-        <w:rPr>
-          <w:rFonts w:ascii="Verdana" w:hAnsi="Verdana" w:cs="Arial"/>
-        </w:rPr>
-      </w:pPr>
-      <w:r>
-        <w:rPr>
-          <w:rFonts w:ascii="Verdana" w:hAnsi="Verdana" w:cs="Arial"/>
-        </w:rPr>
-        <w:t>{% else %}</w:t>
-      </w:r>
-    </w:p>
-    <w:tbl>
-      <w:tblPr>
-        <w:tblStyle w:val="TableGrid"/>
-        <w:tblW w:w="0" w:type="auto"/>
-        <w:tblInd w:w="378" w:type="dxa"/>
-        <w:tblBorders>
-          <w:top w:val="none" w:sz="0" w:space="0" w:color="auto"/>
-          <w:left w:val="none" w:sz="0" w:space="0" w:color="auto"/>
-          <w:bottom w:val="none" w:sz="0" w:space="0" w:color="auto"/>
-          <w:right w:val="none" w:sz="0" w:space="0" w:color="auto"/>
-          <w:insideH w:val="none" w:sz="0" w:space="0" w:color="auto"/>
-          <w:insideV w:val="none" w:sz="0" w:space="0" w:color="auto"/>
-        </w:tblBorders>
-        <w:tblLook w:val="04A0" w:firstRow="1" w:lastRow="0" w:firstColumn="1" w:lastColumn="0" w:noHBand="0" w:noVBand="1"/>
-      </w:tblPr>
-      <w:tblGrid>
-        <w:gridCol w:w="8856"/>
-      </w:tblGrid>
-      <w:tr>
-        <w:tc>
-          <w:tcPr>
-            <w:tcW w:w="8856" w:type="dxa"/>
-            <w:hideMark/>
-          </w:tcPr>
-          <w:p>
-            <w:pPr>
-              <w:spacing w:after="160" w:line="278" w:lineRule="auto"/>
-              <w:rPr>
-                <w:rFonts w:ascii="Verdana" w:hAnsi="Verdana" w:cs="Arial"/>
-              </w:rPr>
-            </w:pPr>
-            <w:r>
-              <w:rPr>
-                <w:rFonts w:ascii="Verdana" w:hAnsi="Verdana" w:cs="Arial"/>
-              </w:rPr>
-              <w:t xml:space="preserve">7.  </w:t>
-            </w:r>
-            <w:r>
-              <w:rPr>
-                <w:rFonts w:ascii="Verdana" w:hAnsi="Verdana" w:cs="Arial"/>
-              </w:rPr>
-              <w:tab/>
-              <w:t>The decedent has the following unpaid expenses and debts:</w:t>
-            </w:r>
-          </w:p>
-        </w:tc>
-      </w:tr>
-    </w:tbl>
-    <w:p>
-      <w:pPr>
-        <w:rPr>
-          <w:rFonts w:ascii="Verdana" w:hAnsi="Verdana" w:cs="Arial"/>
-        </w:rPr>
-      </w:pPr>
+      <w:proofErr w:type="gramEnd"/>
     </w:p>
     <w:p>
       <w:pPr>
         <w:keepNext/>
-        <w:rPr>
-          <w:rFonts w:ascii="Verdana" w:hAnsi="Verdana" w:cs="Arial"/>
-          <w:b/>
-        </w:rPr>
-      </w:pPr>
-      <w:r>
-        <w:rPr>
-          <w:rFonts w:ascii="Verdana" w:hAnsi="Verdana" w:cs="Arial"/>
-          <w:b/>
-        </w:rPr>
-        <w:t>Class 1 –Funeral and Burial Expenses</w:t>
+        <w:spacing w:line="360" w:lineRule="auto"/>
+        <w:rPr>
+          <w:rFonts w:ascii="Verdana" w:hAnsi="Verdana" w:cs="Arial"/>
+        </w:rPr>
+      </w:pPr>
+      <w:r>
+        <w:rPr>
+          <w:rFonts w:ascii="Verdana" w:hAnsi="Verdana" w:cs="Arial"/>
+        </w:rPr>
+        <w:t>None</w:t>
       </w:r>
     </w:p>
     <w:p>
       <w:pPr>
         <w:keepNext/>
-        <w:rPr>
-          <w:rFonts w:ascii="Verdana" w:hAnsi="Verdana" w:cs="Arial"/>
-        </w:rPr>
-      </w:pPr>
-      <w:r>
-        <w:rPr>
-          <w:rFonts w:ascii="Verdana" w:hAnsi="Verdana" w:cs="Arial"/>
-        </w:rPr>
-        <w:t xml:space="preserve">{% if not </w:t>
-      </w:r>
-      <w:proofErr w:type="spellStart"/>
-      <w:r>
-        <w:rPr>
-          <w:rFonts w:ascii="Verdana" w:hAnsi="Verdana" w:cs="Arial"/>
-        </w:rPr>
-        <w:t>funeral_debts</w:t>
-      </w:r>
-      <w:r>
-        <w:rPr>
-          <w:rFonts w:ascii="Verdana" w:hAnsi="Verdana" w:cs="Arial"/>
-        </w:rPr>
-        <w:t>.there_are_any</w:t>
-      </w:r>
-      <w:proofErr w:type="spellEnd"/>
-      <w:r>
-        <w:rPr>
-          <w:rFonts w:ascii="Verdana" w:hAnsi="Verdana" w:cs="Arial"/>
-        </w:rPr>
-        <w:t xml:space="preserve"> %}</w:t>
-      </w:r>
-    </w:p>
-    <w:p>
-      <w:pPr>
-        <w:keepNext/>
-        <w:rPr>
-          <w:rFonts w:ascii="Verdana" w:hAnsi="Verdana" w:cs="Arial"/>
-        </w:rPr>
-      </w:pPr>
-      <w:r>
-        <w:rPr>
-          <w:rFonts w:ascii="Verdana" w:hAnsi="Verdana" w:cs="Arial"/>
-        </w:rPr>
-        <w:t>None</w:t>
-      </w:r>
-    </w:p>
-    <w:p>
-      <w:pPr>
-        <w:keepNext/>
+        <w:spacing w:line="240" w:lineRule="auto"/>
         <w:rPr>
           <w:rFonts w:ascii="Verdana" w:hAnsi="Verdana" w:cs="Arial"/>
         </w:rPr>
@@ -1552,7 +1925,14 @@
         <w:rPr>
           <w:rFonts w:ascii="Verdana" w:hAnsi="Verdana" w:cs="Arial"/>
         </w:rPr>
-        <w:t>funeral_debts</w:t>
+        <w:t>funeral_</w:t>
+      </w:r>
+      <w:proofErr w:type="gramStart"/>
+      <w:r>
+        <w:rPr>
+          <w:rFonts w:ascii="Verdana" w:hAnsi="Verdana" w:cs="Arial"/>
+        </w:rPr>
+        <w:t>debts</w:t>
       </w:r>
       <w:proofErr w:type="spellEnd"/>
       <w:r>
@@ -1561,6 +1941,7 @@
         </w:rPr>
         <w:t xml:space="preserve"> %}</w:t>
       </w:r>
+      <w:proofErr w:type="gramEnd"/>
     </w:p>
     <w:tbl>
       <w:tblPr>
@@ -1605,6 +1986,7 @@
               <w:t>{{</w:t>
             </w:r>
             <w:proofErr w:type="spellStart"/>
+            <w:proofErr w:type="gramStart"/>
             <w:r>
               <w:rPr>
                 <w:rFonts w:ascii="Verdana" w:hAnsi="Verdana" w:cs="Arial"/>
@@ -1612,6 +1994,7 @@
               <w:t>debt.name.first</w:t>
             </w:r>
             <w:proofErr w:type="spellEnd"/>
+            <w:proofErr w:type="gramEnd"/>
             <w:r>
               <w:rPr>
                 <w:rFonts w:ascii="Verdana" w:hAnsi="Verdana" w:cs="Arial"/>
@@ -1633,6 +2016,7 @@
                 <w:rFonts w:ascii="Verdana" w:hAnsi="Verdana" w:cs="Arial"/>
               </w:rPr>
             </w:pPr>
+            <w:proofErr w:type="gramStart"/>
             <w:r>
               <w:rPr>
                 <w:rFonts w:ascii="Verdana" w:hAnsi="Verdana" w:cs="Arial"/>
@@ -1644,7 +2028,28 @@
               <w:rPr>
                 <w:rFonts w:ascii="Verdana" w:hAnsi="Verdana" w:cs="Arial"/>
               </w:rPr>
-              <w:t>debt.address.on_one_line</w:t>
+              <w:t>debt</w:t>
+            </w:r>
+            <w:proofErr w:type="gramEnd"/>
+            <w:r>
+              <w:rPr>
+                <w:rFonts w:ascii="Verdana" w:hAnsi="Verdana" w:cs="Arial"/>
+              </w:rPr>
+              <w:t>.</w:t>
+            </w:r>
+            <w:proofErr w:type="gramStart"/>
+            <w:r>
+              <w:rPr>
+                <w:rFonts w:ascii="Verdana" w:hAnsi="Verdana" w:cs="Arial"/>
+              </w:rPr>
+              <w:t>address.on</w:t>
+            </w:r>
+            <w:proofErr w:type="gramEnd"/>
+            <w:r>
+              <w:rPr>
+                <w:rFonts w:ascii="Verdana" w:hAnsi="Verdana" w:cs="Arial"/>
+              </w:rPr>
+              <w:t>_one_line</w:t>
             </w:r>
             <w:proofErr w:type="spellEnd"/>
             <w:r>
@@ -1675,6 +2080,7 @@
               <w:t>{{currency(</w:t>
             </w:r>
             <w:proofErr w:type="spellStart"/>
+            <w:proofErr w:type="gramStart"/>
             <w:r>
               <w:rPr>
                 <w:rFonts w:ascii="Verdana" w:hAnsi="Verdana" w:cs="Arial"/>
@@ -1682,6 +2088,7 @@
               <w:t>debt.amount</w:t>
             </w:r>
             <w:proofErr w:type="spellEnd"/>
+            <w:proofErr w:type="gramEnd"/>
             <w:r>
               <w:rPr>
                 <w:rFonts w:ascii="Verdana" w:hAnsi="Verdana" w:cs="Arial"/>
@@ -1734,13 +2141,6 @@
     </w:p>
     <w:p>
       <w:pPr>
-        <w:rPr>
-          <w:rFonts w:ascii="Verdana" w:hAnsi="Verdana" w:cs="Arial"/>
-        </w:rPr>
-      </w:pPr>
-    </w:p>
-    <w:p>
-      <w:pPr>
         <w:keepNext/>
         <w:rPr>
           <w:rFonts w:ascii="Verdana" w:hAnsi="Verdana" w:cs="Arial"/>
@@ -1752,7 +2152,6 @@
           <w:rFonts w:ascii="Verdana" w:hAnsi="Verdana" w:cs="Arial"/>
           <w:b/>
         </w:rPr>
-        <w:lastRenderedPageBreak/>
         <w:t xml:space="preserve">Class 2 – Surviving </w:t>
       </w:r>
       <w:proofErr w:type="spellStart"/>
@@ -1789,6 +2188,7 @@
     <w:p>
       <w:pPr>
         <w:keepNext/>
+        <w:spacing w:line="240" w:lineRule="auto"/>
         <w:rPr>
           <w:rFonts w:ascii="Verdana" w:hAnsi="Verdana" w:cs="Arial"/>
         </w:rPr>
@@ -1814,11 +2214,26 @@
         <w:t xml:space="preserve"> and not </w:t>
       </w:r>
       <w:proofErr w:type="spellStart"/>
-      <w:r>
-        <w:rPr>
-          <w:rFonts w:ascii="Verdana" w:hAnsi="Verdana" w:cs="Arial"/>
-        </w:rPr>
-        <w:t>dependents.there_are_any</w:t>
+      <w:proofErr w:type="gramStart"/>
+      <w:r>
+        <w:rPr>
+          <w:rFonts w:ascii="Verdana" w:hAnsi="Verdana" w:cs="Arial"/>
+        </w:rPr>
+        <w:t>dependents.there</w:t>
+      </w:r>
+      <w:proofErr w:type="gramEnd"/>
+      <w:r>
+        <w:rPr>
+          <w:rFonts w:ascii="Verdana" w:hAnsi="Verdana" w:cs="Arial"/>
+        </w:rPr>
+        <w:t>_are_</w:t>
+      </w:r>
+      <w:proofErr w:type="gramStart"/>
+      <w:r>
+        <w:rPr>
+          <w:rFonts w:ascii="Verdana" w:hAnsi="Verdana" w:cs="Arial"/>
+        </w:rPr>
+        <w:t>any</w:t>
       </w:r>
       <w:proofErr w:type="spellEnd"/>
       <w:r>
@@ -1827,6 +2242,7 @@
         </w:rPr>
         <w:t xml:space="preserve"> %}</w:t>
       </w:r>
+      <w:proofErr w:type="gramEnd"/>
     </w:p>
     <w:p>
       <w:pPr>
@@ -1845,6 +2261,7 @@
     <w:p>
       <w:pPr>
         <w:keepNext/>
+        <w:spacing w:line="240" w:lineRule="auto"/>
         <w:rPr>
           <w:rFonts w:ascii="Verdana" w:hAnsi="Verdana" w:cs="Arial"/>
         </w:rPr>
@@ -1968,7 +2385,14 @@
         <w:rPr>
           <w:rFonts w:ascii="Verdana" w:hAnsi="Verdana" w:cs="Arial"/>
         </w:rPr>
-        <w:t>award_recipients</w:t>
+        <w:t>award_</w:t>
+      </w:r>
+      <w:proofErr w:type="gramStart"/>
+      <w:r>
+        <w:rPr>
+          <w:rFonts w:ascii="Verdana" w:hAnsi="Verdana" w:cs="Arial"/>
+        </w:rPr>
+        <w:t>recipients</w:t>
       </w:r>
       <w:proofErr w:type="spellEnd"/>
       <w:r>
@@ -1977,6 +2401,7 @@
         </w:rPr>
         <w:t xml:space="preserve"> %}</w:t>
       </w:r>
+      <w:proofErr w:type="gramEnd"/>
     </w:p>
     <w:tbl>
       <w:tblPr>
@@ -2025,14 +2450,28 @@
               <w:rPr>
                 <w:rFonts w:ascii="Verdana" w:hAnsi="Verdana" w:cs="Arial"/>
               </w:rPr>
-              <w:t>recipient.name_full</w:t>
+              <w:t>recipient.name_</w:t>
+            </w:r>
+            <w:proofErr w:type="gramStart"/>
+            <w:r>
+              <w:rPr>
+                <w:rFonts w:ascii="Verdana" w:hAnsi="Verdana" w:cs="Arial"/>
+              </w:rPr>
+              <w:t>full</w:t>
             </w:r>
             <w:proofErr w:type="spellEnd"/>
             <w:r>
               <w:rPr>
                 <w:rFonts w:ascii="Verdana" w:hAnsi="Verdana" w:cs="Arial"/>
               </w:rPr>
-              <w:t>()</w:t>
+              <w:t>(</w:t>
+            </w:r>
+            <w:proofErr w:type="gramEnd"/>
+            <w:r>
+              <w:rPr>
+                <w:rFonts w:ascii="Verdana" w:hAnsi="Verdana" w:cs="Arial"/>
+              </w:rPr>
+              <w:t>)</w:t>
             </w:r>
             <w:r>
               <w:rPr>
@@ -2059,6 +2498,7 @@
               <w:t xml:space="preserve">{% if </w:t>
             </w:r>
             <w:proofErr w:type="spellStart"/>
+            <w:proofErr w:type="gramStart"/>
             <w:r>
               <w:rPr>
                 <w:rFonts w:ascii="Verdana" w:hAnsi="Verdana" w:cs="Arial"/>
@@ -2072,6 +2512,7 @@
               <w:t>relationship</w:t>
             </w:r>
             <w:proofErr w:type="spellEnd"/>
+            <w:proofErr w:type="gramEnd"/>
             <w:r>
               <w:rPr>
                 <w:rFonts w:ascii="Verdana" w:hAnsi="Verdana" w:cs="Arial"/>
@@ -2082,7 +2523,21 @@
               <w:rPr>
                 <w:rFonts w:ascii="Verdana" w:hAnsi="Verdana" w:cs="Arial"/>
               </w:rPr>
-              <w:t xml:space="preserve"> %}spouse {</w:t>
+              <w:t xml:space="preserve"> </w:t>
+            </w:r>
+            <w:proofErr w:type="gramStart"/>
+            <w:r>
+              <w:rPr>
+                <w:rFonts w:ascii="Verdana" w:hAnsi="Verdana" w:cs="Arial"/>
+              </w:rPr>
+              <w:t>%}spouse</w:t>
+            </w:r>
+            <w:proofErr w:type="gramEnd"/>
+            <w:r>
+              <w:rPr>
+                <w:rFonts w:ascii="Verdana" w:hAnsi="Verdana" w:cs="Arial"/>
+              </w:rPr>
+              <w:t xml:space="preserve"> {</w:t>
             </w:r>
             <w:r>
               <w:rPr>
@@ -2109,14 +2564,28 @@
               <w:rPr>
                 <w:rFonts w:ascii="Verdana" w:hAnsi="Verdana" w:cs="Arial"/>
               </w:rPr>
-              <w:t>was_a_minor</w:t>
+              <w:t>was_a_</w:t>
+            </w:r>
+            <w:proofErr w:type="gramStart"/>
+            <w:r>
+              <w:rPr>
+                <w:rFonts w:ascii="Verdana" w:hAnsi="Verdana" w:cs="Arial"/>
+              </w:rPr>
+              <w:t>minor</w:t>
             </w:r>
             <w:proofErr w:type="spellEnd"/>
             <w:r>
               <w:rPr>
                 <w:rFonts w:ascii="Verdana" w:hAnsi="Verdana" w:cs="Arial"/>
               </w:rPr>
-              <w:t xml:space="preserve">(dependent, </w:t>
+              <w:t>(</w:t>
+            </w:r>
+            <w:proofErr w:type="gramEnd"/>
+            <w:r>
+              <w:rPr>
+                <w:rFonts w:ascii="Verdana" w:hAnsi="Verdana" w:cs="Arial"/>
+              </w:rPr>
+              <w:t xml:space="preserve">dependent, </w:t>
             </w:r>
             <w:proofErr w:type="spellStart"/>
             <w:r>
@@ -2136,7 +2605,63 @@
               <w:rPr>
                 <w:rFonts w:ascii="Verdana" w:hAnsi="Verdana" w:cs="Arial"/>
               </w:rPr>
-              <w:t xml:space="preserve"> %}minor child{%else %}dependent adult child{% endif %}</w:t>
+              <w:t xml:space="preserve"> </w:t>
+            </w:r>
+            <w:proofErr w:type="gramStart"/>
+            <w:r>
+              <w:rPr>
+                <w:rFonts w:ascii="Verdana" w:hAnsi="Verdana" w:cs="Arial"/>
+              </w:rPr>
+              <w:t>%}minor</w:t>
+            </w:r>
+            <w:proofErr w:type="gramEnd"/>
+            <w:r>
+              <w:rPr>
+                <w:rFonts w:ascii="Verdana" w:hAnsi="Verdana" w:cs="Arial"/>
+              </w:rPr>
+              <w:t xml:space="preserve"> </w:t>
+            </w:r>
+            <w:proofErr w:type="gramStart"/>
+            <w:r>
+              <w:rPr>
+                <w:rFonts w:ascii="Verdana" w:hAnsi="Verdana" w:cs="Arial"/>
+              </w:rPr>
+              <w:t>child{</w:t>
+            </w:r>
+            <w:proofErr w:type="gramEnd"/>
+            <w:r>
+              <w:rPr>
+                <w:rFonts w:ascii="Verdana" w:hAnsi="Verdana" w:cs="Arial"/>
+              </w:rPr>
+              <w:t xml:space="preserve">%else </w:t>
+            </w:r>
+            <w:proofErr w:type="gramStart"/>
+            <w:r>
+              <w:rPr>
+                <w:rFonts w:ascii="Verdana" w:hAnsi="Verdana" w:cs="Arial"/>
+              </w:rPr>
+              <w:t>%}dependent</w:t>
+            </w:r>
+            <w:proofErr w:type="gramEnd"/>
+            <w:r>
+              <w:rPr>
+                <w:rFonts w:ascii="Verdana" w:hAnsi="Verdana" w:cs="Arial"/>
+              </w:rPr>
+              <w:t xml:space="preserve"> adult </w:t>
+            </w:r>
+            <w:proofErr w:type="gramStart"/>
+            <w:r>
+              <w:rPr>
+                <w:rFonts w:ascii="Verdana" w:hAnsi="Verdana" w:cs="Arial"/>
+              </w:rPr>
+              <w:t>child{</w:t>
+            </w:r>
+            <w:proofErr w:type="gramEnd"/>
+            <w:r>
+              <w:rPr>
+                <w:rFonts w:ascii="Verdana" w:hAnsi="Verdana" w:cs="Arial"/>
+              </w:rPr>
+              <w:t>% endif %}</w:t>
             </w:r>
           </w:p>
         </w:tc>
@@ -2160,11 +2685,19 @@
               <w:t>{{</w:t>
             </w:r>
             <w:proofErr w:type="spellStart"/>
-            <w:r>
-              <w:rPr>
-                <w:rFonts w:ascii="Verdana" w:hAnsi="Verdana" w:cs="Arial"/>
-              </w:rPr>
-              <w:t>recipient.address.on_one_line</w:t>
+            <w:proofErr w:type="gramStart"/>
+            <w:r>
+              <w:rPr>
+                <w:rFonts w:ascii="Verdana" w:hAnsi="Verdana" w:cs="Arial"/>
+              </w:rPr>
+              <w:t>recipient.address</w:t>
+            </w:r>
+            <w:proofErr w:type="gramEnd"/>
+            <w:r>
+              <w:rPr>
+                <w:rFonts w:ascii="Verdana" w:hAnsi="Verdana" w:cs="Arial"/>
+              </w:rPr>
+              <w:t>.on_one_line</w:t>
             </w:r>
             <w:proofErr w:type="spellEnd"/>
             <w:r>
@@ -2201,6 +2734,7 @@
               <w:t>currency(</w:t>
             </w:r>
             <w:proofErr w:type="spellStart"/>
+            <w:proofErr w:type="gramStart"/>
             <w:r>
               <w:rPr>
                 <w:rFonts w:ascii="Verdana" w:hAnsi="Verdana" w:cs="Arial"/>
@@ -2208,6 +2742,7 @@
               <w:t>recipient.award</w:t>
             </w:r>
             <w:proofErr w:type="spellEnd"/>
+            <w:proofErr w:type="gramEnd"/>
             <w:r>
               <w:rPr>
                 <w:rFonts w:ascii="Verdana" w:hAnsi="Verdana" w:cs="Arial"/>
@@ -2266,13 +2801,6 @@
     </w:p>
     <w:p>
       <w:pPr>
-        <w:rPr>
-          <w:rFonts w:ascii="Verdana" w:hAnsi="Verdana" w:cs="Arial"/>
-        </w:rPr>
-      </w:pPr>
-    </w:p>
-    <w:p>
-      <w:pPr>
         <w:keepNext/>
         <w:rPr>
           <w:rFonts w:ascii="Verdana" w:hAnsi="Verdana" w:cs="Arial"/>
@@ -2284,12 +2812,14 @@
           <w:rFonts w:ascii="Verdana" w:hAnsi="Verdana" w:cs="Arial"/>
           <w:b/>
         </w:rPr>
+        <w:lastRenderedPageBreak/>
         <w:t>Class 3 – Debts Due the United States</w:t>
       </w:r>
     </w:p>
     <w:p>
       <w:pPr>
         <w:keepNext/>
+        <w:spacing w:line="240" w:lineRule="auto"/>
         <w:rPr>
           <w:rFonts w:ascii="Verdana" w:hAnsi="Verdana" w:cs="Arial"/>
         </w:rPr>
@@ -2311,7 +2841,28 @@
         <w:rPr>
           <w:rFonts w:ascii="Verdana" w:hAnsi="Verdana" w:cs="Arial"/>
         </w:rPr>
-        <w:t>us_debts.there_are_any</w:t>
+        <w:t>us_</w:t>
+      </w:r>
+      <w:proofErr w:type="gramStart"/>
+      <w:r>
+        <w:rPr>
+          <w:rFonts w:ascii="Verdana" w:hAnsi="Verdana" w:cs="Arial"/>
+        </w:rPr>
+        <w:t>debts.there</w:t>
+      </w:r>
+      <w:proofErr w:type="gramEnd"/>
+      <w:r>
+        <w:rPr>
+          <w:rFonts w:ascii="Verdana" w:hAnsi="Verdana" w:cs="Arial"/>
+        </w:rPr>
+        <w:t>_are_</w:t>
+      </w:r>
+      <w:proofErr w:type="gramStart"/>
+      <w:r>
+        <w:rPr>
+          <w:rFonts w:ascii="Verdana" w:hAnsi="Verdana" w:cs="Arial"/>
+        </w:rPr>
+        <w:t>any</w:t>
       </w:r>
       <w:proofErr w:type="spellEnd"/>
       <w:r>
@@ -2320,6 +2871,7 @@
         </w:rPr>
         <w:t xml:space="preserve"> %}</w:t>
       </w:r>
+      <w:proofErr w:type="gramEnd"/>
     </w:p>
     <w:p>
       <w:pPr>
@@ -2338,6 +2890,7 @@
     <w:p>
       <w:pPr>
         <w:keepNext/>
+        <w:spacing w:line="240" w:lineRule="auto"/>
         <w:rPr>
           <w:rFonts w:ascii="Verdana" w:hAnsi="Verdana" w:cs="Arial"/>
         </w:rPr>
@@ -2461,7 +3014,14 @@
         <w:rPr>
           <w:rFonts w:ascii="Verdana" w:hAnsi="Verdana" w:cs="Arial"/>
         </w:rPr>
-        <w:t>us_debts</w:t>
+        <w:t>us_</w:t>
+      </w:r>
+      <w:proofErr w:type="gramStart"/>
+      <w:r>
+        <w:rPr>
+          <w:rFonts w:ascii="Verdana" w:hAnsi="Verdana" w:cs="Arial"/>
+        </w:rPr>
+        <w:t>debts</w:t>
       </w:r>
       <w:proofErr w:type="spellEnd"/>
       <w:r>
@@ -2470,6 +3030,7 @@
         </w:rPr>
         <w:t xml:space="preserve"> %}</w:t>
       </w:r>
+      <w:proofErr w:type="gramEnd"/>
     </w:p>
     <w:tbl>
       <w:tblPr>
@@ -2507,6 +3068,7 @@
                 <w:rFonts w:ascii="Verdana" w:hAnsi="Verdana" w:cs="Arial"/>
               </w:rPr>
             </w:pPr>
+            <w:proofErr w:type="gramStart"/>
             <w:r>
               <w:rPr>
                 <w:rFonts w:ascii="Verdana" w:hAnsi="Verdana" w:cs="Arial"/>
@@ -2518,7 +3080,14 @@
               <w:rPr>
                 <w:rFonts w:ascii="Verdana" w:hAnsi="Verdana" w:cs="Arial"/>
               </w:rPr>
-              <w:t>debt.name.first</w:t>
+              <w:t>debt.name</w:t>
+            </w:r>
+            <w:proofErr w:type="gramEnd"/>
+            <w:r>
+              <w:rPr>
+                <w:rFonts w:ascii="Verdana" w:hAnsi="Verdana" w:cs="Arial"/>
+              </w:rPr>
+              <w:t>.first</w:t>
             </w:r>
             <w:proofErr w:type="spellEnd"/>
             <w:r>
@@ -2542,6 +3111,7 @@
                 <w:rFonts w:ascii="Verdana" w:hAnsi="Verdana" w:cs="Arial"/>
               </w:rPr>
             </w:pPr>
+            <w:proofErr w:type="gramStart"/>
             <w:r>
               <w:rPr>
                 <w:rFonts w:ascii="Verdana" w:hAnsi="Verdana" w:cs="Arial"/>
@@ -2553,7 +3123,28 @@
               <w:rPr>
                 <w:rFonts w:ascii="Verdana" w:hAnsi="Verdana" w:cs="Arial"/>
               </w:rPr>
-              <w:t>debt.address.on_one_line</w:t>
+              <w:t>debt</w:t>
+            </w:r>
+            <w:proofErr w:type="gramEnd"/>
+            <w:r>
+              <w:rPr>
+                <w:rFonts w:ascii="Verdana" w:hAnsi="Verdana" w:cs="Arial"/>
+              </w:rPr>
+              <w:t>.</w:t>
+            </w:r>
+            <w:proofErr w:type="gramStart"/>
+            <w:r>
+              <w:rPr>
+                <w:rFonts w:ascii="Verdana" w:hAnsi="Verdana" w:cs="Arial"/>
+              </w:rPr>
+              <w:t>address.on</w:t>
+            </w:r>
+            <w:proofErr w:type="gramEnd"/>
+            <w:r>
+              <w:rPr>
+                <w:rFonts w:ascii="Verdana" w:hAnsi="Verdana" w:cs="Arial"/>
+              </w:rPr>
+              <w:t>_one_line</w:t>
             </w:r>
             <w:proofErr w:type="spellEnd"/>
             <w:r>
@@ -2584,6 +3175,7 @@
               <w:t>{{currency(</w:t>
             </w:r>
             <w:proofErr w:type="spellStart"/>
+            <w:proofErr w:type="gramStart"/>
             <w:r>
               <w:rPr>
                 <w:rFonts w:ascii="Verdana" w:hAnsi="Verdana" w:cs="Arial"/>
@@ -2591,6 +3183,7 @@
               <w:t>debt.amount</w:t>
             </w:r>
             <w:proofErr w:type="spellEnd"/>
+            <w:proofErr w:type="gramEnd"/>
             <w:r>
               <w:rPr>
                 <w:rFonts w:ascii="Verdana" w:hAnsi="Verdana" w:cs="Arial"/>
@@ -2603,15 +3196,15 @@
     </w:tbl>
     <w:p>
       <w:pPr>
-        <w:rPr>
-          <w:rFonts w:ascii="Verdana" w:hAnsi="Verdana" w:cs="Arial"/>
-        </w:rPr>
-      </w:pPr>
-      <w:r>
-        <w:rPr>
-          <w:rFonts w:ascii="Verdana" w:hAnsi="Verdana" w:cs="Arial"/>
-        </w:rPr>
-        <w:lastRenderedPageBreak/>
+        <w:spacing w:line="240" w:lineRule="auto"/>
+        <w:rPr>
+          <w:rFonts w:ascii="Verdana" w:hAnsi="Verdana" w:cs="Arial"/>
+        </w:rPr>
+      </w:pPr>
+      <w:r>
+        <w:rPr>
+          <w:rFonts w:ascii="Verdana" w:hAnsi="Verdana" w:cs="Arial"/>
+        </w:rPr>
         <w:t xml:space="preserve">{% </w:t>
       </w:r>
       <w:proofErr w:type="spellStart"/>
@@ -2631,6 +3224,7 @@
     </w:p>
     <w:p>
       <w:pPr>
+        <w:spacing w:line="240" w:lineRule="auto"/>
         <w:rPr>
           <w:rFonts w:ascii="Verdana" w:hAnsi="Verdana" w:cs="Arial"/>
         </w:rPr>
@@ -2644,13 +3238,6 @@
     </w:p>
     <w:p>
       <w:pPr>
-        <w:rPr>
-          <w:rFonts w:ascii="Verdana" w:hAnsi="Verdana" w:cs="Arial"/>
-        </w:rPr>
-      </w:pPr>
-    </w:p>
-    <w:p>
-      <w:pPr>
         <w:keepNext/>
         <w:rPr>
           <w:rFonts w:ascii="Verdana" w:hAnsi="Verdana" w:cs="Arial"/>
@@ -2668,6 +3255,7 @@
     <w:p>
       <w:pPr>
         <w:keepNext/>
+        <w:spacing w:line="240" w:lineRule="auto"/>
         <w:rPr>
           <w:rFonts w:ascii="Verdana" w:hAnsi="Verdana" w:cs="Arial"/>
         </w:rPr>
@@ -2683,7 +3271,28 @@
         <w:rPr>
           <w:rFonts w:ascii="Verdana" w:hAnsi="Verdana" w:cs="Arial"/>
         </w:rPr>
-        <w:t>employee_debts.there_are_any</w:t>
+        <w:t>employee_</w:t>
+      </w:r>
+      <w:proofErr w:type="gramStart"/>
+      <w:r>
+        <w:rPr>
+          <w:rFonts w:ascii="Verdana" w:hAnsi="Verdana" w:cs="Arial"/>
+        </w:rPr>
+        <w:t>debts.there</w:t>
+      </w:r>
+      <w:proofErr w:type="gramEnd"/>
+      <w:r>
+        <w:rPr>
+          <w:rFonts w:ascii="Verdana" w:hAnsi="Verdana" w:cs="Arial"/>
+        </w:rPr>
+        <w:t>_are_</w:t>
+      </w:r>
+      <w:proofErr w:type="gramStart"/>
+      <w:r>
+        <w:rPr>
+          <w:rFonts w:ascii="Verdana" w:hAnsi="Verdana" w:cs="Arial"/>
+        </w:rPr>
+        <w:t>any</w:t>
       </w:r>
       <w:proofErr w:type="spellEnd"/>
       <w:r>
@@ -2692,6 +3301,7 @@
         </w:rPr>
         <w:t xml:space="preserve"> %}</w:t>
       </w:r>
+      <w:proofErr w:type="gramEnd"/>
     </w:p>
     <w:p>
       <w:pPr>
@@ -2710,6 +3320,7 @@
     <w:p>
       <w:pPr>
         <w:keepNext/>
+        <w:spacing w:line="240" w:lineRule="auto"/>
         <w:rPr>
           <w:rFonts w:ascii="Verdana" w:hAnsi="Verdana" w:cs="Arial"/>
         </w:rPr>
@@ -2833,7 +3444,14 @@
         <w:rPr>
           <w:rFonts w:ascii="Verdana" w:hAnsi="Verdana" w:cs="Arial"/>
         </w:rPr>
-        <w:t>employee_debts</w:t>
+        <w:t>employee_</w:t>
+      </w:r>
+      <w:proofErr w:type="gramStart"/>
+      <w:r>
+        <w:rPr>
+          <w:rFonts w:ascii="Verdana" w:hAnsi="Verdana" w:cs="Arial"/>
+        </w:rPr>
+        <w:t>debts</w:t>
       </w:r>
       <w:proofErr w:type="spellEnd"/>
       <w:r>
@@ -2842,6 +3460,7 @@
         </w:rPr>
         <w:t xml:space="preserve"> %}</w:t>
       </w:r>
+      <w:proofErr w:type="gramEnd"/>
     </w:p>
     <w:tbl>
       <w:tblPr>
@@ -2890,14 +3509,28 @@
               <w:rPr>
                 <w:rFonts w:ascii="Verdana" w:hAnsi="Verdana" w:cs="Arial"/>
               </w:rPr>
-              <w:t>debt.name_full</w:t>
+              <w:t>debt.name_</w:t>
+            </w:r>
+            <w:proofErr w:type="gramStart"/>
+            <w:r>
+              <w:rPr>
+                <w:rFonts w:ascii="Verdana" w:hAnsi="Verdana" w:cs="Arial"/>
+              </w:rPr>
+              <w:t>full</w:t>
             </w:r>
             <w:proofErr w:type="spellEnd"/>
             <w:r>
               <w:rPr>
                 <w:rFonts w:ascii="Verdana" w:hAnsi="Verdana" w:cs="Arial"/>
               </w:rPr>
-              <w:t>()}}</w:t>
+              <w:t>(</w:t>
+            </w:r>
+            <w:proofErr w:type="gramEnd"/>
+            <w:r>
+              <w:rPr>
+                <w:rFonts w:ascii="Verdana" w:hAnsi="Verdana" w:cs="Arial"/>
+              </w:rPr>
+              <w:t>)}}</w:t>
             </w:r>
           </w:p>
         </w:tc>
@@ -2921,11 +3554,19 @@
               <w:t>{{</w:t>
             </w:r>
             <w:proofErr w:type="spellStart"/>
-            <w:r>
-              <w:rPr>
-                <w:rFonts w:ascii="Verdana" w:hAnsi="Verdana" w:cs="Arial"/>
-              </w:rPr>
-              <w:t>debt.address.on_one_line</w:t>
+            <w:proofErr w:type="gramStart"/>
+            <w:r>
+              <w:rPr>
+                <w:rFonts w:ascii="Verdana" w:hAnsi="Verdana" w:cs="Arial"/>
+              </w:rPr>
+              <w:t>debt.address</w:t>
+            </w:r>
+            <w:proofErr w:type="gramEnd"/>
+            <w:r>
+              <w:rPr>
+                <w:rFonts w:ascii="Verdana" w:hAnsi="Verdana" w:cs="Arial"/>
+              </w:rPr>
+              <w:t>.on_one_line</w:t>
             </w:r>
             <w:proofErr w:type="spellEnd"/>
             <w:r>
@@ -2956,6 +3597,7 @@
               <w:t>{{currency(</w:t>
             </w:r>
             <w:proofErr w:type="spellStart"/>
+            <w:proofErr w:type="gramStart"/>
             <w:r>
               <w:rPr>
                 <w:rFonts w:ascii="Verdana" w:hAnsi="Verdana" w:cs="Arial"/>
@@ -2963,6 +3605,7 @@
               <w:t>debt.amount</w:t>
             </w:r>
             <w:proofErr w:type="spellEnd"/>
+            <w:proofErr w:type="gramEnd"/>
             <w:r>
               <w:rPr>
                 <w:rFonts w:ascii="Verdana" w:hAnsi="Verdana" w:cs="Arial"/>
@@ -2981,6 +3624,7 @@
     </w:tbl>
     <w:p>
       <w:pPr>
+        <w:spacing w:line="240" w:lineRule="auto"/>
         <w:rPr>
           <w:rFonts w:ascii="Verdana" w:hAnsi="Verdana" w:cs="Arial"/>
         </w:rPr>
@@ -3008,6 +3652,7 @@
     </w:p>
     <w:p>
       <w:pPr>
+        <w:spacing w:line="240" w:lineRule="auto"/>
         <w:rPr>
           <w:rFonts w:ascii="Verdana" w:hAnsi="Verdana" w:cs="Arial"/>
         </w:rPr>
@@ -3021,13 +3666,6 @@
     </w:p>
     <w:p>
       <w:pPr>
-        <w:rPr>
-          <w:rFonts w:ascii="Verdana" w:hAnsi="Verdana" w:cs="Arial"/>
-        </w:rPr>
-      </w:pPr>
-    </w:p>
-    <w:p>
-      <w:pPr>
         <w:keepNext/>
         <w:rPr>
           <w:rFonts w:ascii="Verdana" w:hAnsi="Verdana" w:cs="Arial"/>
@@ -3045,6 +3683,7 @@
     <w:p>
       <w:pPr>
         <w:keepNext/>
+        <w:spacing w:line="240" w:lineRule="auto"/>
         <w:rPr>
           <w:rFonts w:ascii="Verdana" w:hAnsi="Verdana" w:cs="Arial"/>
         </w:rPr>
@@ -3060,7 +3699,28 @@
         <w:rPr>
           <w:rFonts w:ascii="Verdana" w:hAnsi="Verdana" w:cs="Arial"/>
         </w:rPr>
-        <w:t>trust_property.there_are_any</w:t>
+        <w:t>trust_</w:t>
+      </w:r>
+      <w:proofErr w:type="gramStart"/>
+      <w:r>
+        <w:rPr>
+          <w:rFonts w:ascii="Verdana" w:hAnsi="Verdana" w:cs="Arial"/>
+        </w:rPr>
+        <w:t>property.there</w:t>
+      </w:r>
+      <w:proofErr w:type="gramEnd"/>
+      <w:r>
+        <w:rPr>
+          <w:rFonts w:ascii="Verdana" w:hAnsi="Verdana" w:cs="Arial"/>
+        </w:rPr>
+        <w:t>_are_</w:t>
+      </w:r>
+      <w:proofErr w:type="gramStart"/>
+      <w:r>
+        <w:rPr>
+          <w:rFonts w:ascii="Verdana" w:hAnsi="Verdana" w:cs="Arial"/>
+        </w:rPr>
+        <w:t>any</w:t>
       </w:r>
       <w:proofErr w:type="spellEnd"/>
       <w:r>
@@ -3069,6 +3729,7 @@
         </w:rPr>
         <w:t xml:space="preserve"> %}</w:t>
       </w:r>
+      <w:proofErr w:type="gramEnd"/>
     </w:p>
     <w:tbl>
       <w:tblPr>
@@ -3144,6 +3805,7 @@
     <w:p>
       <w:pPr>
         <w:keepNext/>
+        <w:spacing w:line="240" w:lineRule="auto"/>
         <w:rPr>
           <w:rFonts w:ascii="Verdana" w:hAnsi="Verdana" w:cs="Arial"/>
         </w:rPr>
@@ -3159,7 +3821,14 @@
         <w:rPr>
           <w:rFonts w:ascii="Verdana" w:hAnsi="Verdana" w:cs="Arial"/>
         </w:rPr>
-        <w:t>trust_property</w:t>
+        <w:t>trust_</w:t>
+      </w:r>
+      <w:proofErr w:type="gramStart"/>
+      <w:r>
+        <w:rPr>
+          <w:rFonts w:ascii="Verdana" w:hAnsi="Verdana" w:cs="Arial"/>
+        </w:rPr>
+        <w:t>property</w:t>
       </w:r>
       <w:proofErr w:type="spellEnd"/>
       <w:r>
@@ -3168,6 +3837,7 @@
         </w:rPr>
         <w:t xml:space="preserve"> %}</w:t>
       </w:r>
+      <w:proofErr w:type="gramEnd"/>
     </w:p>
     <w:tbl>
       <w:tblPr>
@@ -3298,14 +3968,16 @@
     </w:p>
     <w:p>
       <w:pPr>
-        <w:rPr>
-          <w:rFonts w:ascii="Verdana" w:hAnsi="Verdana" w:cs="Arial"/>
-        </w:rPr>
-      </w:pPr>
-      <w:r>
-        <w:rPr>
-          <w:rFonts w:ascii="Verdana" w:hAnsi="Verdana" w:cs="Arial"/>
-        </w:rPr>
+        <w:spacing w:line="240" w:lineRule="auto"/>
+        <w:rPr>
+          <w:rFonts w:ascii="Verdana" w:hAnsi="Verdana" w:cs="Arial"/>
+        </w:rPr>
+      </w:pPr>
+      <w:r>
+        <w:rPr>
+          <w:rFonts w:ascii="Verdana" w:hAnsi="Verdana" w:cs="Arial"/>
+        </w:rPr>
+        <w:lastRenderedPageBreak/>
         <w:t>{% else %}</w:t>
       </w:r>
     </w:p>
@@ -3324,6 +3996,7 @@
     </w:p>
     <w:p>
       <w:pPr>
+        <w:spacing w:line="240" w:lineRule="auto"/>
         <w:rPr>
           <w:rFonts w:ascii="Verdana" w:hAnsi="Verdana" w:cs="Arial"/>
         </w:rPr>
@@ -3337,13 +4010,6 @@
     </w:p>
     <w:p>
       <w:pPr>
-        <w:rPr>
-          <w:rFonts w:ascii="Verdana" w:hAnsi="Verdana" w:cs="Arial"/>
-        </w:rPr>
-      </w:pPr>
-    </w:p>
-    <w:p>
-      <w:pPr>
         <w:keepNext/>
         <w:rPr>
           <w:rFonts w:ascii="Verdana" w:hAnsi="Verdana" w:cs="Arial"/>
@@ -3355,13 +4021,13 @@
           <w:rFonts w:ascii="Verdana" w:hAnsi="Verdana" w:cs="Arial"/>
           <w:b/>
         </w:rPr>
-        <w:lastRenderedPageBreak/>
         <w:t>Class 6 – Debts Due State of Illinois and Others</w:t>
       </w:r>
     </w:p>
     <w:p>
       <w:pPr>
         <w:keepNext/>
+        <w:spacing w:line="240" w:lineRule="auto"/>
         <w:rPr>
           <w:rFonts w:ascii="Verdana" w:hAnsi="Verdana" w:cs="Arial"/>
         </w:rPr>
@@ -3383,7 +4049,28 @@
         <w:rPr>
           <w:rFonts w:ascii="Verdana" w:hAnsi="Verdana" w:cs="Arial"/>
         </w:rPr>
-        <w:t>llinois_debts.there_are_any</w:t>
+        <w:t>llinois_</w:t>
+      </w:r>
+      <w:proofErr w:type="gramStart"/>
+      <w:r>
+        <w:rPr>
+          <w:rFonts w:ascii="Verdana" w:hAnsi="Verdana" w:cs="Arial"/>
+        </w:rPr>
+        <w:t>debts.there</w:t>
+      </w:r>
+      <w:proofErr w:type="gramEnd"/>
+      <w:r>
+        <w:rPr>
+          <w:rFonts w:ascii="Verdana" w:hAnsi="Verdana" w:cs="Arial"/>
+        </w:rPr>
+        <w:t>_are_</w:t>
+      </w:r>
+      <w:proofErr w:type="gramStart"/>
+      <w:r>
+        <w:rPr>
+          <w:rFonts w:ascii="Verdana" w:hAnsi="Verdana" w:cs="Arial"/>
+        </w:rPr>
+        <w:t>any</w:t>
       </w:r>
       <w:proofErr w:type="spellEnd"/>
       <w:r>
@@ -3392,6 +4079,7 @@
         </w:rPr>
         <w:t xml:space="preserve"> %}</w:t>
       </w:r>
+      <w:proofErr w:type="gramEnd"/>
     </w:p>
     <w:tbl>
       <w:tblPr>
@@ -3491,6 +4179,7 @@
     <w:p>
       <w:pPr>
         <w:keepNext/>
+        <w:spacing w:line="240" w:lineRule="auto"/>
         <w:rPr>
           <w:rFonts w:ascii="Verdana" w:hAnsi="Verdana" w:cs="Arial"/>
         </w:rPr>
@@ -3512,7 +4201,14 @@
         <w:rPr>
           <w:rFonts w:ascii="Verdana" w:hAnsi="Verdana" w:cs="Arial"/>
         </w:rPr>
-        <w:t>llinois_debts</w:t>
+        <w:t>llinois_</w:t>
+      </w:r>
+      <w:proofErr w:type="gramStart"/>
+      <w:r>
+        <w:rPr>
+          <w:rFonts w:ascii="Verdana" w:hAnsi="Verdana" w:cs="Arial"/>
+        </w:rPr>
+        <w:t>debts</w:t>
       </w:r>
       <w:proofErr w:type="spellEnd"/>
       <w:r>
@@ -3521,6 +4217,7 @@
         </w:rPr>
         <w:t xml:space="preserve"> %}</w:t>
       </w:r>
+      <w:proofErr w:type="gramEnd"/>
     </w:p>
     <w:tbl>
       <w:tblPr>
@@ -3570,14 +4267,28 @@
               <w:rPr>
                 <w:rFonts w:ascii="Verdana" w:hAnsi="Verdana" w:cs="Arial"/>
               </w:rPr>
-              <w:t>debt.name_full</w:t>
+              <w:t>debt.name_</w:t>
+            </w:r>
+            <w:proofErr w:type="gramStart"/>
+            <w:r>
+              <w:rPr>
+                <w:rFonts w:ascii="Verdana" w:hAnsi="Verdana" w:cs="Arial"/>
+              </w:rPr>
+              <w:t>full</w:t>
             </w:r>
             <w:proofErr w:type="spellEnd"/>
             <w:r>
               <w:rPr>
                 <w:rFonts w:ascii="Verdana" w:hAnsi="Verdana" w:cs="Arial"/>
               </w:rPr>
-              <w:t>()}}</w:t>
+              <w:t>(</w:t>
+            </w:r>
+            <w:proofErr w:type="gramEnd"/>
+            <w:r>
+              <w:rPr>
+                <w:rFonts w:ascii="Verdana" w:hAnsi="Verdana" w:cs="Arial"/>
+              </w:rPr>
+              <w:t>)}}</w:t>
             </w:r>
           </w:p>
         </w:tc>
@@ -3600,11 +4311,19 @@
               <w:t>{{</w:t>
             </w:r>
             <w:proofErr w:type="spellStart"/>
-            <w:r>
-              <w:rPr>
-                <w:rFonts w:ascii="Verdana" w:hAnsi="Verdana" w:cs="Arial"/>
-              </w:rPr>
-              <w:t>debt.address.on_one_line</w:t>
+            <w:proofErr w:type="gramStart"/>
+            <w:r>
+              <w:rPr>
+                <w:rFonts w:ascii="Verdana" w:hAnsi="Verdana" w:cs="Arial"/>
+              </w:rPr>
+              <w:t>debt.address</w:t>
+            </w:r>
+            <w:proofErr w:type="gramEnd"/>
+            <w:r>
+              <w:rPr>
+                <w:rFonts w:ascii="Verdana" w:hAnsi="Verdana" w:cs="Arial"/>
+              </w:rPr>
+              <w:t>.on_one_line</w:t>
             </w:r>
             <w:proofErr w:type="spellEnd"/>
             <w:r>
@@ -3634,6 +4353,7 @@
               <w:t>{{currency(</w:t>
             </w:r>
             <w:proofErr w:type="spellStart"/>
+            <w:proofErr w:type="gramStart"/>
             <w:r>
               <w:rPr>
                 <w:rFonts w:ascii="Verdana" w:hAnsi="Verdana" w:cs="Arial"/>
@@ -3641,6 +4361,7 @@
               <w:t>debt.amount</w:t>
             </w:r>
             <w:proofErr w:type="spellEnd"/>
+            <w:proofErr w:type="gramEnd"/>
             <w:r>
               <w:rPr>
                 <w:rFonts w:ascii="Verdana" w:hAnsi="Verdana" w:cs="Arial"/>
@@ -3653,6 +4374,7 @@
     </w:tbl>
     <w:p>
       <w:pPr>
+        <w:spacing w:line="240" w:lineRule="auto"/>
         <w:rPr>
           <w:rFonts w:ascii="Verdana" w:hAnsi="Verdana" w:cs="Arial"/>
         </w:rPr>
@@ -3680,6 +4402,7 @@
     </w:p>
     <w:p>
       <w:pPr>
+        <w:spacing w:line="240" w:lineRule="auto"/>
         <w:rPr>
           <w:rFonts w:ascii="Verdana" w:hAnsi="Verdana" w:cs="Arial"/>
         </w:rPr>
@@ -3706,6 +4429,7 @@
     </w:p>
     <w:p>
       <w:pPr>
+        <w:spacing w:line="240" w:lineRule="auto"/>
         <w:rPr>
           <w:rFonts w:ascii="Verdana" w:hAnsi="Verdana" w:cs="Arial"/>
         </w:rPr>
@@ -3719,13 +4443,6 @@
     </w:p>
     <w:p>
       <w:pPr>
-        <w:rPr>
-          <w:rFonts w:ascii="Verdana" w:hAnsi="Verdana" w:cs="Arial"/>
-        </w:rPr>
-      </w:pPr>
-    </w:p>
-    <w:p>
-      <w:pPr>
         <w:keepNext/>
         <w:rPr>
           <w:rFonts w:ascii="Verdana" w:hAnsi="Verdana" w:cs="Arial"/>
@@ -3743,6 +4460,7 @@
     <w:p>
       <w:pPr>
         <w:keepNext/>
+        <w:spacing w:line="240" w:lineRule="auto"/>
         <w:rPr>
           <w:rFonts w:ascii="Verdana" w:hAnsi="Verdana" w:cs="Arial"/>
         </w:rPr>
@@ -3764,7 +4482,28 @@
         <w:rPr>
           <w:rFonts w:ascii="Verdana" w:hAnsi="Verdana" w:cs="Arial"/>
         </w:rPr>
-        <w:t>other_debts.there_are_any</w:t>
+        <w:t>other_</w:t>
+      </w:r>
+      <w:proofErr w:type="gramStart"/>
+      <w:r>
+        <w:rPr>
+          <w:rFonts w:ascii="Verdana" w:hAnsi="Verdana" w:cs="Arial"/>
+        </w:rPr>
+        <w:t>debts.there</w:t>
+      </w:r>
+      <w:proofErr w:type="gramEnd"/>
+      <w:r>
+        <w:rPr>
+          <w:rFonts w:ascii="Verdana" w:hAnsi="Verdana" w:cs="Arial"/>
+        </w:rPr>
+        <w:t>_are_</w:t>
+      </w:r>
+      <w:proofErr w:type="gramStart"/>
+      <w:r>
+        <w:rPr>
+          <w:rFonts w:ascii="Verdana" w:hAnsi="Verdana" w:cs="Arial"/>
+        </w:rPr>
+        <w:t>any</w:t>
       </w:r>
       <w:proofErr w:type="spellEnd"/>
       <w:r>
@@ -3773,6 +4512,7 @@
         </w:rPr>
         <w:t xml:space="preserve"> %}</w:t>
       </w:r>
+      <w:proofErr w:type="gramEnd"/>
     </w:p>
     <w:tbl>
       <w:tblPr>
@@ -3896,6 +4636,7 @@
     <w:p>
       <w:pPr>
         <w:keepNext/>
+        <w:spacing w:line="240" w:lineRule="auto"/>
         <w:rPr>
           <w:rFonts w:ascii="Verdana" w:hAnsi="Verdana" w:cs="Arial"/>
         </w:rPr>
@@ -3911,7 +4652,14 @@
         <w:rPr>
           <w:rFonts w:ascii="Verdana" w:hAnsi="Verdana" w:cs="Arial"/>
         </w:rPr>
-        <w:t>other_debts</w:t>
+        <w:t>other_</w:t>
+      </w:r>
+      <w:proofErr w:type="gramStart"/>
+      <w:r>
+        <w:rPr>
+          <w:rFonts w:ascii="Verdana" w:hAnsi="Verdana" w:cs="Arial"/>
+        </w:rPr>
+        <w:t>debts</w:t>
       </w:r>
       <w:proofErr w:type="spellEnd"/>
       <w:r>
@@ -3920,6 +4668,7 @@
         </w:rPr>
         <w:t xml:space="preserve"> %}</w:t>
       </w:r>
+      <w:proofErr w:type="gramEnd"/>
     </w:p>
     <w:tbl>
       <w:tblPr>
@@ -3970,14 +4719,28 @@
               <w:rPr>
                 <w:rFonts w:ascii="Verdana" w:hAnsi="Verdana" w:cs="Arial"/>
               </w:rPr>
-              <w:t>debt.name_full</w:t>
+              <w:t>debt.name_</w:t>
+            </w:r>
+            <w:proofErr w:type="gramStart"/>
+            <w:r>
+              <w:rPr>
+                <w:rFonts w:ascii="Verdana" w:hAnsi="Verdana" w:cs="Arial"/>
+              </w:rPr>
+              <w:t>full</w:t>
             </w:r>
             <w:proofErr w:type="spellEnd"/>
             <w:r>
               <w:rPr>
                 <w:rFonts w:ascii="Verdana" w:hAnsi="Verdana" w:cs="Arial"/>
               </w:rPr>
-              <w:t>()}</w:t>
+              <w:t>(</w:t>
+            </w:r>
+            <w:proofErr w:type="gramEnd"/>
+            <w:r>
+              <w:rPr>
+                <w:rFonts w:ascii="Verdana" w:hAnsi="Verdana" w:cs="Arial"/>
+              </w:rPr>
+              <w:t>)}</w:t>
             </w:r>
             <w:r>
               <w:rPr>
@@ -4006,11 +4769,19 @@
               <w:t>{{</w:t>
             </w:r>
             <w:proofErr w:type="spellStart"/>
-            <w:r>
-              <w:rPr>
-                <w:rFonts w:ascii="Verdana" w:hAnsi="Verdana" w:cs="Arial"/>
-              </w:rPr>
-              <w:t>debt.address.on_one_line</w:t>
+            <w:proofErr w:type="gramStart"/>
+            <w:r>
+              <w:rPr>
+                <w:rFonts w:ascii="Verdana" w:hAnsi="Verdana" w:cs="Arial"/>
+              </w:rPr>
+              <w:t>debt.address</w:t>
+            </w:r>
+            <w:proofErr w:type="gramEnd"/>
+            <w:r>
+              <w:rPr>
+                <w:rFonts w:ascii="Verdana" w:hAnsi="Verdana" w:cs="Arial"/>
+              </w:rPr>
+              <w:t>.on_one_line</w:t>
             </w:r>
             <w:proofErr w:type="spellEnd"/>
             <w:r>
@@ -4040,6 +4811,7 @@
               <w:t>{{</w:t>
             </w:r>
             <w:proofErr w:type="spellStart"/>
+            <w:proofErr w:type="gramStart"/>
             <w:r>
               <w:rPr>
                 <w:rFonts w:ascii="Verdana" w:hAnsi="Verdana" w:cs="Arial"/>
@@ -4047,6 +4819,7 @@
               <w:t>debt.description</w:t>
             </w:r>
             <w:proofErr w:type="spellEnd"/>
+            <w:proofErr w:type="gramEnd"/>
             <w:r>
               <w:rPr>
                 <w:rFonts w:ascii="Verdana" w:hAnsi="Verdana" w:cs="Arial"/>
@@ -4074,6 +4847,7 @@
               <w:t>{{currency(</w:t>
             </w:r>
             <w:proofErr w:type="spellStart"/>
+            <w:proofErr w:type="gramStart"/>
             <w:r>
               <w:rPr>
                 <w:rFonts w:ascii="Verdana" w:hAnsi="Verdana" w:cs="Arial"/>
@@ -4081,6 +4855,7 @@
               <w:t>debt.amount</w:t>
             </w:r>
             <w:proofErr w:type="spellEnd"/>
+            <w:proofErr w:type="gramEnd"/>
             <w:r>
               <w:rPr>
                 <w:rFonts w:ascii="Verdana" w:hAnsi="Verdana" w:cs="Arial"/>
@@ -4093,6 +4868,7 @@
     </w:tbl>
     <w:p>
       <w:pPr>
+        <w:spacing w:line="240" w:lineRule="auto"/>
         <w:rPr>
           <w:rFonts w:ascii="Verdana" w:hAnsi="Verdana" w:cs="Arial"/>
         </w:rPr>
@@ -4120,6 +4896,7 @@
     </w:p>
     <w:p>
       <w:pPr>
+        <w:spacing w:line="240" w:lineRule="auto"/>
         <w:rPr>
           <w:rFonts w:ascii="Verdana" w:hAnsi="Verdana" w:cs="Arial"/>
         </w:rPr>
@@ -4146,100 +4923,74 @@
     </w:p>
     <w:p>
       <w:pPr>
-        <w:rPr>
-          <w:rFonts w:ascii="Verdana" w:hAnsi="Verdana" w:cs="Arial"/>
-        </w:rPr>
-      </w:pPr>
-      <w:r>
-        <w:rPr>
-          <w:rFonts w:ascii="Verdana" w:hAnsi="Verdana" w:cs="Arial"/>
-        </w:rPr>
-        <w:t>{% endif %}{% endif %}</w:t>
-      </w:r>
-    </w:p>
-    <w:p>
-      <w:pPr>
-        <w:rPr>
-          <w:rFonts w:ascii="Verdana" w:hAnsi="Verdana" w:cs="Arial"/>
-        </w:rPr>
-      </w:pPr>
-    </w:p>
-    <w:tbl>
-      <w:tblPr>
-        <w:tblStyle w:val="TableGrid"/>
-        <w:tblW w:w="0" w:type="auto"/>
-        <w:tblInd w:w="360" w:type="dxa"/>
-        <w:tblBorders>
-          <w:top w:val="none" w:sz="0" w:space="0" w:color="auto"/>
-          <w:left w:val="none" w:sz="0" w:space="0" w:color="auto"/>
-          <w:bottom w:val="none" w:sz="0" w:space="0" w:color="auto"/>
-          <w:right w:val="none" w:sz="0" w:space="0" w:color="auto"/>
-          <w:insideH w:val="none" w:sz="0" w:space="0" w:color="auto"/>
-          <w:insideV w:val="none" w:sz="0" w:space="0" w:color="auto"/>
-        </w:tblBorders>
-        <w:tblLayout w:type="fixed"/>
-        <w:tblLook w:val="04A0" w:firstRow="1" w:lastRow="0" w:firstColumn="1" w:lastColumn="0" w:noHBand="0" w:noVBand="1"/>
-      </w:tblPr>
-      <w:tblGrid>
-        <w:gridCol w:w="468"/>
-        <w:gridCol w:w="7830"/>
-      </w:tblGrid>
-      <w:tr>
-        <w:tc>
-          <w:tcPr>
-            <w:tcW w:w="468" w:type="dxa"/>
-            <w:hideMark/>
-          </w:tcPr>
-          <w:p>
-            <w:pPr>
-              <w:spacing w:after="160" w:line="278" w:lineRule="auto"/>
-              <w:rPr>
-                <w:rFonts w:ascii="Verdana" w:hAnsi="Verdana" w:cs="Arial"/>
-              </w:rPr>
-            </w:pPr>
-            <w:r>
-              <w:rPr>
-                <w:rFonts w:ascii="Verdana" w:hAnsi="Verdana" w:cs="Arial"/>
-              </w:rPr>
-              <w:t>7.</w:t>
-            </w:r>
-          </w:p>
-        </w:tc>
-        <w:tc>
-          <w:tcPr>
-            <w:tcW w:w="7830" w:type="dxa"/>
-            <w:hideMark/>
-          </w:tcPr>
-          <w:p>
-            <w:pPr>
-              <w:spacing w:after="160" w:line="278" w:lineRule="auto"/>
-              <w:rPr>
-                <w:rFonts w:ascii="Verdana" w:hAnsi="Verdana" w:cs="Arial"/>
-              </w:rPr>
-            </w:pPr>
-            <w:r>
-              <w:rPr>
-                <w:rFonts w:ascii="Verdana" w:hAnsi="Verdana" w:cs="Arial"/>
-              </w:rPr>
-              <w:t xml:space="preserve">I understand that all valid claims against the decedent's estate described in paragraph 7 must be paid by me from the decedent's estate before any distribution is made to any heir </w:t>
-            </w:r>
-            <w:r>
-              <w:rPr>
-                <w:rFonts w:ascii="Verdana" w:hAnsi="Verdana" w:cs="Arial"/>
-              </w:rPr>
-              <w:lastRenderedPageBreak/>
-              <w:t>or legatee. I further understand that the decedent's estate should pay all claims in the order set forth above, and if the decedent's estate is insufficient to pay the claims in any one class, the claims in that class shall be paid pro rata.</w:t>
-            </w:r>
-          </w:p>
-        </w:tc>
-      </w:tr>
-    </w:tbl>
-    <w:p>
-      <w:pPr>
-        <w:rPr>
-          <w:rFonts w:ascii="Verdana" w:hAnsi="Verdana" w:cs="Arial"/>
-        </w:rPr>
-      </w:pPr>
+        <w:spacing w:line="360" w:lineRule="auto"/>
+        <w:rPr>
+          <w:rFonts w:ascii="Verdana" w:hAnsi="Verdana" w:cs="Arial"/>
+        </w:rPr>
+      </w:pPr>
+      <w:r>
+        <w:rPr>
+          <w:rFonts w:ascii="Verdana" w:hAnsi="Verdana" w:cs="Arial"/>
+        </w:rPr>
+        <w:t xml:space="preserve">{% endif </w:t>
+      </w:r>
+      <w:proofErr w:type="gramStart"/>
+      <w:r>
+        <w:rPr>
+          <w:rFonts w:ascii="Verdana" w:hAnsi="Verdana" w:cs="Arial"/>
+        </w:rPr>
+        <w:t>%}{</w:t>
+      </w:r>
+      <w:proofErr w:type="gramEnd"/>
+      <w:r>
+        <w:rPr>
+          <w:rFonts w:ascii="Verdana" w:hAnsi="Verdana" w:cs="Arial"/>
+        </w:rPr>
+        <w:t>% endif %}</w:t>
+      </w:r>
+      <w:r>
+        <w:rPr>
+          <w:rFonts w:ascii="Verdana" w:hAnsi="Verdana" w:cs="Arial"/>
+        </w:rPr>
+        <w:t>7.</w:t>
+      </w:r>
+      <w:r>
+        <w:rPr>
+          <w:rFonts w:ascii="Verdana" w:hAnsi="Verdana" w:cs="Arial"/>
+        </w:rPr>
+        <w:t>5</w:t>
+      </w:r>
+      <w:r>
+        <w:rPr>
+          <w:rFonts w:ascii="Verdana" w:hAnsi="Verdana" w:cs="Arial"/>
+        </w:rPr>
+        <w:t xml:space="preserve"> </w:t>
+      </w:r>
+      <w:r>
+        <w:rPr>
+          <w:rFonts w:ascii="Verdana" w:hAnsi="Verdana" w:cs="Arial"/>
+        </w:rPr>
+        <w:t xml:space="preserve">I </w:t>
+      </w:r>
+      <w:r>
+        <w:rPr>
+          <w:rFonts w:ascii="Verdana" w:hAnsi="Verdana" w:cs="Arial"/>
+        </w:rPr>
+        <w:t xml:space="preserve">understand that all valid claims against the decedent's estate described in paragraph 7 must be paid by me from the decedent's estate before any distribution is made to any heir or legatee. I further understand that the decedent's estate should pay all claims in the </w:t>
+      </w:r>
+      <w:r>
+        <w:rPr>
+          <w:rFonts w:ascii="Verdana" w:hAnsi="Verdana" w:cs="Arial"/>
+        </w:rPr>
+        <w:lastRenderedPageBreak/>
+        <w:t>order set forth above, and if the decedent's estate is insufficient to pay the claims in any one class, the claims in that class shall be paid pro</w:t>
+      </w:r>
+      <w:r>
+        <w:rPr>
+          <w:rFonts w:ascii="Verdana" w:hAnsi="Verdana" w:cs="Arial"/>
+        </w:rPr>
+        <w:t xml:space="preserve"> rata.</w:t>
+      </w:r>
     </w:p>
     <w:p>
       <w:pPr>
@@ -4247,6 +4998,7 @@
           <w:ilvl w:val="0"/>
           <w:numId w:val="4"/>
         </w:numPr>
+        <w:spacing w:line="360" w:lineRule="auto"/>
         <w:rPr>
           <w:rFonts w:ascii="Verdana" w:hAnsi="Verdana" w:cs="Arial"/>
         </w:rPr>
@@ -4257,13 +5009,6 @@
         </w:rPr>
         <w:t>There is no known unpaid claimant or contested claim against the decedent, except as stated in paragraph 7.</w:t>
       </w:r>
-    </w:p>
-    <w:p>
-      <w:pPr>
-        <w:rPr>
-          <w:rFonts w:ascii="Verdana" w:hAnsi="Verdana" w:cs="Arial"/>
-        </w:rPr>
-      </w:pPr>
     </w:p>
     <w:p>
       <w:pPr>
@@ -4271,6 +5016,7 @@
           <w:ilvl w:val="0"/>
           <w:numId w:val="4"/>
         </w:numPr>
+        <w:spacing w:line="360" w:lineRule="auto"/>
         <w:rPr>
           <w:rFonts w:ascii="Verdana" w:hAnsi="Verdana" w:cs="Arial"/>
         </w:rPr>
@@ -4291,27 +5037,27 @@
         <w:rPr>
           <w:rFonts w:ascii="Verdana" w:hAnsi="Verdana" w:cs="Arial"/>
         </w:rPr>
-        <w:t xml:space="preserve"> children of the decedent are as follows:</w:t>
-      </w:r>
-    </w:p>
-    <w:p>
-      <w:pPr>
-        <w:rPr>
-          <w:rFonts w:ascii="Verdana" w:hAnsi="Verdana" w:cs="Arial"/>
-        </w:rPr>
-      </w:pPr>
-    </w:p>
-    <w:p>
-      <w:pPr>
-        <w:rPr>
-          <w:rFonts w:ascii="Verdana" w:hAnsi="Verdana" w:cs="Arial"/>
-        </w:rPr>
-      </w:pPr>
-      <w:r>
-        <w:rPr>
-          <w:rFonts w:ascii="Verdana" w:hAnsi="Verdana" w:cs="Arial"/>
-        </w:rPr>
-        <w:t xml:space="preserve">{% if </w:t>
+        <w:t xml:space="preserve"> children of the decedent are as </w:t>
+      </w:r>
+      <w:proofErr w:type="gramStart"/>
+      <w:r>
+        <w:rPr>
+          <w:rFonts w:ascii="Verdana" w:hAnsi="Verdana" w:cs="Arial"/>
+        </w:rPr>
+        <w:t>follows:</w:t>
+      </w:r>
+      <w:r>
+        <w:rPr>
+          <w:rFonts w:ascii="Verdana" w:hAnsi="Verdana" w:cs="Arial"/>
+        </w:rPr>
+        <w:t>{</w:t>
+      </w:r>
+      <w:proofErr w:type="gramEnd"/>
+      <w:r>
+        <w:rPr>
+          <w:rFonts w:ascii="Verdana" w:hAnsi="Verdana" w:cs="Arial"/>
+        </w:rPr>
+        <w:t xml:space="preserve">% if </w:t>
       </w:r>
       <w:proofErr w:type="spellStart"/>
       <w:r>
@@ -4328,11 +5074,26 @@
         <w:t xml:space="preserve"> or </w:t>
       </w:r>
       <w:proofErr w:type="spellStart"/>
-      <w:r>
-        <w:rPr>
-          <w:rFonts w:ascii="Verdana" w:hAnsi="Verdana" w:cs="Arial"/>
-        </w:rPr>
-        <w:t>dependents.there_are_any</w:t>
+      <w:proofErr w:type="gramStart"/>
+      <w:r>
+        <w:rPr>
+          <w:rFonts w:ascii="Verdana" w:hAnsi="Verdana" w:cs="Arial"/>
+        </w:rPr>
+        <w:t>dependents.there</w:t>
+      </w:r>
+      <w:proofErr w:type="gramEnd"/>
+      <w:r>
+        <w:rPr>
+          <w:rFonts w:ascii="Verdana" w:hAnsi="Verdana" w:cs="Arial"/>
+        </w:rPr>
+        <w:t>_are_</w:t>
+      </w:r>
+      <w:proofErr w:type="gramStart"/>
+      <w:r>
+        <w:rPr>
+          <w:rFonts w:ascii="Verdana" w:hAnsi="Verdana" w:cs="Arial"/>
+        </w:rPr>
+        <w:t>any</w:t>
       </w:r>
       <w:proofErr w:type="spellEnd"/>
       <w:r>
@@ -4341,6 +5102,7 @@
         </w:rPr>
         <w:t xml:space="preserve"> %}</w:t>
       </w:r>
+      <w:proofErr w:type="gramEnd"/>
     </w:p>
     <w:tbl>
       <w:tblPr>
@@ -4462,7 +5224,14 @@
         <w:rPr>
           <w:rFonts w:ascii="Verdana" w:hAnsi="Verdana" w:cs="Arial"/>
         </w:rPr>
-        <w:t>and_dependents</w:t>
+        <w:t>and_</w:t>
+      </w:r>
+      <w:proofErr w:type="gramStart"/>
+      <w:r>
+        <w:rPr>
+          <w:rFonts w:ascii="Verdana" w:hAnsi="Verdana" w:cs="Arial"/>
+        </w:rPr>
+        <w:t>dependents</w:t>
       </w:r>
       <w:proofErr w:type="spellEnd"/>
       <w:r>
@@ -4471,6 +5240,7 @@
         </w:rPr>
         <w:t xml:space="preserve"> %}</w:t>
       </w:r>
+      <w:proofErr w:type="gramEnd"/>
     </w:p>
     <w:tbl>
       <w:tblPr>
@@ -4519,14 +5289,28 @@
               <w:rPr>
                 <w:rFonts w:ascii="Verdana" w:hAnsi="Verdana" w:cs="Arial"/>
               </w:rPr>
-              <w:t>person.name_full</w:t>
+              <w:t>person.name_</w:t>
+            </w:r>
+            <w:proofErr w:type="gramStart"/>
+            <w:r>
+              <w:rPr>
+                <w:rFonts w:ascii="Verdana" w:hAnsi="Verdana" w:cs="Arial"/>
+              </w:rPr>
+              <w:t>full</w:t>
             </w:r>
             <w:proofErr w:type="spellEnd"/>
             <w:r>
               <w:rPr>
                 <w:rFonts w:ascii="Verdana" w:hAnsi="Verdana" w:cs="Arial"/>
               </w:rPr>
-              <w:t xml:space="preserve">()}}, </w:t>
+              <w:t>(</w:t>
+            </w:r>
+            <w:proofErr w:type="gramEnd"/>
+            <w:r>
+              <w:rPr>
+                <w:rFonts w:ascii="Verdana" w:hAnsi="Verdana" w:cs="Arial"/>
+              </w:rPr>
+              <w:t xml:space="preserve">)}}, </w:t>
             </w:r>
             <w:r>
               <w:rPr>
@@ -4541,6 +5325,7 @@
               <w:t>{</w:t>
             </w:r>
             <w:proofErr w:type="spellStart"/>
+            <w:proofErr w:type="gramStart"/>
             <w:r>
               <w:rPr>
                 <w:rFonts w:ascii="Verdana" w:hAnsi="Verdana" w:cs="Arial"/>
@@ -4548,6 +5333,7 @@
               <w:t>person.relationship</w:t>
             </w:r>
             <w:proofErr w:type="spellEnd"/>
+            <w:proofErr w:type="gramEnd"/>
             <w:r>
               <w:rPr>
                 <w:rFonts w:ascii="Verdana" w:hAnsi="Verdana" w:cs="Arial"/>
@@ -4575,11 +5361,19 @@
               <w:t>{{</w:t>
             </w:r>
             <w:proofErr w:type="spellStart"/>
-            <w:r>
-              <w:rPr>
-                <w:rFonts w:ascii="Verdana" w:hAnsi="Verdana" w:cs="Arial"/>
-              </w:rPr>
-              <w:t>person.address.on_one_line</w:t>
+            <w:proofErr w:type="gramStart"/>
+            <w:r>
+              <w:rPr>
+                <w:rFonts w:ascii="Verdana" w:hAnsi="Verdana" w:cs="Arial"/>
+              </w:rPr>
+              <w:t>person.address</w:t>
+            </w:r>
+            <w:proofErr w:type="gramEnd"/>
+            <w:r>
+              <w:rPr>
+                <w:rFonts w:ascii="Verdana" w:hAnsi="Verdana" w:cs="Arial"/>
+              </w:rPr>
+              <w:t>.on_one_line</w:t>
             </w:r>
             <w:proofErr w:type="spellEnd"/>
             <w:r>
@@ -4609,6 +5403,7 @@
               <w:t xml:space="preserve">{% if </w:t>
             </w:r>
             <w:proofErr w:type="spellStart"/>
+            <w:proofErr w:type="gramStart"/>
             <w:r>
               <w:rPr>
                 <w:rFonts w:ascii="Verdana" w:hAnsi="Verdana" w:cs="Arial"/>
@@ -4622,19 +5417,29 @@
               <w:t>.relationship</w:t>
             </w:r>
             <w:proofErr w:type="spellEnd"/>
+            <w:proofErr w:type="gramEnd"/>
             <w:r>
               <w:rPr>
                 <w:rFonts w:ascii="Verdana" w:hAnsi="Verdana" w:cs="Arial"/>
               </w:rPr>
               <w:t xml:space="preserve"> == “Child” </w:t>
             </w:r>
-            <w:r>
-              <w:rPr>
-                <w:rFonts w:ascii="Verdana" w:hAnsi="Verdana" w:cs="Arial"/>
-              </w:rPr>
-              <w:t>%}{{</w:t>
+            <w:proofErr w:type="gramStart"/>
+            <w:r>
+              <w:rPr>
+                <w:rFonts w:ascii="Verdana" w:hAnsi="Verdana" w:cs="Arial"/>
+              </w:rPr>
+              <w:t>%}{</w:t>
+            </w:r>
+            <w:proofErr w:type="gramEnd"/>
+            <w:r>
+              <w:rPr>
+                <w:rFonts w:ascii="Verdana" w:hAnsi="Verdana" w:cs="Arial"/>
+              </w:rPr>
+              <w:t>{</w:t>
             </w:r>
             <w:proofErr w:type="spellStart"/>
+            <w:proofErr w:type="gramStart"/>
             <w:r>
               <w:rPr>
                 <w:rFonts w:ascii="Verdana" w:hAnsi="Verdana" w:cs="Arial"/>
@@ -4646,7 +5451,14 @@
               <w:rPr>
                 <w:rFonts w:ascii="Verdana" w:hAnsi="Verdana" w:cs="Arial"/>
               </w:rPr>
-              <w:t>}}{% endif %}</w:t>
+              <w:t>}}{</w:t>
+            </w:r>
+            <w:proofErr w:type="gramEnd"/>
+            <w:r>
+              <w:rPr>
+                <w:rFonts w:ascii="Verdana" w:hAnsi="Verdana" w:cs="Arial"/>
+              </w:rPr>
+              <w:t>% endif %}</w:t>
             </w:r>
           </w:p>
         </w:tc>
@@ -4676,37 +5488,390 @@
         <w:rPr>
           <w:rFonts w:ascii="Verdana" w:hAnsi="Verdana" w:cs="Arial"/>
         </w:rPr>
+        <w:t xml:space="preserve"> </w:t>
+      </w:r>
+      <w:proofErr w:type="gramStart"/>
+      <w:r>
+        <w:rPr>
+          <w:rFonts w:ascii="Verdana" w:hAnsi="Verdana" w:cs="Arial"/>
+        </w:rPr>
+        <w:t>%}{</w:t>
+      </w:r>
+      <w:proofErr w:type="gramEnd"/>
+      <w:r>
+        <w:rPr>
+          <w:rFonts w:ascii="Verdana" w:hAnsi="Verdana" w:cs="Arial"/>
+        </w:rPr>
+        <w:t xml:space="preserve">% </w:t>
+      </w:r>
+      <w:proofErr w:type="gramStart"/>
+      <w:r>
+        <w:rPr>
+          <w:rFonts w:ascii="Verdana" w:hAnsi="Verdana" w:cs="Arial"/>
+        </w:rPr>
+        <w:t>else %}</w:t>
+      </w:r>
+      <w:proofErr w:type="gramEnd"/>
+    </w:p>
+    <w:p>
+      <w:pPr>
+        <w:rPr>
+          <w:rFonts w:ascii="Verdana" w:hAnsi="Verdana" w:cs="Arial"/>
+        </w:rPr>
+      </w:pPr>
+      <w:r>
+        <w:rPr>
+          <w:rFonts w:ascii="Verdana" w:hAnsi="Verdana" w:cs="Arial"/>
+        </w:rPr>
+        <w:t xml:space="preserve">Not </w:t>
+      </w:r>
+      <w:proofErr w:type="gramStart"/>
+      <w:r>
+        <w:rPr>
+          <w:rFonts w:ascii="Verdana" w:hAnsi="Verdana" w:cs="Arial"/>
+        </w:rPr>
+        <w:t>applicable</w:t>
+      </w:r>
+      <w:r>
+        <w:rPr>
+          <w:rFonts w:ascii="Verdana" w:hAnsi="Verdana" w:cs="Arial"/>
+        </w:rPr>
+        <w:t>{</w:t>
+      </w:r>
+      <w:proofErr w:type="gramEnd"/>
+      <w:r>
+        <w:rPr>
+          <w:rFonts w:ascii="Verdana" w:hAnsi="Verdana" w:cs="Arial"/>
+        </w:rPr>
+        <w:t xml:space="preserve">% </w:t>
+      </w:r>
+      <w:proofErr w:type="gramStart"/>
+      <w:r>
+        <w:rPr>
+          <w:rFonts w:ascii="Verdana" w:hAnsi="Verdana" w:cs="Arial"/>
+        </w:rPr>
+        <w:t>endif %}</w:t>
+      </w:r>
+      <w:proofErr w:type="gramEnd"/>
+    </w:p>
+    <w:p>
+      <w:pPr>
+        <w:spacing w:line="360" w:lineRule="auto"/>
+        <w:rPr>
+          <w:rFonts w:ascii="Verdana" w:hAnsi="Verdana" w:cs="Arial"/>
+        </w:rPr>
+      </w:pPr>
+      <w:r>
+        <w:rPr>
+          <w:rFonts w:ascii="Verdana" w:hAnsi="Verdana" w:cs="Arial"/>
+        </w:rPr>
+        <w:t>(Note: An adult dependent child is one who is unable to maintain himself and is likely to become a public charge.)</w:t>
+      </w:r>
+    </w:p>
+    <w:p>
+      <w:pPr>
+        <w:spacing w:line="360" w:lineRule="auto"/>
+        <w:rPr>
+          <w:rFonts w:ascii="Verdana" w:hAnsi="Verdana" w:cs="Arial"/>
+        </w:rPr>
+      </w:pPr>
+      <w:r>
+        <w:rPr>
+          <w:rFonts w:ascii="Verdana" w:hAnsi="Verdana" w:cs="Arial"/>
+        </w:rPr>
+        <w:t xml:space="preserve">(b) The award allowable to the surviving spouse of a decedent who was an Illinois resident </w:t>
+      </w:r>
+      <w:proofErr w:type="gramStart"/>
+      <w:r>
+        <w:rPr>
+          <w:rFonts w:ascii="Verdana" w:hAnsi="Verdana" w:cs="Arial"/>
+        </w:rPr>
+        <w:t>is:</w:t>
+      </w:r>
+      <w:r>
+        <w:rPr>
+          <w:rFonts w:ascii="Verdana" w:hAnsi="Verdana" w:cs="Arial"/>
+        </w:rPr>
+        <w:t>{</w:t>
+      </w:r>
+      <w:proofErr w:type="gramEnd"/>
+      <w:r>
+        <w:rPr>
+          <w:rFonts w:ascii="Verdana" w:hAnsi="Verdana" w:cs="Arial"/>
+        </w:rPr>
+        <w:t xml:space="preserve">% if </w:t>
+      </w:r>
+      <w:proofErr w:type="spellStart"/>
+      <w:r>
+        <w:rPr>
+          <w:rFonts w:ascii="Verdana" w:hAnsi="Verdana" w:cs="Arial"/>
+        </w:rPr>
+        <w:t>decedent.was_</w:t>
+      </w:r>
+      <w:proofErr w:type="gramStart"/>
+      <w:r>
+        <w:rPr>
+          <w:rFonts w:ascii="Verdana" w:hAnsi="Verdana" w:cs="Arial"/>
+        </w:rPr>
+        <w:t>married</w:t>
+      </w:r>
+      <w:proofErr w:type="spellEnd"/>
+      <w:r>
+        <w:rPr>
+          <w:rFonts w:ascii="Verdana" w:hAnsi="Verdana" w:cs="Arial"/>
+        </w:rPr>
         <w:t xml:space="preserve"> %}</w:t>
       </w:r>
-    </w:p>
-    <w:p>
-      <w:pPr>
-        <w:rPr>
-          <w:rFonts w:ascii="Verdana" w:hAnsi="Verdana" w:cs="Arial"/>
-        </w:rPr>
-      </w:pPr>
-      <w:r>
-        <w:rPr>
-          <w:rFonts w:ascii="Verdana" w:hAnsi="Verdana" w:cs="Arial"/>
-        </w:rPr>
-        <w:t>{% else %}</w:t>
-      </w:r>
-    </w:p>
-    <w:p>
-      <w:pPr>
-        <w:rPr>
-          <w:rFonts w:ascii="Verdana" w:hAnsi="Verdana" w:cs="Arial"/>
-        </w:rPr>
-      </w:pPr>
-      <w:r>
-        <w:rPr>
-          <w:rFonts w:ascii="Verdana" w:hAnsi="Verdana" w:cs="Arial"/>
-        </w:rPr>
-        <w:t>Not applicable</w:t>
-      </w:r>
-    </w:p>
-    <w:p>
-      <w:pPr>
+      <w:proofErr w:type="gramEnd"/>
+    </w:p>
+    <w:p>
+      <w:pPr>
+        <w:spacing w:line="360" w:lineRule="auto"/>
+        <w:rPr>
+          <w:rFonts w:ascii="Verdana" w:hAnsi="Verdana" w:cs="Arial"/>
+        </w:rPr>
+      </w:pPr>
+      <w:r>
+        <w:rPr>
+          <w:rFonts w:ascii="Verdana" w:hAnsi="Verdana" w:cs="Arial"/>
+        </w:rPr>
+        <w:t>{{currency(</w:t>
+      </w:r>
+      <w:proofErr w:type="spellStart"/>
+      <w:r>
+        <w:rPr>
+          <w:rFonts w:ascii="Verdana" w:hAnsi="Verdana" w:cs="Arial"/>
+        </w:rPr>
+        <w:t>spouse_min_award</w:t>
+      </w:r>
+      <w:proofErr w:type="spellEnd"/>
+      <w:r>
+        <w:rPr>
+          <w:rFonts w:ascii="Verdana" w:hAnsi="Verdana" w:cs="Arial"/>
+        </w:rPr>
+        <w:t>)</w:t>
+      </w:r>
+      <w:proofErr w:type="gramStart"/>
+      <w:r>
+        <w:rPr>
+          <w:rFonts w:ascii="Verdana" w:hAnsi="Verdana" w:cs="Arial"/>
+        </w:rPr>
+        <w:t>}}{</w:t>
+      </w:r>
+      <w:proofErr w:type="gramEnd"/>
+      <w:r>
+        <w:rPr>
+          <w:rFonts w:ascii="Verdana" w:hAnsi="Verdana" w:cs="Arial"/>
+        </w:rPr>
+        <w:t xml:space="preserve">% </w:t>
+      </w:r>
+      <w:proofErr w:type="gramStart"/>
+      <w:r>
+        <w:rPr>
+          <w:rFonts w:ascii="Verdana" w:hAnsi="Verdana" w:cs="Arial"/>
+        </w:rPr>
+        <w:t>endif %}</w:t>
+      </w:r>
+      <w:proofErr w:type="gramEnd"/>
+    </w:p>
+    <w:p>
+      <w:pPr>
+        <w:spacing w:line="360" w:lineRule="auto"/>
+        <w:rPr>
+          <w:rFonts w:ascii="Verdana" w:hAnsi="Verdana" w:cs="Arial"/>
+        </w:rPr>
+      </w:pPr>
+      <w:r>
+        <w:rPr>
+          <w:rFonts w:ascii="Verdana" w:hAnsi="Verdana" w:cs="Arial"/>
+        </w:rPr>
+        <w:t xml:space="preserve">($20,000, plus $10,000 multiplied by the number of minor children and adult dependent children who resided with the surviving spouse at the time of the </w:t>
+      </w:r>
+      <w:r>
+        <w:rPr>
+          <w:rFonts w:ascii="Verdana" w:hAnsi="Verdana" w:cs="Arial"/>
+        </w:rPr>
+        <w:lastRenderedPageBreak/>
+        <w:t>decedent's death. If any such child did not reside with the surviving spouse at the time of the decedent's death, so indicate).</w:t>
+      </w:r>
+    </w:p>
+    <w:p>
+      <w:pPr>
+        <w:spacing w:line="360" w:lineRule="auto"/>
+        <w:rPr>
+          <w:rFonts w:ascii="Verdana" w:hAnsi="Verdana" w:cs="Arial"/>
+        </w:rPr>
+      </w:pPr>
+      <w:r>
+        <w:rPr>
+          <w:rFonts w:ascii="Verdana" w:hAnsi="Verdana" w:cs="Arial"/>
+        </w:rPr>
+        <w:t xml:space="preserve">{% if </w:t>
+      </w:r>
+      <w:proofErr w:type="spellStart"/>
+      <w:r>
+        <w:rPr>
+          <w:rFonts w:ascii="Verdana" w:hAnsi="Verdana" w:cs="Arial"/>
+        </w:rPr>
+        <w:t>decedent.was_married</w:t>
+      </w:r>
+      <w:proofErr w:type="spellEnd"/>
+      <w:r>
+        <w:rPr>
+          <w:rFonts w:ascii="Verdana" w:hAnsi="Verdana" w:cs="Arial"/>
+        </w:rPr>
+        <w:t xml:space="preserve"> and </w:t>
+      </w:r>
+      <w:proofErr w:type="spellStart"/>
+      <w:proofErr w:type="gramStart"/>
+      <w:r>
+        <w:rPr>
+          <w:rFonts w:ascii="Verdana" w:hAnsi="Verdana" w:cs="Arial"/>
+        </w:rPr>
+        <w:t>dependents.there</w:t>
+      </w:r>
+      <w:proofErr w:type="gramEnd"/>
+      <w:r>
+        <w:rPr>
+          <w:rFonts w:ascii="Verdana" w:hAnsi="Verdana" w:cs="Arial"/>
+        </w:rPr>
+        <w:t>_are_any</w:t>
+      </w:r>
+      <w:proofErr w:type="spellEnd"/>
+      <w:r>
+        <w:rPr>
+          <w:rFonts w:ascii="Verdana" w:hAnsi="Verdana" w:cs="Arial"/>
+        </w:rPr>
+        <w:t xml:space="preserve"> and </w:t>
+      </w:r>
+      <w:proofErr w:type="spellStart"/>
+      <w:r>
+        <w:rPr>
+          <w:rFonts w:ascii="Verdana" w:hAnsi="Verdana" w:cs="Arial"/>
+        </w:rPr>
+        <w:t>elsewhere_</w:t>
+      </w:r>
+      <w:proofErr w:type="gramStart"/>
+      <w:r>
+        <w:rPr>
+          <w:rFonts w:ascii="Verdana" w:hAnsi="Verdana" w:cs="Arial"/>
+        </w:rPr>
+        <w:t>dependents.number</w:t>
+      </w:r>
+      <w:proofErr w:type="gramEnd"/>
+      <w:r>
+        <w:rPr>
+          <w:rFonts w:ascii="Verdana" w:hAnsi="Verdana" w:cs="Arial"/>
+        </w:rPr>
+        <w:t>_</w:t>
+      </w:r>
+      <w:proofErr w:type="gramStart"/>
+      <w:r>
+        <w:rPr>
+          <w:rFonts w:ascii="Verdana" w:hAnsi="Verdana" w:cs="Arial"/>
+        </w:rPr>
+        <w:t>gathered</w:t>
+      </w:r>
+      <w:proofErr w:type="spellEnd"/>
+      <w:r>
+        <w:rPr>
+          <w:rFonts w:ascii="Verdana" w:hAnsi="Verdana" w:cs="Arial"/>
+        </w:rPr>
+        <w:t>(</w:t>
+      </w:r>
+      <w:proofErr w:type="gramEnd"/>
+      <w:r>
+        <w:rPr>
+          <w:rFonts w:ascii="Verdana" w:hAnsi="Verdana" w:cs="Arial"/>
+        </w:rPr>
+        <w:t xml:space="preserve">) &gt; </w:t>
+      </w:r>
+      <w:proofErr w:type="gramStart"/>
+      <w:r>
+        <w:rPr>
+          <w:rFonts w:ascii="Verdana" w:hAnsi="Verdana" w:cs="Arial"/>
+        </w:rPr>
+        <w:t>0 %}</w:t>
+      </w:r>
+      <w:proofErr w:type="gramEnd"/>
+    </w:p>
+    <w:p>
+      <w:pPr>
+        <w:spacing w:line="360" w:lineRule="auto"/>
+        <w:rPr>
+          <w:rFonts w:ascii="Verdana" w:hAnsi="Verdana" w:cs="Arial"/>
+        </w:rPr>
+      </w:pPr>
+      <w:r>
+        <w:rPr>
+          <w:rFonts w:ascii="Verdana" w:hAnsi="Verdana" w:cs="Arial"/>
+        </w:rPr>
+        <w:t xml:space="preserve">At the time of the decedent's death, the following minor or adult disabled child(ren) of the decedent did not reside with the surviving spouse: </w:t>
+      </w:r>
+      <w:r>
+        <w:rPr>
+          <w:rFonts w:ascii="Verdana" w:hAnsi="Verdana" w:cs="Arial"/>
+        </w:rPr>
+        <w:t>{{</w:t>
+      </w:r>
+      <w:proofErr w:type="spellStart"/>
+      <w:r>
+        <w:rPr>
+          <w:rFonts w:ascii="Verdana" w:hAnsi="Verdana" w:cs="Arial"/>
+        </w:rPr>
+        <w:t>elsewhere_</w:t>
+      </w:r>
+      <w:proofErr w:type="gramStart"/>
+      <w:r>
+        <w:rPr>
+          <w:rFonts w:ascii="Verdana" w:hAnsi="Verdana" w:cs="Arial"/>
+        </w:rPr>
+        <w:t>dependents</w:t>
+      </w:r>
+      <w:r>
+        <w:rPr>
+          <w:rFonts w:ascii="Verdana" w:hAnsi="Verdana" w:cs="Arial"/>
+        </w:rPr>
+        <w:t>.</w:t>
+      </w:r>
+      <w:r>
+        <w:rPr>
+          <w:rFonts w:ascii="Verdana" w:hAnsi="Verdana" w:cs="Arial"/>
+        </w:rPr>
+        <w:t>full</w:t>
+      </w:r>
+      <w:proofErr w:type="gramEnd"/>
+      <w:r>
+        <w:rPr>
+          <w:rFonts w:ascii="Verdana" w:hAnsi="Verdana" w:cs="Arial"/>
+        </w:rPr>
+        <w:t>_</w:t>
+      </w:r>
+      <w:proofErr w:type="gramStart"/>
+      <w:r>
+        <w:rPr>
+          <w:rFonts w:ascii="Verdana" w:hAnsi="Verdana" w:cs="Arial"/>
+        </w:rPr>
+        <w:t>names</w:t>
+      </w:r>
+      <w:proofErr w:type="spellEnd"/>
+      <w:r>
+        <w:rPr>
+          <w:rFonts w:ascii="Verdana" w:hAnsi="Verdana" w:cs="Arial"/>
+        </w:rPr>
+        <w:t>(</w:t>
+      </w:r>
+      <w:proofErr w:type="gramEnd"/>
+      <w:r>
+        <w:rPr>
+          <w:rFonts w:ascii="Verdana" w:hAnsi="Verdana" w:cs="Arial"/>
+        </w:rPr>
+        <w:t>)}}</w:t>
+      </w:r>
+    </w:p>
+    <w:p>
+      <w:pPr>
+        <w:spacing w:line="360" w:lineRule="auto"/>
         <w:rPr>
           <w:rFonts w:ascii="Verdana" w:hAnsi="Verdana" w:cs="Arial"/>
         </w:rPr>
@@ -4720,348 +5885,132 @@
     </w:p>
     <w:p>
       <w:pPr>
-        <w:rPr>
-          <w:rFonts w:ascii="Verdana" w:hAnsi="Verdana" w:cs="Arial"/>
-        </w:rPr>
-      </w:pPr>
-    </w:p>
-    <w:p>
-      <w:pPr>
-        <w:rPr>
-          <w:rFonts w:ascii="Verdana" w:hAnsi="Verdana" w:cs="Arial"/>
-        </w:rPr>
-      </w:pPr>
-      <w:r>
-        <w:rPr>
-          <w:rFonts w:ascii="Verdana" w:hAnsi="Verdana" w:cs="Arial"/>
-        </w:rPr>
-        <w:t>(Note: An adult dependent child is one who is unable to maintain himself and is likely to become a public charge.)</w:t>
-      </w:r>
-    </w:p>
-    <w:p>
-      <w:pPr>
-        <w:rPr>
-          <w:rFonts w:ascii="Verdana" w:hAnsi="Verdana" w:cs="Arial"/>
-        </w:rPr>
-      </w:pPr>
-    </w:p>
-    <w:p>
-      <w:pPr>
-        <w:rPr>
-          <w:rFonts w:ascii="Verdana" w:hAnsi="Verdana" w:cs="Arial"/>
-        </w:rPr>
-      </w:pPr>
-      <w:r>
-        <w:rPr>
-          <w:rFonts w:ascii="Verdana" w:hAnsi="Verdana" w:cs="Arial"/>
-        </w:rPr>
-        <w:t>(b) The award allowable to the surviving spouse of a decedent who was an Illinois resident is:</w:t>
-      </w:r>
-      <w:r>
-        <w:rPr>
-          <w:rFonts w:ascii="Verdana" w:hAnsi="Verdana" w:cs="Arial"/>
-        </w:rPr>
-        <w:t xml:space="preserve">{% if </w:t>
+        <w:spacing w:line="360" w:lineRule="auto"/>
+        <w:rPr>
+          <w:rFonts w:ascii="Verdana" w:hAnsi="Verdana" w:cs="Arial"/>
+        </w:rPr>
+      </w:pPr>
+      <w:r>
+        <w:rPr>
+          <w:rFonts w:ascii="Verdana" w:hAnsi="Verdana" w:cs="Arial"/>
+        </w:rPr>
+        <w:t xml:space="preserve">(c) If there is no surviving spouse, the award allowable to the minor children and adult dependent children of a decedent who was an Illinois resident is: </w:t>
+      </w:r>
+      <w:r>
+        <w:rPr>
+          <w:rFonts w:ascii="Verdana" w:hAnsi="Verdana" w:cs="Arial"/>
+        </w:rPr>
+        <w:t>{{currency(</w:t>
       </w:r>
       <w:proofErr w:type="spellStart"/>
       <w:r>
         <w:rPr>
           <w:rFonts w:ascii="Verdana" w:hAnsi="Verdana" w:cs="Arial"/>
         </w:rPr>
-        <w:t>decedent.was_married</w:t>
+        <w:t>minor_child_default_award</w:t>
       </w:r>
       <w:proofErr w:type="spellEnd"/>
       <w:r>
         <w:rPr>
           <w:rFonts w:ascii="Verdana" w:hAnsi="Verdana" w:cs="Arial"/>
         </w:rPr>
+        <w:t>)}} for each minor child and {{currency(</w:t>
+      </w:r>
+      <w:proofErr w:type="spellStart"/>
+      <w:r>
+        <w:rPr>
+          <w:rFonts w:ascii="Verdana" w:hAnsi="Verdana" w:cs="Arial"/>
+        </w:rPr>
+        <w:t>adult_child_default_award</w:t>
+      </w:r>
+      <w:proofErr w:type="spellEnd"/>
+      <w:r>
+        <w:rPr>
+          <w:rFonts w:ascii="Verdana" w:hAnsi="Verdana" w:cs="Arial"/>
+        </w:rPr>
+        <w:t>)</w:t>
+      </w:r>
+      <w:r>
+        <w:rPr>
+          <w:rFonts w:ascii="Verdana" w:hAnsi="Verdana" w:cs="Arial"/>
+        </w:rPr>
+        <w:t xml:space="preserve">}} for each adult dependent </w:t>
+      </w:r>
+      <w:proofErr w:type="gramStart"/>
+      <w:r>
+        <w:rPr>
+          <w:rFonts w:ascii="Verdana" w:hAnsi="Verdana" w:cs="Arial"/>
+        </w:rPr>
+        <w:t>child.{</w:t>
+      </w:r>
+      <w:proofErr w:type="gramEnd"/>
+      <w:r>
+        <w:rPr>
+          <w:rFonts w:ascii="Verdana" w:hAnsi="Verdana" w:cs="Arial"/>
+        </w:rPr>
+        <w:t xml:space="preserve">% if </w:t>
+      </w:r>
+      <w:proofErr w:type="spellStart"/>
+      <w:r>
+        <w:rPr>
+          <w:rFonts w:ascii="Verdana" w:hAnsi="Verdana" w:cs="Arial"/>
+        </w:rPr>
+        <w:t>have_a_will</w:t>
+      </w:r>
+      <w:proofErr w:type="spellEnd"/>
+      <w:r>
+        <w:rPr>
+          <w:rFonts w:ascii="Verdana" w:hAnsi="Verdana" w:cs="Arial"/>
+        </w:rPr>
         <w:t xml:space="preserve"> %}</w:t>
       </w:r>
     </w:p>
     <w:p>
       <w:pPr>
-        <w:rPr>
-          <w:rFonts w:ascii="Verdana" w:hAnsi="Verdana" w:cs="Arial"/>
-        </w:rPr>
-      </w:pPr>
-      <w:r>
-        <w:rPr>
-          <w:rFonts w:ascii="Verdana" w:hAnsi="Verdana" w:cs="Arial"/>
-        </w:rPr>
-        <w:t>{{currency(</w:t>
-      </w:r>
-      <w:proofErr w:type="spellStart"/>
-      <w:r>
-        <w:rPr>
-          <w:rFonts w:ascii="Verdana" w:hAnsi="Verdana" w:cs="Arial"/>
-        </w:rPr>
-        <w:t>spouse_min_award</w:t>
-      </w:r>
-      <w:proofErr w:type="spellEnd"/>
-      <w:r>
-        <w:rPr>
-          <w:rFonts w:ascii="Verdana" w:hAnsi="Verdana" w:cs="Arial"/>
-        </w:rPr>
-        <w:t>)}}{% endif %}</w:t>
-      </w:r>
-    </w:p>
-    <w:p>
-      <w:pPr>
-        <w:rPr>
-          <w:rFonts w:ascii="Verdana" w:hAnsi="Verdana" w:cs="Arial"/>
-        </w:rPr>
-      </w:pPr>
-      <w:r>
-        <w:rPr>
-          <w:rFonts w:ascii="Verdana" w:hAnsi="Verdana" w:cs="Arial"/>
-        </w:rPr>
-        <w:t>($20,000, plus $10,000 multiplied by the number of minor children and adult dependent children who resided with the surviving spouse at the time of the decedent's death. If any such child did not reside with the surviving spouse at the time of the decedent's death, so indicate).</w:t>
-      </w:r>
-    </w:p>
-    <w:p>
-      <w:pPr>
-        <w:rPr>
-          <w:rFonts w:ascii="Verdana" w:hAnsi="Verdana" w:cs="Arial"/>
-        </w:rPr>
-      </w:pPr>
-    </w:p>
-    <w:p>
-      <w:pPr>
-        <w:rPr>
-          <w:rFonts w:ascii="Verdana" w:hAnsi="Verdana" w:cs="Arial"/>
-        </w:rPr>
-      </w:pPr>
-      <w:r>
-        <w:rPr>
-          <w:rFonts w:ascii="Verdana" w:hAnsi="Verdana" w:cs="Arial"/>
-        </w:rPr>
-        <w:t xml:space="preserve">{% if </w:t>
-      </w:r>
-      <w:proofErr w:type="spellStart"/>
-      <w:r>
-        <w:rPr>
-          <w:rFonts w:ascii="Verdana" w:hAnsi="Verdana" w:cs="Arial"/>
-        </w:rPr>
-        <w:t>decedent.was_married</w:t>
-      </w:r>
-      <w:proofErr w:type="spellEnd"/>
-      <w:r>
-        <w:rPr>
-          <w:rFonts w:ascii="Verdana" w:hAnsi="Verdana" w:cs="Arial"/>
-        </w:rPr>
-        <w:t xml:space="preserve"> and </w:t>
-      </w:r>
-      <w:proofErr w:type="spellStart"/>
-      <w:r>
-        <w:rPr>
-          <w:rFonts w:ascii="Verdana" w:hAnsi="Verdana" w:cs="Arial"/>
-        </w:rPr>
-        <w:t>dependents.there_are_any</w:t>
-      </w:r>
-      <w:proofErr w:type="spellEnd"/>
-      <w:r>
-        <w:rPr>
-          <w:rFonts w:ascii="Verdana" w:hAnsi="Verdana" w:cs="Arial"/>
-        </w:rPr>
-        <w:t xml:space="preserve"> and </w:t>
-      </w:r>
-      <w:proofErr w:type="spellStart"/>
-      <w:r>
-        <w:rPr>
-          <w:rFonts w:ascii="Verdana" w:hAnsi="Verdana" w:cs="Arial"/>
-        </w:rPr>
-        <w:t>elsewhere_dependents.number_gathered</w:t>
-      </w:r>
-      <w:proofErr w:type="spellEnd"/>
-      <w:r>
-        <w:rPr>
-          <w:rFonts w:ascii="Verdana" w:hAnsi="Verdana" w:cs="Arial"/>
-        </w:rPr>
-        <w:t>() &gt; 0 %}</w:t>
-      </w:r>
-    </w:p>
-    <w:p>
-      <w:pPr>
-        <w:rPr>
-          <w:rFonts w:ascii="Verdana" w:hAnsi="Verdana" w:cs="Arial"/>
-        </w:rPr>
-      </w:pPr>
-      <w:r>
-        <w:rPr>
-          <w:rFonts w:ascii="Verdana" w:hAnsi="Verdana" w:cs="Arial"/>
-        </w:rPr>
-        <w:t xml:space="preserve">At the time of the decedent's death, the following minor or adult disabled child(ren) of the decedent did not reside with the surviving spouse: </w:t>
-      </w:r>
-      <w:r>
-        <w:rPr>
-          <w:rFonts w:ascii="Verdana" w:hAnsi="Verdana" w:cs="Arial"/>
-        </w:rPr>
-        <w:t>{{</w:t>
-      </w:r>
-      <w:proofErr w:type="spellStart"/>
-      <w:r>
-        <w:rPr>
-          <w:rFonts w:ascii="Verdana" w:hAnsi="Verdana" w:cs="Arial"/>
-        </w:rPr>
-        <w:t>elsewhere_dependents</w:t>
-      </w:r>
-      <w:r>
-        <w:rPr>
-          <w:rFonts w:ascii="Verdana" w:hAnsi="Verdana" w:cs="Arial"/>
-        </w:rPr>
-        <w:t>.</w:t>
-      </w:r>
-      <w:r>
-        <w:rPr>
-          <w:rFonts w:ascii="Verdana" w:hAnsi="Verdana" w:cs="Arial"/>
-        </w:rPr>
-        <w:t>full_names</w:t>
-      </w:r>
-      <w:proofErr w:type="spellEnd"/>
-      <w:r>
-        <w:rPr>
-          <w:rFonts w:ascii="Verdana" w:hAnsi="Verdana" w:cs="Arial"/>
-        </w:rPr>
-        <w:t>()}}</w:t>
-      </w:r>
-    </w:p>
-    <w:p>
-      <w:pPr>
-        <w:rPr>
-          <w:rFonts w:ascii="Verdana" w:hAnsi="Verdana" w:cs="Arial"/>
-        </w:rPr>
-      </w:pPr>
-    </w:p>
-    <w:p>
-      <w:pPr>
-        <w:rPr>
-          <w:rFonts w:ascii="Verdana" w:hAnsi="Verdana" w:cs="Arial"/>
-        </w:rPr>
-      </w:pPr>
-      <w:r>
-        <w:rPr>
-          <w:rFonts w:ascii="Verdana" w:hAnsi="Verdana" w:cs="Arial"/>
-        </w:rPr>
-        <w:t>{% endif %}</w:t>
-      </w:r>
-    </w:p>
-    <w:p>
-      <w:pPr>
-        <w:rPr>
-          <w:rFonts w:ascii="Verdana" w:hAnsi="Verdana" w:cs="Arial"/>
-        </w:rPr>
-      </w:pPr>
-      <w:r>
-        <w:rPr>
-          <w:rFonts w:ascii="Verdana" w:hAnsi="Verdana" w:cs="Arial"/>
-        </w:rPr>
-        <w:t xml:space="preserve">(c) If there is no surviving spouse, the award allowable to the minor children and adult dependent children of a decedent who was an Illinois resident is: </w:t>
-      </w:r>
-      <w:r>
-        <w:rPr>
-          <w:rFonts w:ascii="Verdana" w:hAnsi="Verdana" w:cs="Arial"/>
-        </w:rPr>
-        <w:t>{{currency(</w:t>
-      </w:r>
-      <w:proofErr w:type="spellStart"/>
-      <w:r>
-        <w:rPr>
-          <w:rFonts w:ascii="Verdana" w:hAnsi="Verdana" w:cs="Arial"/>
-        </w:rPr>
-        <w:t>minor_child_default_award</w:t>
-      </w:r>
-      <w:proofErr w:type="spellEnd"/>
-      <w:r>
-        <w:rPr>
-          <w:rFonts w:ascii="Verdana" w:hAnsi="Verdana" w:cs="Arial"/>
-        </w:rPr>
-        <w:t>)}} for each minor child and {{currency(</w:t>
-      </w:r>
-      <w:proofErr w:type="spellStart"/>
-      <w:r>
-        <w:rPr>
-          <w:rFonts w:ascii="Verdana" w:hAnsi="Verdana" w:cs="Arial"/>
-        </w:rPr>
-        <w:t>adult_child_default_award</w:t>
-      </w:r>
-      <w:proofErr w:type="spellEnd"/>
-      <w:r>
-        <w:rPr>
-          <w:rFonts w:ascii="Verdana" w:hAnsi="Verdana" w:cs="Arial"/>
-        </w:rPr>
-        <w:t>)</w:t>
-      </w:r>
-      <w:r>
-        <w:rPr>
-          <w:rFonts w:ascii="Verdana" w:hAnsi="Verdana" w:cs="Arial"/>
-        </w:rPr>
-        <w:t>}} for each adult dependent child.</w:t>
-      </w:r>
-    </w:p>
-    <w:p>
-      <w:pPr>
-        <w:rPr>
-          <w:rFonts w:ascii="Verdana" w:hAnsi="Verdana" w:cs="Arial"/>
-          <w:b/>
-        </w:rPr>
-      </w:pPr>
-    </w:p>
-    <w:p>
-      <w:pPr>
-        <w:rPr>
-          <w:rFonts w:ascii="Verdana" w:hAnsi="Verdana" w:cs="Arial"/>
-        </w:rPr>
-      </w:pPr>
-      <w:r>
-        <w:rPr>
-          <w:rFonts w:ascii="Verdana" w:hAnsi="Verdana" w:cs="Arial"/>
-        </w:rPr>
-        <w:t xml:space="preserve">{% if </w:t>
-      </w:r>
-      <w:proofErr w:type="spellStart"/>
-      <w:r>
-        <w:rPr>
-          <w:rFonts w:ascii="Verdana" w:hAnsi="Verdana" w:cs="Arial"/>
-        </w:rPr>
-        <w:t>have_a_will</w:t>
-      </w:r>
-      <w:proofErr w:type="spellEnd"/>
-      <w:r>
-        <w:rPr>
-          <w:rFonts w:ascii="Verdana" w:hAnsi="Verdana" w:cs="Arial"/>
-        </w:rPr>
-        <w:t xml:space="preserve"> %}</w:t>
-      </w:r>
-    </w:p>
-    <w:p>
-      <w:pPr>
+        <w:pStyle w:val="ListParagraph"/>
         <w:numPr>
           <w:ilvl w:val="0"/>
           <w:numId w:val="4"/>
         </w:numPr>
-        <w:rPr>
-          <w:rFonts w:ascii="Verdana" w:hAnsi="Verdana" w:cs="Arial"/>
-        </w:rPr>
-      </w:pPr>
-      <w:r>
-        <w:rPr>
-          <w:rFonts w:ascii="Verdana" w:hAnsi="Verdana" w:cs="Arial"/>
-        </w:rPr>
-        <w:t>The decedent left a will, which has been filed with the clerk of an appropriate court. A certified copy of the will on file is attached. To the best of my knowledge and belief the will on file is the decedent's last will and was signed by the decedent and the attesting witnesses as required by law and would be admittable to probate. The names and places of residence of the legatees and the portion of the estate, if any, to which each legatee is entitled are as follows:</w:t>
-      </w:r>
-    </w:p>
-    <w:p>
-      <w:pPr>
-        <w:rPr>
-          <w:rFonts w:ascii="Verdana" w:hAnsi="Verdana" w:cs="Arial"/>
-        </w:rPr>
-      </w:pPr>
-      <w:r>
-        <w:rPr>
-          <w:rFonts w:ascii="Verdana" w:hAnsi="Verdana" w:cs="Arial"/>
-        </w:rPr>
-        <w:t>{% else %}</w:t>
-      </w:r>
+        <w:spacing w:line="360" w:lineRule="auto"/>
+        <w:rPr>
+          <w:rFonts w:ascii="Verdana" w:hAnsi="Verdana" w:cs="Arial"/>
+        </w:rPr>
+      </w:pPr>
+      <w:r>
+        <w:rPr>
+          <w:rFonts w:ascii="Verdana" w:hAnsi="Verdana" w:cs="Arial"/>
+        </w:rPr>
+        <w:t xml:space="preserve">The decedent left a will, which has been filed with the clerk of an appropriate court. A certified copy of the will on file is attached. To the best of my knowledge and belief the will on file is the decedent's last will and was signed by the decedent and the attesting witnesses as required by law and would be admittable to probate. The names and places of residence of the legatees and the portion of the estate, if any, to which each legatee is entitled are as </w:t>
+      </w:r>
+      <w:proofErr w:type="gramStart"/>
+      <w:r>
+        <w:rPr>
+          <w:rFonts w:ascii="Verdana" w:hAnsi="Verdana" w:cs="Arial"/>
+        </w:rPr>
+        <w:t>follows:</w:t>
+      </w:r>
+      <w:r>
+        <w:rPr>
+          <w:rFonts w:ascii="Verdana" w:hAnsi="Verdana" w:cs="Arial"/>
+        </w:rPr>
+        <w:t>{</w:t>
+      </w:r>
+      <w:proofErr w:type="gramEnd"/>
+      <w:r>
+        <w:rPr>
+          <w:rFonts w:ascii="Verdana" w:hAnsi="Verdana" w:cs="Arial"/>
+        </w:rPr>
+        <w:t xml:space="preserve">% </w:t>
+      </w:r>
+      <w:proofErr w:type="gramStart"/>
+      <w:r>
+        <w:rPr>
+          <w:rFonts w:ascii="Verdana" w:hAnsi="Verdana" w:cs="Arial"/>
+        </w:rPr>
+        <w:t>else %}</w:t>
+      </w:r>
+      <w:proofErr w:type="gramEnd"/>
     </w:p>
     <w:p>
       <w:pPr>
@@ -5069,29 +6018,36 @@
           <w:ilvl w:val="0"/>
           <w:numId w:val="5"/>
         </w:numPr>
-        <w:rPr>
-          <w:rFonts w:ascii="Verdana" w:hAnsi="Verdana" w:cs="Arial"/>
-        </w:rPr>
-      </w:pPr>
-      <w:r>
-        <w:rPr>
-          <w:rFonts w:ascii="Verdana" w:hAnsi="Verdana" w:cs="Arial"/>
-        </w:rPr>
-        <w:lastRenderedPageBreak/>
-        <w:t>The decedent left no will. The names, places of residence and relationships of the decedent's heirs, and the portion of the estate to which each heir is entitled under the law where decedent died intestate are as follows:</w:t>
-      </w:r>
-    </w:p>
-    <w:p>
-      <w:pPr>
-        <w:rPr>
-          <w:rFonts w:ascii="Verdana" w:hAnsi="Verdana" w:cs="Arial"/>
-        </w:rPr>
-      </w:pPr>
-      <w:r>
-        <w:rPr>
-          <w:rFonts w:ascii="Verdana" w:hAnsi="Verdana" w:cs="Arial"/>
-        </w:rPr>
-        <w:t>{% endif %}</w:t>
+        <w:spacing w:line="360" w:lineRule="auto"/>
+        <w:rPr>
+          <w:rFonts w:ascii="Verdana" w:hAnsi="Verdana" w:cs="Arial"/>
+        </w:rPr>
+      </w:pPr>
+      <w:r>
+        <w:rPr>
+          <w:rFonts w:ascii="Verdana" w:hAnsi="Verdana" w:cs="Arial"/>
+        </w:rPr>
+        <w:t xml:space="preserve">The decedent left no will. The names, places of residence and relationships of the decedent's heirs, and the portion of the estate to which each heir is entitled under the law where decedent died intestate are as </w:t>
+      </w:r>
+      <w:proofErr w:type="gramStart"/>
+      <w:r>
+        <w:rPr>
+          <w:rFonts w:ascii="Verdana" w:hAnsi="Verdana" w:cs="Arial"/>
+        </w:rPr>
+        <w:t>follows:</w:t>
+      </w:r>
+      <w:r>
+        <w:rPr>
+          <w:rFonts w:ascii="Verdana" w:hAnsi="Verdana" w:cs="Arial"/>
+        </w:rPr>
+        <w:t>{</w:t>
+      </w:r>
+      <w:proofErr w:type="gramEnd"/>
+      <w:r>
+        <w:rPr>
+          <w:rFonts w:ascii="Verdana" w:hAnsi="Verdana" w:cs="Arial"/>
+        </w:rPr>
+        <w:t>% endif %}</w:t>
       </w:r>
     </w:p>
     <w:tbl>
@@ -5139,6 +6095,7 @@
                 <w:rFonts w:ascii="Verdana" w:hAnsi="Verdana" w:cs="Arial"/>
                 <w:b/>
               </w:rPr>
+              <w:lastRenderedPageBreak/>
               <w:t>Name and Relationship</w:t>
             </w:r>
           </w:p>
@@ -5283,7 +6240,14 @@
         <w:rPr>
           <w:rFonts w:ascii="Verdana" w:hAnsi="Verdana" w:cs="Arial"/>
         </w:rPr>
-        <w:t>collected_heirs</w:t>
+        <w:t>collected_</w:t>
+      </w:r>
+      <w:proofErr w:type="gramStart"/>
+      <w:r>
+        <w:rPr>
+          <w:rFonts w:ascii="Verdana" w:hAnsi="Verdana" w:cs="Arial"/>
+        </w:rPr>
+        <w:t>heirs</w:t>
       </w:r>
       <w:proofErr w:type="spellEnd"/>
       <w:r>
@@ -5292,6 +6256,7 @@
         </w:rPr>
         <w:t xml:space="preserve"> %}</w:t>
       </w:r>
+      <w:proofErr w:type="gramEnd"/>
     </w:p>
     <w:tbl>
       <w:tblPr>
@@ -5342,14 +6307,28 @@
               <w:rPr>
                 <w:rFonts w:ascii="Verdana" w:hAnsi="Verdana" w:cs="Arial"/>
               </w:rPr>
-              <w:t>heir.name_full</w:t>
+              <w:t>heir.name_</w:t>
+            </w:r>
+            <w:proofErr w:type="gramStart"/>
+            <w:r>
+              <w:rPr>
+                <w:rFonts w:ascii="Verdana" w:hAnsi="Verdana" w:cs="Arial"/>
+              </w:rPr>
+              <w:t>full</w:t>
             </w:r>
             <w:proofErr w:type="spellEnd"/>
             <w:r>
               <w:rPr>
                 <w:rFonts w:ascii="Verdana" w:hAnsi="Verdana" w:cs="Arial"/>
               </w:rPr>
-              <w:t>()}}</w:t>
+              <w:t>(</w:t>
+            </w:r>
+            <w:proofErr w:type="gramEnd"/>
+            <w:r>
+              <w:rPr>
+                <w:rFonts w:ascii="Verdana" w:hAnsi="Verdana" w:cs="Arial"/>
+              </w:rPr>
+              <w:t>)}}</w:t>
             </w:r>
             <w:r>
               <w:rPr>
@@ -5364,6 +6343,7 @@
               <w:t>{{</w:t>
             </w:r>
             <w:proofErr w:type="spellStart"/>
+            <w:proofErr w:type="gramStart"/>
             <w:r>
               <w:rPr>
                 <w:rFonts w:ascii="Verdana" w:hAnsi="Verdana" w:cs="Arial"/>
@@ -5371,6 +6351,7 @@
               <w:t>heir.relationship</w:t>
             </w:r>
             <w:proofErr w:type="spellEnd"/>
+            <w:proofErr w:type="gramEnd"/>
             <w:r>
               <w:rPr>
                 <w:rFonts w:ascii="Verdana" w:hAnsi="Verdana" w:cs="Arial"/>
@@ -5398,11 +6379,19 @@
               <w:t>{{</w:t>
             </w:r>
             <w:proofErr w:type="spellStart"/>
-            <w:r>
-              <w:rPr>
-                <w:rFonts w:ascii="Verdana" w:hAnsi="Verdana" w:cs="Arial"/>
-              </w:rPr>
-              <w:t>heir.address.on_one_line</w:t>
+            <w:proofErr w:type="gramStart"/>
+            <w:r>
+              <w:rPr>
+                <w:rFonts w:ascii="Verdana" w:hAnsi="Verdana" w:cs="Arial"/>
+              </w:rPr>
+              <w:t>heir.address</w:t>
+            </w:r>
+            <w:proofErr w:type="gramEnd"/>
+            <w:r>
+              <w:rPr>
+                <w:rFonts w:ascii="Verdana" w:hAnsi="Verdana" w:cs="Arial"/>
+              </w:rPr>
+              <w:t>.on_one_line</w:t>
             </w:r>
             <w:proofErr w:type="spellEnd"/>
             <w:r>
@@ -5432,6 +6421,7 @@
               <w:t xml:space="preserve">{% if </w:t>
             </w:r>
             <w:proofErr w:type="spellStart"/>
+            <w:proofErr w:type="gramStart"/>
             <w:r>
               <w:rPr>
                 <w:rFonts w:ascii="Verdana" w:hAnsi="Verdana" w:cs="Arial"/>
@@ -5445,6 +6435,7 @@
               <w:t>flag</w:t>
             </w:r>
             <w:proofErr w:type="spellEnd"/>
+            <w:proofErr w:type="gramEnd"/>
             <w:r>
               <w:rPr>
                 <w:rFonts w:ascii="Verdana" w:hAnsi="Verdana" w:cs="Arial"/>
@@ -5456,16 +6447,45 @@
               <w:rPr>
                 <w:rFonts w:ascii="Verdana" w:hAnsi="Verdana" w:cs="Arial"/>
               </w:rPr>
-              <w:t>heir.age_in_years</w:t>
+              <w:t>heir.age_in_</w:t>
+            </w:r>
+            <w:proofErr w:type="gramStart"/>
+            <w:r>
+              <w:rPr>
+                <w:rFonts w:ascii="Verdana" w:hAnsi="Verdana" w:cs="Arial"/>
+              </w:rPr>
+              <w:t>years</w:t>
             </w:r>
             <w:proofErr w:type="spellEnd"/>
             <w:r>
               <w:rPr>
                 <w:rFonts w:ascii="Verdana" w:hAnsi="Verdana" w:cs="Arial"/>
               </w:rPr>
-              <w:t>() &lt; 18 %}{{</w:t>
+              <w:t>(</w:t>
+            </w:r>
+            <w:proofErr w:type="gramEnd"/>
+            <w:r>
+              <w:rPr>
+                <w:rFonts w:ascii="Verdana" w:hAnsi="Verdana" w:cs="Arial"/>
+              </w:rPr>
+              <w:t xml:space="preserve">) &lt; 18 </w:t>
+            </w:r>
+            <w:proofErr w:type="gramStart"/>
+            <w:r>
+              <w:rPr>
+                <w:rFonts w:ascii="Verdana" w:hAnsi="Verdana" w:cs="Arial"/>
+              </w:rPr>
+              <w:t>%}{</w:t>
+            </w:r>
+            <w:proofErr w:type="gramEnd"/>
+            <w:r>
+              <w:rPr>
+                <w:rFonts w:ascii="Verdana" w:hAnsi="Verdana" w:cs="Arial"/>
+              </w:rPr>
+              <w:t>{</w:t>
             </w:r>
             <w:proofErr w:type="spellStart"/>
+            <w:proofErr w:type="gramStart"/>
             <w:r>
               <w:rPr>
                 <w:rFonts w:ascii="Verdana" w:hAnsi="Verdana" w:cs="Arial"/>
@@ -5483,7 +6503,14 @@
               <w:rPr>
                 <w:rFonts w:ascii="Verdana" w:hAnsi="Verdana" w:cs="Arial"/>
               </w:rPr>
-              <w:t>{% endif %}</w:t>
+              <w:t>{</w:t>
+            </w:r>
+            <w:proofErr w:type="gramEnd"/>
+            <w:r>
+              <w:rPr>
+                <w:rFonts w:ascii="Verdana" w:hAnsi="Verdana" w:cs="Arial"/>
+              </w:rPr>
+              <w:t>% endif %}</w:t>
             </w:r>
           </w:p>
         </w:tc>
@@ -5552,13 +6579,7 @@
     </w:p>
     <w:p>
       <w:pPr>
-        <w:rPr>
-          <w:rFonts w:ascii="Verdana" w:hAnsi="Verdana" w:cs="Arial"/>
-        </w:rPr>
-      </w:pPr>
-    </w:p>
-    <w:p>
-      <w:pPr>
+        <w:spacing w:line="360" w:lineRule="auto"/>
         <w:rPr>
           <w:rFonts w:ascii="Verdana" w:hAnsi="Verdana" w:cs="Arial"/>
         </w:rPr>
@@ -5572,82 +6593,85 @@
     </w:p>
     <w:p>
       <w:pPr>
-        <w:rPr>
-          <w:rFonts w:ascii="Verdana" w:hAnsi="Verdana" w:cs="Arial"/>
-        </w:rPr>
-      </w:pPr>
-    </w:p>
-    <w:tbl>
-      <w:tblPr>
-        <w:tblStyle w:val="TableGrid"/>
-        <w:tblW w:w="0" w:type="auto"/>
-        <w:tblInd w:w="198" w:type="dxa"/>
-        <w:tblBorders>
-          <w:top w:val="none" w:sz="0" w:space="0" w:color="auto"/>
-          <w:left w:val="none" w:sz="0" w:space="0" w:color="auto"/>
-          <w:bottom w:val="none" w:sz="0" w:space="0" w:color="auto"/>
-          <w:right w:val="none" w:sz="0" w:space="0" w:color="auto"/>
-          <w:insideH w:val="none" w:sz="0" w:space="0" w:color="auto"/>
-          <w:insideV w:val="none" w:sz="0" w:space="0" w:color="auto"/>
-        </w:tblBorders>
-        <w:tblLayout w:type="fixed"/>
-        <w:tblLook w:val="04A0" w:firstRow="1" w:lastRow="0" w:firstColumn="1" w:lastColumn="0" w:noHBand="0" w:noVBand="1"/>
-      </w:tblPr>
-      <w:tblGrid>
-        <w:gridCol w:w="8298"/>
-      </w:tblGrid>
-      <w:tr>
-        <w:tc>
-          <w:tcPr>
-            <w:tcW w:w="8298" w:type="dxa"/>
-            <w:hideMark/>
-          </w:tcPr>
-          <w:p>
-            <w:pPr>
-              <w:spacing w:after="160" w:line="278" w:lineRule="auto"/>
-              <w:rPr>
-                <w:rFonts w:ascii="Verdana" w:hAnsi="Verdana" w:cs="Arial"/>
-              </w:rPr>
-            </w:pPr>
-            <w:r>
-              <w:rPr>
-                <w:rFonts w:ascii="Verdana" w:hAnsi="Verdana" w:cs="Arial"/>
-              </w:rPr>
-              <w:t xml:space="preserve">10.3 My relationship to the decedent or the decedent's estate is as follows: </w:t>
-            </w:r>
-            <w:r>
-              <w:rPr>
-                <w:rFonts w:ascii="Verdana" w:hAnsi="Verdana" w:cs="Arial"/>
-              </w:rPr>
-              <w:t>{{</w:t>
-            </w:r>
-            <w:proofErr w:type="spellStart"/>
-            <w:r>
-              <w:rPr>
-                <w:rFonts w:ascii="Verdana" w:hAnsi="Verdana" w:cs="Arial"/>
-              </w:rPr>
-              <w:t>return_user_relationship</w:t>
-            </w:r>
-            <w:proofErr w:type="spellEnd"/>
-            <w:r>
-              <w:rPr>
-                <w:rFonts w:ascii="Verdana" w:hAnsi="Verdana" w:cs="Arial"/>
-              </w:rPr>
-              <w:t>(users[0])}}</w:t>
-            </w:r>
-          </w:p>
-        </w:tc>
-      </w:tr>
-    </w:tbl>
-    <w:p>
-      <w:pPr>
-        <w:rPr>
-          <w:rFonts w:ascii="Verdana" w:hAnsi="Verdana" w:cs="Arial"/>
-        </w:rPr>
-      </w:pPr>
-    </w:p>
-    <w:p>
-      <w:pPr>
+        <w:spacing w:line="360" w:lineRule="auto"/>
+        <w:rPr>
+          <w:rFonts w:ascii="Verdana" w:hAnsi="Verdana" w:cs="Arial"/>
+        </w:rPr>
+      </w:pPr>
+      <w:r>
+        <w:rPr>
+          <w:rFonts w:ascii="Verdana" w:hAnsi="Verdana" w:cs="Arial"/>
+        </w:rPr>
+        <w:t xml:space="preserve">10.3 My relationship </w:t>
+      </w:r>
+      <w:proofErr w:type="gramStart"/>
+      <w:r>
+        <w:rPr>
+          <w:rFonts w:ascii="Verdana" w:hAnsi="Verdana" w:cs="Arial"/>
+        </w:rPr>
+        <w:t>to</w:t>
+      </w:r>
+      <w:proofErr w:type="gramEnd"/>
+      <w:r>
+        <w:rPr>
+          <w:rFonts w:ascii="Verdana" w:hAnsi="Verdana" w:cs="Arial"/>
+        </w:rPr>
+        <w:t xml:space="preserve"> the decedent or the decedent's estate is as </w:t>
+      </w:r>
+      <w:proofErr w:type="gramStart"/>
+      <w:r>
+        <w:rPr>
+          <w:rFonts w:ascii="Verdana" w:hAnsi="Verdana" w:cs="Arial"/>
+        </w:rPr>
+        <w:t>follows: {{</w:t>
+      </w:r>
+      <w:proofErr w:type="spellStart"/>
+      <w:proofErr w:type="gramEnd"/>
+      <w:r>
+        <w:rPr>
+          <w:rFonts w:ascii="Verdana" w:hAnsi="Verdana" w:cs="Arial"/>
+        </w:rPr>
+        <w:t>return_user_relationship</w:t>
+      </w:r>
+      <w:proofErr w:type="spellEnd"/>
+      <w:r>
+        <w:rPr>
+          <w:rFonts w:ascii="Verdana" w:hAnsi="Verdana" w:cs="Arial"/>
+        </w:rPr>
+        <w:t>(</w:t>
+      </w:r>
+      <w:proofErr w:type="gramStart"/>
+      <w:r>
+        <w:rPr>
+          <w:rFonts w:ascii="Verdana" w:hAnsi="Verdana" w:cs="Arial"/>
+        </w:rPr>
+        <w:t>users[</w:t>
+      </w:r>
+      <w:proofErr w:type="gramEnd"/>
+      <w:r>
+        <w:rPr>
+          <w:rFonts w:ascii="Verdana" w:hAnsi="Verdana" w:cs="Arial"/>
+        </w:rPr>
+        <w:t>0</w:t>
+      </w:r>
+      <w:proofErr w:type="gramStart"/>
+      <w:r>
+        <w:rPr>
+          <w:rFonts w:ascii="Verdana" w:hAnsi="Verdana" w:cs="Arial"/>
+        </w:rPr>
+        <w:t>])}}</w:t>
+      </w:r>
+      <w:proofErr w:type="gramEnd"/>
+      <w:r>
+        <w:rPr>
+          <w:rFonts w:ascii="Verdana" w:hAnsi="Verdana" w:cs="Arial"/>
+        </w:rPr>
+        <w:t>.</w:t>
+      </w:r>
+    </w:p>
+    <w:p>
+      <w:pPr>
+        <w:spacing w:line="360" w:lineRule="auto"/>
         <w:rPr>
           <w:rFonts w:ascii="Verdana" w:hAnsi="Verdana" w:cs="Arial"/>
           <w:b/>
@@ -5658,19 +6682,21 @@
           <w:rFonts w:ascii="Verdana" w:hAnsi="Verdana" w:cs="Arial"/>
           <w:b/>
         </w:rPr>
+        <w:t xml:space="preserve">10.5 I understand that the decedent's estate must be distributed first to satisfy claims against the decedent's estate as set forth in paragraph 7.5 of this affidavit before any distribution is made to any heir or legatee. By signing this affidavit, I agree to indemnify and hold harmless all creditors of the decedent's estate, the decedent's heirs and legatees, and other persons, corporations, or financial institutions relying upon this affidavit who incur any loss because of </w:t>
+      </w:r>
+      <w:r>
+        <w:rPr>
+          <w:rFonts w:ascii="Verdana" w:hAnsi="Verdana" w:cs="Arial"/>
+          <w:b/>
+        </w:rPr>
         <w:lastRenderedPageBreak/>
-        <w:t xml:space="preserve">10.5 I understand that the decedent's estate must be distributed first to satisfy claims against the decedent's estate as set forth in paragraph 7.5 of this affidavit before any distribution is made to any heir or legatee. By signing this affidavit, I agree to indemnify and hold harmless all creditors of the decedent's estate, the decedent's heirs and legatees, and other persons, corporations, or financial institutions relying upon this affidavit who incur any loss because of reliance on this affidavit, up to the amount lost because of any act or omission by me. I further understand that any person, corporation, or financial institution recovering under this indemnification provision shall be entitled to reasonable attorney's fees and the expenses of recovery. </w:t>
-      </w:r>
-    </w:p>
-    <w:p>
-      <w:pPr>
-        <w:rPr>
-          <w:rFonts w:ascii="Verdana" w:hAnsi="Verdana" w:cs="Arial"/>
-        </w:rPr>
-      </w:pPr>
-    </w:p>
-    <w:p>
-      <w:pPr>
+        <w:t xml:space="preserve">reliance on this affidavit, up to the amount lost because of any act or omission by me. I further understand that any person, corporation, or financial institution recovering under this indemnification provision shall be entitled to reasonable attorney's fees and the expenses of recovery. </w:t>
+      </w:r>
+    </w:p>
+    <w:p>
+      <w:pPr>
+        <w:keepNext/>
+        <w:spacing w:line="360" w:lineRule="auto"/>
         <w:rPr>
           <w:rFonts w:ascii="Verdana" w:hAnsi="Verdana" w:cs="Arial"/>
         </w:rPr>
@@ -5681,13 +6707,6 @@
         </w:rPr>
         <w:t>11. The property described in paragraph 6 of this affidavit should be distributed as follows:</w:t>
       </w:r>
-    </w:p>
-    <w:p>
-      <w:pPr>
-        <w:rPr>
-          <w:rFonts w:ascii="Verdana" w:hAnsi="Verdana" w:cs="Arial"/>
-        </w:rPr>
-      </w:pPr>
     </w:p>
     <w:tbl>
       <w:tblPr>
@@ -5812,6 +6831,7 @@
     <w:p>
       <w:pPr>
         <w:keepNext/>
+        <w:spacing w:line="240" w:lineRule="auto"/>
         <w:rPr>
           <w:rFonts w:ascii="Verdana" w:hAnsi="Verdana" w:cs="Arial"/>
         </w:rPr>
@@ -5827,7 +6847,14 @@
         <w:rPr>
           <w:rFonts w:ascii="Verdana" w:hAnsi="Verdana" w:cs="Arial"/>
         </w:rPr>
-        <w:t>collected_heirs</w:t>
+        <w:t>collected_</w:t>
+      </w:r>
+      <w:proofErr w:type="gramStart"/>
+      <w:r>
+        <w:rPr>
+          <w:rFonts w:ascii="Verdana" w:hAnsi="Verdana" w:cs="Arial"/>
+        </w:rPr>
+        <w:t>heirs</w:t>
       </w:r>
       <w:proofErr w:type="spellEnd"/>
       <w:r>
@@ -5836,6 +6863,7 @@
         </w:rPr>
         <w:t xml:space="preserve"> %}</w:t>
       </w:r>
+      <w:proofErr w:type="gramEnd"/>
     </w:p>
     <w:tbl>
       <w:tblPr>
@@ -5873,25 +6901,47 @@
                 <w:rFonts w:ascii="Verdana" w:hAnsi="Verdana" w:cs="Arial"/>
               </w:rPr>
             </w:pPr>
-            <w:r>
-              <w:rPr>
-                <w:rFonts w:ascii="Verdana" w:hAnsi="Verdana" w:cs="Arial"/>
-              </w:rPr>
-              <w:t>{{ hei</w:t>
+            <w:proofErr w:type="gramStart"/>
+            <w:r>
+              <w:rPr>
+                <w:rFonts w:ascii="Verdana" w:hAnsi="Verdana" w:cs="Arial"/>
+              </w:rPr>
+              <w:t xml:space="preserve">{{ </w:t>
             </w:r>
             <w:proofErr w:type="spellStart"/>
             <w:r>
               <w:rPr>
                 <w:rFonts w:ascii="Verdana" w:hAnsi="Verdana" w:cs="Arial"/>
               </w:rPr>
-              <w:t>r.name_full</w:t>
+              <w:t>heir.name</w:t>
+            </w:r>
+            <w:proofErr w:type="gramEnd"/>
+            <w:r>
+              <w:rPr>
+                <w:rFonts w:ascii="Verdana" w:hAnsi="Verdana" w:cs="Arial"/>
+              </w:rPr>
+              <w:t>_</w:t>
+            </w:r>
+            <w:proofErr w:type="gramStart"/>
+            <w:r>
+              <w:rPr>
+                <w:rFonts w:ascii="Verdana" w:hAnsi="Verdana" w:cs="Arial"/>
+              </w:rPr>
+              <w:t>full</w:t>
             </w:r>
             <w:proofErr w:type="spellEnd"/>
             <w:r>
               <w:rPr>
                 <w:rFonts w:ascii="Verdana" w:hAnsi="Verdana" w:cs="Arial"/>
               </w:rPr>
-              <w:t>()}}</w:t>
+              <w:t>(</w:t>
+            </w:r>
+            <w:proofErr w:type="gramEnd"/>
+            <w:r>
+              <w:rPr>
+                <w:rFonts w:ascii="Verdana" w:hAnsi="Verdana" w:cs="Arial"/>
+              </w:rPr>
+              <w:t>)}}</w:t>
             </w:r>
           </w:p>
         </w:tc>
@@ -5943,6 +6993,7 @@
     </w:tbl>
     <w:p>
       <w:pPr>
+        <w:spacing w:line="240" w:lineRule="auto"/>
         <w:rPr>
           <w:rFonts w:ascii="Verdana" w:hAnsi="Verdana" w:cs="Arial"/>
         </w:rPr>
@@ -5967,13 +7018,6 @@
         </w:rPr>
         <w:t xml:space="preserve"> %}</w:t>
       </w:r>
-    </w:p>
-    <w:p>
-      <w:pPr>
-        <w:rPr>
-          <w:rFonts w:ascii="Verdana" w:hAnsi="Verdana" w:cs="Arial"/>
-        </w:rPr>
-      </w:pPr>
     </w:p>
     <w:p>
       <w:pPr>
@@ -6122,8 +7166,30 @@
         <w:rPr>
           <w:rFonts w:ascii="Verdana" w:hAnsi="Verdana" w:cs="Arial"/>
         </w:rPr>
-        <w:t>(users[0])}}</w:t>
-      </w:r>
+        <w:t>(</w:t>
+      </w:r>
+      <w:proofErr w:type="gramStart"/>
+      <w:r>
+        <w:rPr>
+          <w:rFonts w:ascii="Verdana" w:hAnsi="Verdana" w:cs="Arial"/>
+        </w:rPr>
+        <w:t>users[</w:t>
+      </w:r>
+      <w:proofErr w:type="gramEnd"/>
+      <w:r>
+        <w:rPr>
+          <w:rFonts w:ascii="Verdana" w:hAnsi="Verdana" w:cs="Arial"/>
+        </w:rPr>
+        <w:t>0</w:t>
+      </w:r>
+      <w:proofErr w:type="gramStart"/>
+      <w:r>
+        <w:rPr>
+          <w:rFonts w:ascii="Verdana" w:hAnsi="Verdana" w:cs="Arial"/>
+        </w:rPr>
+        <w:t>])}}</w:t>
+      </w:r>
+      <w:proofErr w:type="gramEnd"/>
     </w:p>
     <w:p>
       <w:pPr>
@@ -6461,15 +7527,19 @@
   <w:abstractNum w:abstractNumId="0" w15:restartNumberingAfterBreak="0">
     <w:nsid w:val="2E39764A"/>
     <w:multiLevelType w:val="hybridMultilevel"/>
-    <w:tmpl w:val="FF46AAC0"/>
-    <w:lvl w:ilvl="0" w:tplc="0409000F">
+    <w:tmpl w:val="08CAA58E"/>
+    <w:lvl w:ilvl="0" w:tplc="1E0CF710">
       <w:start w:val="1"/>
       <w:numFmt w:val="decimal"/>
+      <w:suff w:val="space"/>
       <w:lvlText w:val="%1."/>
       <w:lvlJc w:val="left"/>
       <w:pPr>
-        <w:ind w:left="720" w:hanging="360"/>
-      </w:pPr>
+        <w:ind w:left="0" w:firstLine="0"/>
+      </w:pPr>
+      <w:rPr>
+        <w:rFonts w:hint="default"/>
+      </w:rPr>
     </w:lvl>
     <w:lvl w:ilvl="1" w:tplc="8E664914">
       <w:start w:val="2"/>
@@ -6547,15 +7617,19 @@
   <w:abstractNum w:abstractNumId="1" w15:restartNumberingAfterBreak="0">
     <w:nsid w:val="34C774D1"/>
     <w:multiLevelType w:val="hybridMultilevel"/>
-    <w:tmpl w:val="AEC06FC4"/>
-    <w:lvl w:ilvl="0" w:tplc="8166946C">
+    <w:tmpl w:val="FCCA55D8"/>
+    <w:lvl w:ilvl="0" w:tplc="A00ED584">
       <w:start w:val="10"/>
       <w:numFmt w:val="decimal"/>
+      <w:suff w:val="space"/>
       <w:lvlText w:val="%1."/>
       <w:lvlJc w:val="left"/>
       <w:pPr>
-        <w:ind w:left="720" w:hanging="360"/>
-      </w:pPr>
+        <w:ind w:left="0" w:firstLine="0"/>
+      </w:pPr>
+      <w:rPr>
+        <w:rFonts w:hint="default"/>
+      </w:rPr>
     </w:lvl>
     <w:lvl w:ilvl="1" w:tplc="04090019">
       <w:start w:val="1"/>
@@ -6633,15 +7707,19 @@
   <w:abstractNum w:abstractNumId="2" w15:restartNumberingAfterBreak="0">
     <w:nsid w:val="4A4876B7"/>
     <w:multiLevelType w:val="hybridMultilevel"/>
-    <w:tmpl w:val="1F7A0726"/>
-    <w:lvl w:ilvl="0" w:tplc="59B27172">
+    <w:tmpl w:val="F6663C46"/>
+    <w:lvl w:ilvl="0" w:tplc="A8CAD646">
       <w:start w:val="8"/>
       <w:numFmt w:val="decimal"/>
+      <w:suff w:val="space"/>
       <w:lvlText w:val="%1."/>
       <w:lvlJc w:val="left"/>
       <w:pPr>
-        <w:ind w:left="720" w:hanging="360"/>
-      </w:pPr>
+        <w:ind w:left="0" w:firstLine="0"/>
+      </w:pPr>
+      <w:rPr>
+        <w:rFonts w:hint="default"/>
+      </w:rPr>
     </w:lvl>
     <w:lvl w:ilvl="1" w:tplc="04090019">
       <w:start w:val="1"/>
@@ -6950,93 +8028,21 @@
   </w:num>
   <w:num w:numId="3" w16cid:durableId="288358802">
     <w:abstractNumId w:val="0"/>
-    <w:lvlOverride w:ilvl="0">
-      <w:startOverride w:val="1"/>
-    </w:lvlOverride>
-    <w:lvlOverride w:ilvl="1">
-      <w:startOverride w:val="2"/>
-    </w:lvlOverride>
-    <w:lvlOverride w:ilvl="2">
-      <w:startOverride w:val="1"/>
-    </w:lvlOverride>
-    <w:lvlOverride w:ilvl="3">
-      <w:startOverride w:val="1"/>
-    </w:lvlOverride>
-    <w:lvlOverride w:ilvl="4">
-      <w:startOverride w:val="1"/>
-    </w:lvlOverride>
-    <w:lvlOverride w:ilvl="5">
-      <w:startOverride w:val="1"/>
-    </w:lvlOverride>
-    <w:lvlOverride w:ilvl="6">
-      <w:startOverride w:val="1"/>
-    </w:lvlOverride>
-    <w:lvlOverride w:ilvl="7">
-      <w:startOverride w:val="1"/>
-    </w:lvlOverride>
-    <w:lvlOverride w:ilvl="8">
-      <w:startOverride w:val="1"/>
-    </w:lvlOverride>
   </w:num>
   <w:num w:numId="4" w16cid:durableId="1551644736">
     <w:abstractNumId w:val="2"/>
-    <w:lvlOverride w:ilvl="0">
-      <w:startOverride w:val="8"/>
-    </w:lvlOverride>
-    <w:lvlOverride w:ilvl="1">
-      <w:startOverride w:val="1"/>
-    </w:lvlOverride>
-    <w:lvlOverride w:ilvl="2">
-      <w:startOverride w:val="1"/>
-    </w:lvlOverride>
-    <w:lvlOverride w:ilvl="3">
-      <w:startOverride w:val="1"/>
-    </w:lvlOverride>
-    <w:lvlOverride w:ilvl="4">
-      <w:startOverride w:val="1"/>
-    </w:lvlOverride>
-    <w:lvlOverride w:ilvl="5">
-      <w:startOverride w:val="1"/>
-    </w:lvlOverride>
-    <w:lvlOverride w:ilvl="6">
-      <w:startOverride w:val="1"/>
-    </w:lvlOverride>
-    <w:lvlOverride w:ilvl="7">
-      <w:startOverride w:val="1"/>
-    </w:lvlOverride>
-    <w:lvlOverride w:ilvl="8">
-      <w:startOverride w:val="1"/>
-    </w:lvlOverride>
   </w:num>
   <w:num w:numId="5" w16cid:durableId="1947998428">
     <w:abstractNumId w:val="1"/>
-    <w:lvlOverride w:ilvl="0">
-      <w:startOverride w:val="10"/>
-    </w:lvlOverride>
-    <w:lvlOverride w:ilvl="1">
-      <w:startOverride w:val="1"/>
-    </w:lvlOverride>
-    <w:lvlOverride w:ilvl="2">
-      <w:startOverride w:val="1"/>
-    </w:lvlOverride>
-    <w:lvlOverride w:ilvl="3">
-      <w:startOverride w:val="1"/>
-    </w:lvlOverride>
-    <w:lvlOverride w:ilvl="4">
-      <w:startOverride w:val="1"/>
-    </w:lvlOverride>
-    <w:lvlOverride w:ilvl="5">
-      <w:startOverride w:val="1"/>
-    </w:lvlOverride>
-    <w:lvlOverride w:ilvl="6">
-      <w:startOverride w:val="1"/>
-    </w:lvlOverride>
-    <w:lvlOverride w:ilvl="7">
-      <w:startOverride w:val="1"/>
-    </w:lvlOverride>
-    <w:lvlOverride w:ilvl="8">
-      <w:startOverride w:val="1"/>
-    </w:lvlOverride>
+  </w:num>
+  <w:num w:numId="6" w16cid:durableId="1951545399">
+    <w:abstractNumId w:val="2"/>
+  </w:num>
+  <w:num w:numId="7" w16cid:durableId="349333262">
+    <w:abstractNumId w:val="1"/>
+  </w:num>
+  <w:num w:numId="8" w16cid:durableId="1192302861">
+    <w:abstractNumId w:val="0"/>
   </w:num>
 </w:numbering>
 </file>
